--- a/docs/report/InformeReporte_v1.docx
+++ b/docs/report/InformeReporte_v1.docx
@@ -4086,6 +4086,152 @@
       </w:pPr>
       <w:r>
         <w:rPr>
+          <w:noProof/>
+        </w:rPr>
+        <mc:AlternateContent>
+          <mc:Choice Requires="wps">
+            <w:drawing>
+              <wp:anchor distT="0" distB="0" distL="114300" distR="114300" simplePos="0" relativeHeight="251661329" behindDoc="0" locked="0" layoutInCell="1" allowOverlap="1" wp14:anchorId="2E164B5F" wp14:editId="2AF20EAC">
+                <wp:simplePos x="0" y="0"/>
+                <wp:positionH relativeFrom="column">
+                  <wp:posOffset>-276860</wp:posOffset>
+                </wp:positionH>
+                <wp:positionV relativeFrom="paragraph">
+                  <wp:posOffset>5899785</wp:posOffset>
+                </wp:positionV>
+                <wp:extent cx="5674360" cy="635"/>
+                <wp:effectExtent l="0" t="0" r="0" b="0"/>
+                <wp:wrapSquare wrapText="bothSides"/>
+                <wp:docPr id="184447868" name="Cuadro de texto 1"/>
+                <wp:cNvGraphicFramePr/>
+                <a:graphic xmlns:a="http://schemas.openxmlformats.org/drawingml/2006/main">
+                  <a:graphicData uri="http://schemas.microsoft.com/office/word/2010/wordprocessingShape">
+                    <wps:wsp>
+                      <wps:cNvSpPr txBox="1"/>
+                      <wps:spPr>
+                        <a:xfrm>
+                          <a:off x="0" y="0"/>
+                          <a:ext cx="5674360" cy="635"/>
+                        </a:xfrm>
+                        <a:prstGeom prst="rect">
+                          <a:avLst/>
+                        </a:prstGeom>
+                        <a:solidFill>
+                          <a:prstClr val="white"/>
+                        </a:solidFill>
+                        <a:ln>
+                          <a:noFill/>
+                        </a:ln>
+                      </wps:spPr>
+                      <wps:txbx>
+                        <w:txbxContent>
+                          <w:p>
+                            <w:pPr>
+                              <w:pStyle w:val="Descripcin"/>
+                              <w:jc w:val="center"/>
+                              <w:rPr>
+                                <w:rFonts w:ascii="Times New Roman" w:eastAsia="Times New Roman" w:hAnsi="Times New Roman" w:cs="Times New Roman"/>
+                                <w:b/>
+                                <w:bCs/>
+                                <w:noProof/>
+                                <w:lang w:eastAsia="es-419"/>
+                              </w:rPr>
+                            </w:pPr>
+                            <w:r>
+                              <w:t xml:space="preserve">Ilustración </w:t>
+                            </w:r>
+                            <w:r>
+                              <w:fldChar w:fldCharType="begin"/>
+                            </w:r>
+                            <w:r>
+                              <w:instrText xml:space="preserve"> SEQ Ilustración \* ARABIC </w:instrText>
+                            </w:r>
+                            <w:r>
+                              <w:fldChar w:fldCharType="separate"/>
+                            </w:r>
+                            <w:r>
+                              <w:rPr>
+                                <w:noProof/>
+                              </w:rPr>
+                              <w:t>1</w:t>
+                            </w:r>
+                            <w:r>
+                              <w:fldChar w:fldCharType="end"/>
+                            </w:r>
+                            <w:r>
+                              <w:t>. Diagrama de casos de uso</w:t>
+                            </w:r>
+                          </w:p>
+                        </w:txbxContent>
+                      </wps:txbx>
+                      <wps:bodyPr rot="0" spcFirstLastPara="0" vertOverflow="overflow" horzOverflow="overflow" vert="horz" wrap="square" lIns="0" tIns="0" rIns="0" bIns="0" numCol="1" spcCol="0" rtlCol="0" fromWordArt="0" anchor="t" anchorCtr="0" forceAA="0" compatLnSpc="1">
+                        <a:prstTxWarp prst="textNoShape">
+                          <a:avLst/>
+                        </a:prstTxWarp>
+                        <a:spAutoFit/>
+                      </wps:bodyPr>
+                    </wps:wsp>
+                  </a:graphicData>
+                </a:graphic>
+              </wp:anchor>
+            </w:drawing>
+          </mc:Choice>
+          <mc:Fallback>
+            <w:pict>
+              <v:shapetype w14:anchorId="2E164B5F" id="_x0000_t202" coordsize="21600,21600" o:spt="202" path="m,l,21600r21600,l21600,xe">
+                <v:stroke joinstyle="miter"/>
+                <v:path gradientshapeok="t" o:connecttype="rect"/>
+              </v:shapetype>
+              <v:shape id="Cuadro de texto 1" o:spid="_x0000_s1026" type="#_x0000_t202" style="position:absolute;left:0;text-align:left;margin-left:-21.8pt;margin-top:464.55pt;width:446.8pt;height:.05pt;z-index:251661329;visibility:visible;mso-wrap-style:square;mso-wrap-distance-left:9pt;mso-wrap-distance-top:0;mso-wrap-distance-right:9pt;mso-wrap-distance-bottom:0;mso-position-horizontal:absolute;mso-position-horizontal-relative:text;mso-position-vertical:absolute;mso-position-vertical-relative:text;v-text-anchor:top" o:gfxdata="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" stroked="f">
+                <v:textbox style="mso-fit-shape-to-text:t" inset="0,0,0,0">
+                  <w:txbxContent>
+                    <w:p>
+                      <w:pPr>
+                        <w:pStyle w:val="Descripcin"/>
+                        <w:jc w:val="center"/>
+                        <w:rPr>
+                          <w:rFonts w:ascii="Times New Roman" w:eastAsia="Times New Roman" w:hAnsi="Times New Roman" w:cs="Times New Roman"/>
+                          <w:b/>
+                          <w:bCs/>
+                          <w:noProof/>
+                          <w:lang w:eastAsia="es-419"/>
+                        </w:rPr>
+                      </w:pPr>
+                      <w:r>
+                        <w:t xml:space="preserve">Ilustración </w:t>
+                      </w:r>
+                      <w:r>
+                        <w:fldChar w:fldCharType="begin"/>
+                      </w:r>
+                      <w:r>
+                        <w:instrText xml:space="preserve"> SEQ Ilustración \* ARABIC </w:instrText>
+                      </w:r>
+                      <w:r>
+                        <w:fldChar w:fldCharType="separate"/>
+                      </w:r>
+                      <w:r>
+                        <w:rPr>
+                          <w:noProof/>
+                        </w:rPr>
+                        <w:t>1</w:t>
+                      </w:r>
+                      <w:r>
+                        <w:fldChar w:fldCharType="end"/>
+                      </w:r>
+                      <w:r>
+                        <w:t>. Diagrama de casos de uso</w:t>
+                      </w:r>
+                    </w:p>
+                  </w:txbxContent>
+                </v:textbox>
+                <w10:wrap type="square"/>
+              </v:shape>
+            </w:pict>
+          </mc:Fallback>
+        </mc:AlternateContent>
+      </w:r>
+      <w:r>
+        <w:rPr>
           <w:rFonts w:ascii="Times New Roman" w:eastAsia="Times New Roman" w:hAnsi="Times New Roman" w:cs="Times New Roman"/>
           <w:b/>
           <w:bCs/>
@@ -4187,14 +4333,49 @@
           <w:rFonts w:ascii="Times New Roman" w:eastAsia="Times New Roman" w:hAnsi="Times New Roman" w:cs="Times New Roman"/>
           <w:lang w:eastAsia="es-419"/>
         </w:rPr>
-        <w:t xml:space="preserve">En esta sección se presenta el diagrama de casos de uso del sistema software propuesto, </w:t>
+        <w:t xml:space="preserve">En esta sección se presenta el diagrama de casos de uso </w:t>
       </w:r>
       <w:r>
         <w:rPr>
           <w:rFonts w:ascii="Times New Roman" w:eastAsia="Times New Roman" w:hAnsi="Times New Roman" w:cs="Times New Roman"/>
           <w:lang w:eastAsia="es-419"/>
         </w:rPr>
-        <w:t>el cual presenta la interacción entre los usuarios del sistema y las funcionalidades del sistema.</w:t>
+        <w:t>(Ilustración 1) para el</w:t>
+      </w:r>
+      <w:r>
+        <w:rPr>
+          <w:rFonts w:ascii="Times New Roman" w:eastAsia="Times New Roman" w:hAnsi="Times New Roman" w:cs="Times New Roman"/>
+          <w:lang w:eastAsia="es-419"/>
+        </w:rPr>
+        <w:t xml:space="preserve"> software propuesto, </w:t>
+      </w:r>
+      <w:r>
+        <w:rPr>
+          <w:rFonts w:ascii="Times New Roman" w:eastAsia="Times New Roman" w:hAnsi="Times New Roman" w:cs="Times New Roman"/>
+          <w:lang w:eastAsia="es-419"/>
+        </w:rPr>
+        <w:t xml:space="preserve">el cual presenta la interacción entre </w:t>
+      </w:r>
+      <w:r>
+        <w:rPr>
+          <w:rFonts w:ascii="Times New Roman" w:eastAsia="Times New Roman" w:hAnsi="Times New Roman" w:cs="Times New Roman"/>
+          <w:lang w:eastAsia="es-419"/>
+        </w:rPr>
+        <w:t xml:space="preserve">el </w:t>
+      </w:r>
+      <w:r>
+        <w:rPr>
+          <w:rFonts w:ascii="Times New Roman" w:eastAsia="Times New Roman" w:hAnsi="Times New Roman" w:cs="Times New Roman"/>
+          <w:lang w:eastAsia="es-419"/>
+        </w:rPr>
+        <w:t xml:space="preserve">usuario </w:t>
+      </w:r>
+      <w:r>
+        <w:rPr>
+          <w:rFonts w:ascii="Times New Roman" w:eastAsia="Times New Roman" w:hAnsi="Times New Roman" w:cs="Times New Roman"/>
+          <w:lang w:eastAsia="es-419"/>
+        </w:rPr>
+        <w:t>y sistema.</w:t>
       </w:r>
     </w:p>
     <w:p>
@@ -4215,6 +4396,54 @@
           <w:rFonts w:ascii="Times New Roman" w:eastAsia="Times New Roman" w:hAnsi="Times New Roman" w:cs="Times New Roman"/>
           <w:b/>
           <w:bCs/>
+          <w:lang w:eastAsia="es-419"/>
+        </w:rPr>
+      </w:pPr>
+    </w:p>
+    <w:p>
+      <w:pPr>
+        <w:jc w:val="both"/>
+        <w:rPr>
+          <w:rFonts w:ascii="Times New Roman" w:eastAsia="Times New Roman" w:hAnsi="Times New Roman" w:cs="Times New Roman"/>
+          <w:b/>
+          <w:bCs/>
+          <w:lang w:eastAsia="es-419"/>
+        </w:rPr>
+      </w:pPr>
+    </w:p>
+    <w:p>
+      <w:pPr>
+        <w:jc w:val="both"/>
+        <w:rPr>
+          <w:rFonts w:ascii="Times New Roman" w:eastAsia="Times New Roman" w:hAnsi="Times New Roman" w:cs="Times New Roman"/>
+          <w:b/>
+          <w:bCs/>
+          <w:lang w:eastAsia="es-419"/>
+        </w:rPr>
+      </w:pPr>
+    </w:p>
+    <w:p>
+      <w:pPr>
+        <w:jc w:val="both"/>
+        <w:rPr>
+          <w:rFonts w:ascii="Times New Roman" w:eastAsia="Times New Roman" w:hAnsi="Times New Roman" w:cs="Times New Roman"/>
+          <w:lang w:eastAsia="es-419"/>
+        </w:rPr>
+      </w:pPr>
+      <w:r>
+        <w:rPr>
+          <w:rFonts w:ascii="Times New Roman" w:eastAsia="Times New Roman" w:hAnsi="Times New Roman" w:cs="Times New Roman"/>
+          <w:lang w:eastAsia="es-419"/>
+        </w:rPr>
+        <w:lastRenderedPageBreak/>
+        <w:t>Mapa Navegacional</w:t>
+      </w:r>
+    </w:p>
+    <w:p>
+      <w:pPr>
+        <w:jc w:val="both"/>
+        <w:rPr>
+          <w:rFonts w:ascii="Times New Roman" w:eastAsia="Times New Roman" w:hAnsi="Times New Roman" w:cs="Times New Roman"/>
           <w:lang w:eastAsia="es-419"/>
         </w:rPr>
       </w:pPr>
@@ -4266,7 +4495,6 @@
           <w:sz w:val="26"/>
           <w:szCs w:val="26"/>
         </w:rPr>
-        <w:lastRenderedPageBreak/>
         <w:t>Gestión</w:t>
       </w:r>
       <w:r>
@@ -4372,7 +4600,31 @@
         <w:rPr>
           <w:rFonts w:ascii="Times New Roman" w:hAnsi="Times New Roman" w:cs="Times New Roman"/>
         </w:rPr>
-        <w:t xml:space="preserve">” Disponible en: </w:t>
+        <w:t>”</w:t>
+      </w:r>
+      <w:r>
+        <w:rPr>
+          <w:rFonts w:ascii="Times New Roman" w:hAnsi="Times New Roman" w:cs="Times New Roman"/>
+        </w:rPr>
+        <w:t xml:space="preserve"> (Ilustración </w:t>
+      </w:r>
+      <w:r>
+        <w:rPr>
+          <w:rFonts w:ascii="Times New Roman" w:hAnsi="Times New Roman" w:cs="Times New Roman"/>
+        </w:rPr>
+        <w:t>3</w:t>
+      </w:r>
+      <w:r>
+        <w:rPr>
+          <w:rFonts w:ascii="Times New Roman" w:hAnsi="Times New Roman" w:cs="Times New Roman"/>
+        </w:rPr>
+        <w:t>)</w:t>
+      </w:r>
+      <w:r>
+        <w:rPr>
+          <w:rFonts w:ascii="Times New Roman" w:hAnsi="Times New Roman" w:cs="Times New Roman"/>
+        </w:rPr>
+        <w:t xml:space="preserve"> Disponible en: </w:t>
       </w:r>
       <w:hyperlink r:id="rId10" w:history="1">
         <w:r>
@@ -4400,7 +4652,19 @@
         <w:rPr>
           <w:rFonts w:ascii="Times New Roman" w:hAnsi="Times New Roman" w:cs="Times New Roman"/>
         </w:rPr>
-        <w:t>Dentro de esta organización se establecieron repositorios para cada uno de los proyectos desarrollados, incluyendo:</w:t>
+        <w:t xml:space="preserve">Dentro de esta organización se </w:t>
+      </w:r>
+      <w:r>
+        <w:rPr>
+          <w:rFonts w:ascii="Times New Roman" w:hAnsi="Times New Roman" w:cs="Times New Roman"/>
+        </w:rPr>
+        <w:t>crearon</w:t>
+      </w:r>
+      <w:r>
+        <w:rPr>
+          <w:rFonts w:ascii="Times New Roman" w:hAnsi="Times New Roman" w:cs="Times New Roman"/>
+        </w:rPr>
+        <w:t xml:space="preserve"> repositorios para cada uno de los proyectos desarrollados, incluyendo:</w:t>
       </w:r>
     </w:p>
     <w:p>
@@ -4519,10 +4783,117 @@
       </w:pPr>
       <w:r>
         <w:rPr>
-          <w:rFonts w:ascii="Times New Roman" w:hAnsi="Times New Roman" w:cs="Times New Roman"/>
+          <w:noProof/>
+        </w:rPr>
+        <mc:AlternateContent>
+          <mc:Choice Requires="wps">
+            <w:drawing>
+              <wp:anchor distT="0" distB="0" distL="114300" distR="114300" simplePos="0" relativeHeight="251663377" behindDoc="0" locked="0" layoutInCell="1" allowOverlap="1" wp14:anchorId="1914FCA7" wp14:editId="2D268DB7">
+                <wp:simplePos x="0" y="0"/>
+                <wp:positionH relativeFrom="column">
+                  <wp:posOffset>-1080135</wp:posOffset>
+                </wp:positionH>
+                <wp:positionV relativeFrom="paragraph">
+                  <wp:posOffset>2753995</wp:posOffset>
+                </wp:positionV>
+                <wp:extent cx="7616825" cy="635"/>
+                <wp:effectExtent l="0" t="0" r="0" b="0"/>
+                <wp:wrapSquare wrapText="bothSides"/>
+                <wp:docPr id="276468367" name="Cuadro de texto 1"/>
+                <wp:cNvGraphicFramePr/>
+                <a:graphic xmlns:a="http://schemas.openxmlformats.org/drawingml/2006/main">
+                  <a:graphicData uri="http://schemas.microsoft.com/office/word/2010/wordprocessingShape">
+                    <wps:wsp>
+                      <wps:cNvSpPr txBox="1"/>
+                      <wps:spPr>
+                        <a:xfrm>
+                          <a:off x="0" y="0"/>
+                          <a:ext cx="7616825" cy="635"/>
+                        </a:xfrm>
+                        <a:prstGeom prst="rect">
+                          <a:avLst/>
+                        </a:prstGeom>
+                        <a:solidFill>
+                          <a:prstClr val="white"/>
+                        </a:solidFill>
+                        <a:ln>
+                          <a:noFill/>
+                        </a:ln>
+                      </wps:spPr>
+                      <wps:txbx>
+                        <w:txbxContent>
+                          <w:p>
+                            <w:pPr>
+                              <w:pStyle w:val="Descripcin"/>
+                              <w:jc w:val="center"/>
+                              <w:rPr>
+                                <w:rFonts w:ascii="Times New Roman" w:hAnsi="Times New Roman" w:cs="Times New Roman"/>
+                                <w:noProof/>
+                              </w:rPr>
+                            </w:pPr>
+                            <w:r>
+                              <w:t xml:space="preserve">Ilustración </w:t>
+                            </w:r>
+                            <w:r>
+                              <w:t>3</w:t>
+                            </w:r>
+                            <w:r>
+                              <w:t>. Organización XIX202607 creada en GitHub</w:t>
+                            </w:r>
+                          </w:p>
+                        </w:txbxContent>
+                      </wps:txbx>
+                      <wps:bodyPr rot="0" spcFirstLastPara="0" vertOverflow="overflow" horzOverflow="overflow" vert="horz" wrap="square" lIns="0" tIns="0" rIns="0" bIns="0" numCol="1" spcCol="0" rtlCol="0" fromWordArt="0" anchor="t" anchorCtr="0" forceAA="0" compatLnSpc="1">
+                        <a:prstTxWarp prst="textNoShape">
+                          <a:avLst/>
+                        </a:prstTxWarp>
+                        <a:spAutoFit/>
+                      </wps:bodyPr>
+                    </wps:wsp>
+                  </a:graphicData>
+                </a:graphic>
+              </wp:anchor>
+            </w:drawing>
+          </mc:Choice>
+          <mc:Fallback>
+            <w:pict>
+              <v:shape w14:anchorId="1914FCA7" id="_x0000_s1027" type="#_x0000_t202" style="position:absolute;margin-left:-85.05pt;margin-top:216.85pt;width:599.75pt;height:.05pt;z-index:251663377;visibility:visible;mso-wrap-style:square;mso-wrap-distance-left:9pt;mso-wrap-distance-top:0;mso-wrap-distance-right:9pt;mso-wrap-distance-bottom:0;mso-position-horizontal:absolute;mso-position-horizontal-relative:text;mso-position-vertical:absolute;mso-position-vertical-relative:text;v-text-anchor:top" o:gfxdata="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" stroked="f">
+                <v:textbox style="mso-fit-shape-to-text:t" inset="0,0,0,0">
+                  <w:txbxContent>
+                    <w:p>
+                      <w:pPr>
+                        <w:pStyle w:val="Descripcin"/>
+                        <w:jc w:val="center"/>
+                        <w:rPr>
+                          <w:rFonts w:ascii="Times New Roman" w:hAnsi="Times New Roman" w:cs="Times New Roman"/>
+                          <w:noProof/>
+                        </w:rPr>
+                      </w:pPr>
+                      <w:r>
+                        <w:t xml:space="preserve">Ilustración </w:t>
+                      </w:r>
+                      <w:r>
+                        <w:t>3</w:t>
+                      </w:r>
+                      <w:r>
+                        <w:t>. Organización XIX202607 creada en GitHub</w:t>
+                      </w:r>
+                    </w:p>
+                  </w:txbxContent>
+                </v:textbox>
+                <w10:wrap type="square"/>
+              </v:shape>
+            </w:pict>
+          </mc:Fallback>
+        </mc:AlternateContent>
+      </w:r>
+      <w:r>
+        <w:rPr>
+          <w:rFonts w:ascii="Times New Roman" w:hAnsi="Times New Roman" w:cs="Times New Roman"/>
+          <w:noProof/>
         </w:rPr>
         <w:drawing>
-          <wp:anchor distT="0" distB="0" distL="114300" distR="114300" simplePos="0" relativeHeight="251659264" behindDoc="0" locked="0" layoutInCell="1" allowOverlap="1" wp14:anchorId="19455B2B" wp14:editId="7C5DEC9C">
+          <wp:anchor distT="0" distB="0" distL="114300" distR="114300" simplePos="0" relativeHeight="251659281" behindDoc="0" locked="0" layoutInCell="1" allowOverlap="1" wp14:anchorId="19455B2B" wp14:editId="7C5DEC9C">
             <wp:simplePos x="0" y="0"/>
             <wp:positionH relativeFrom="page">
               <wp:align>left</wp:align>
@@ -4594,41 +4965,6 @@
     </w:p>
     <w:p>
       <w:pPr>
-        <w:rPr>
-          <w:rFonts w:ascii="Times New Roman" w:hAnsi="Times New Roman" w:cs="Times New Roman"/>
-        </w:rPr>
-      </w:pPr>
-    </w:p>
-    <w:p>
-      <w:pPr>
-        <w:rPr>
-          <w:rFonts w:ascii="Times New Roman" w:hAnsi="Times New Roman" w:cs="Times New Roman"/>
-        </w:rPr>
-      </w:pPr>
-    </w:p>
-    <w:p>
-      <w:pPr>
-        <w:rPr>
-          <w:rFonts w:ascii="Times New Roman" w:hAnsi="Times New Roman" w:cs="Times New Roman"/>
-        </w:rPr>
-      </w:pPr>
-    </w:p>
-    <w:p>
-      <w:pPr>
-        <w:rPr>
-          <w:rFonts w:ascii="Times New Roman" w:hAnsi="Times New Roman" w:cs="Times New Roman"/>
-        </w:rPr>
-      </w:pPr>
-    </w:p>
-    <w:p>
-      <w:pPr>
-        <w:rPr>
-          <w:rFonts w:ascii="Times New Roman" w:hAnsi="Times New Roman" w:cs="Times New Roman"/>
-        </w:rPr>
-      </w:pPr>
-    </w:p>
-    <w:p>
-      <w:pPr>
         <w:pStyle w:val="Ttulo2"/>
         <w:numPr>
           <w:ilvl w:val="1"/>
@@ -4701,6 +5037,124 @@
           <w:lang w:eastAsia="es-419"/>
         </w:rPr>
       </w:pPr>
+      <w:r>
+        <w:rPr>
+          <w:noProof/>
+        </w:rPr>
+        <mc:AlternateContent>
+          <mc:Choice Requires="wps">
+            <w:drawing>
+              <wp:anchor distT="0" distB="0" distL="114300" distR="114300" simplePos="0" relativeHeight="251665425" behindDoc="0" locked="0" layoutInCell="1" allowOverlap="1" wp14:anchorId="1DB1C5AF" wp14:editId="43002392">
+                <wp:simplePos x="0" y="0"/>
+                <wp:positionH relativeFrom="column">
+                  <wp:posOffset>-977900</wp:posOffset>
+                </wp:positionH>
+                <wp:positionV relativeFrom="paragraph">
+                  <wp:posOffset>4171315</wp:posOffset>
+                </wp:positionV>
+                <wp:extent cx="7355205" cy="635"/>
+                <wp:effectExtent l="0" t="0" r="0" b="0"/>
+                <wp:wrapSquare wrapText="bothSides"/>
+                <wp:docPr id="2003208812" name="Cuadro de texto 1"/>
+                <wp:cNvGraphicFramePr/>
+                <a:graphic xmlns:a="http://schemas.openxmlformats.org/drawingml/2006/main">
+                  <a:graphicData uri="http://schemas.microsoft.com/office/word/2010/wordprocessingShape">
+                    <wps:wsp>
+                      <wps:cNvSpPr txBox="1"/>
+                      <wps:spPr>
+                        <a:xfrm>
+                          <a:off x="0" y="0"/>
+                          <a:ext cx="7355205" cy="635"/>
+                        </a:xfrm>
+                        <a:prstGeom prst="rect">
+                          <a:avLst/>
+                        </a:prstGeom>
+                        <a:solidFill>
+                          <a:prstClr val="white"/>
+                        </a:solidFill>
+                        <a:ln>
+                          <a:noFill/>
+                        </a:ln>
+                      </wps:spPr>
+                      <wps:txbx>
+                        <w:txbxContent>
+                          <w:p>
+                            <w:pPr>
+                              <w:pStyle w:val="Descripcin"/>
+                              <w:jc w:val="center"/>
+                              <w:rPr>
+                                <w:rFonts w:ascii="Times New Roman" w:eastAsia="Times New Roman" w:hAnsi="Times New Roman" w:cs="Times New Roman"/>
+                                <w:b/>
+                                <w:bCs/>
+                                <w:noProof/>
+                                <w:lang w:eastAsia="es-419"/>
+                              </w:rPr>
+                            </w:pPr>
+                            <w:r>
+                              <w:t xml:space="preserve">Ilustración </w:t>
+                            </w:r>
+                            <w:r>
+                              <w:t>4</w:t>
+                            </w:r>
+                            <w:r>
+                              <w:t xml:space="preserve">. </w:t>
+                            </w:r>
+                            <w:r>
+                              <w:t>Diagrama C4 — Nivel 1: Contexto del Sistema de Gestión de Firmware</w:t>
+                            </w:r>
+                          </w:p>
+                        </w:txbxContent>
+                      </wps:txbx>
+                      <wps:bodyPr rot="0" spcFirstLastPara="0" vertOverflow="overflow" horzOverflow="overflow" vert="horz" wrap="square" lIns="0" tIns="0" rIns="0" bIns="0" numCol="1" spcCol="0" rtlCol="0" fromWordArt="0" anchor="t" anchorCtr="0" forceAA="0" compatLnSpc="1">
+                        <a:prstTxWarp prst="textNoShape">
+                          <a:avLst/>
+                        </a:prstTxWarp>
+                        <a:spAutoFit/>
+                      </wps:bodyPr>
+                    </wps:wsp>
+                  </a:graphicData>
+                </a:graphic>
+              </wp:anchor>
+            </w:drawing>
+          </mc:Choice>
+          <mc:Fallback>
+            <w:pict>
+              <v:shape w14:anchorId="1DB1C5AF" id="_x0000_s1028" type="#_x0000_t202" style="position:absolute;left:0;text-align:left;margin-left:-77pt;margin-top:328.45pt;width:579.15pt;height:.05pt;z-index:251665425;visibility:visible;mso-wrap-style:square;mso-wrap-distance-left:9pt;mso-wrap-distance-top:0;mso-wrap-distance-right:9pt;mso-wrap-distance-bottom:0;mso-position-horizontal:absolute;mso-position-horizontal-relative:text;mso-position-vertical:absolute;mso-position-vertical-relative:text;v-text-anchor:top" o:gfxdata="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" stroked="f">
+                <v:textbox style="mso-fit-shape-to-text:t" inset="0,0,0,0">
+                  <w:txbxContent>
+                    <w:p>
+                      <w:pPr>
+                        <w:pStyle w:val="Descripcin"/>
+                        <w:jc w:val="center"/>
+                        <w:rPr>
+                          <w:rFonts w:ascii="Times New Roman" w:eastAsia="Times New Roman" w:hAnsi="Times New Roman" w:cs="Times New Roman"/>
+                          <w:b/>
+                          <w:bCs/>
+                          <w:noProof/>
+                          <w:lang w:eastAsia="es-419"/>
+                        </w:rPr>
+                      </w:pPr>
+                      <w:r>
+                        <w:t xml:space="preserve">Ilustración </w:t>
+                      </w:r>
+                      <w:r>
+                        <w:t>4</w:t>
+                      </w:r>
+                      <w:r>
+                        <w:t xml:space="preserve">. </w:t>
+                      </w:r>
+                      <w:r>
+                        <w:t>Diagrama C4 — Nivel 1: Contexto del Sistema de Gestión de Firmware</w:t>
+                      </w:r>
+                    </w:p>
+                  </w:txbxContent>
+                </v:textbox>
+                <w10:wrap type="square"/>
+              </v:shape>
+            </w:pict>
+          </mc:Fallback>
+        </mc:AlternateContent>
+      </w:r>
       <w:r>
         <w:rPr>
           <w:rFonts w:ascii="Times New Roman" w:eastAsia="Times New Roman" w:hAnsi="Times New Roman" w:cs="Times New Roman"/>
@@ -4781,7 +5235,7 @@
     </w:p>
     <w:p>
       <w:pPr>
-        <w:ind w:firstLine="708"/>
+        <w:ind w:left="143" w:firstLine="708"/>
         <w:jc w:val="both"/>
         <w:rPr>
           <w:rFonts w:ascii="Times New Roman" w:eastAsia="Times New Roman" w:hAnsi="Times New Roman" w:cs="Times New Roman"/>
@@ -4790,13 +5244,146 @@
           <w:lang w:eastAsia="es-419"/>
         </w:rPr>
       </w:pPr>
-      <w:r>
+    </w:p>
+    <w:p>
+      <w:pPr>
+        <w:ind w:left="143" w:firstLine="708"/>
+        <w:jc w:val="both"/>
         <w:rPr>
           <w:rFonts w:ascii="Times New Roman" w:eastAsia="Times New Roman" w:hAnsi="Times New Roman" w:cs="Times New Roman"/>
           <w:b/>
           <w:bCs/>
           <w:lang w:eastAsia="es-419"/>
         </w:rPr>
+      </w:pPr>
+    </w:p>
+    <w:p>
+      <w:pPr>
+        <w:ind w:left="143" w:firstLine="708"/>
+        <w:jc w:val="both"/>
+        <w:rPr>
+          <w:rFonts w:ascii="Times New Roman" w:eastAsia="Times New Roman" w:hAnsi="Times New Roman" w:cs="Times New Roman"/>
+          <w:b/>
+          <w:bCs/>
+          <w:lang w:eastAsia="es-419"/>
+        </w:rPr>
+      </w:pPr>
+    </w:p>
+    <w:p>
+      <w:pPr>
+        <w:ind w:left="143" w:firstLine="708"/>
+        <w:jc w:val="both"/>
+        <w:rPr>
+          <w:rFonts w:ascii="Times New Roman" w:eastAsia="Times New Roman" w:hAnsi="Times New Roman" w:cs="Times New Roman"/>
+          <w:b/>
+          <w:bCs/>
+          <w:lang w:eastAsia="es-419"/>
+        </w:rPr>
+      </w:pPr>
+    </w:p>
+    <w:p>
+      <w:pPr>
+        <w:ind w:left="143" w:firstLine="708"/>
+        <w:jc w:val="both"/>
+        <w:rPr>
+          <w:rFonts w:ascii="Times New Roman" w:eastAsia="Times New Roman" w:hAnsi="Times New Roman" w:cs="Times New Roman"/>
+          <w:b/>
+          <w:bCs/>
+          <w:lang w:eastAsia="es-419"/>
+        </w:rPr>
+      </w:pPr>
+    </w:p>
+    <w:p>
+      <w:pPr>
+        <w:ind w:left="143" w:firstLine="708"/>
+        <w:jc w:val="both"/>
+        <w:rPr>
+          <w:rFonts w:ascii="Times New Roman" w:eastAsia="Times New Roman" w:hAnsi="Times New Roman" w:cs="Times New Roman"/>
+          <w:b/>
+          <w:bCs/>
+          <w:lang w:eastAsia="es-419"/>
+        </w:rPr>
+      </w:pPr>
+    </w:p>
+    <w:p>
+      <w:pPr>
+        <w:ind w:left="143" w:firstLine="708"/>
+        <w:jc w:val="both"/>
+        <w:rPr>
+          <w:rFonts w:ascii="Times New Roman" w:eastAsia="Times New Roman" w:hAnsi="Times New Roman" w:cs="Times New Roman"/>
+          <w:b/>
+          <w:bCs/>
+          <w:lang w:eastAsia="es-419"/>
+        </w:rPr>
+      </w:pPr>
+    </w:p>
+    <w:p>
+      <w:pPr>
+        <w:ind w:left="143" w:firstLine="708"/>
+        <w:jc w:val="both"/>
+        <w:rPr>
+          <w:rFonts w:ascii="Times New Roman" w:eastAsia="Times New Roman" w:hAnsi="Times New Roman" w:cs="Times New Roman"/>
+          <w:b/>
+          <w:bCs/>
+          <w:lang w:eastAsia="es-419"/>
+        </w:rPr>
+      </w:pPr>
+    </w:p>
+    <w:p>
+      <w:pPr>
+        <w:ind w:left="143" w:firstLine="708"/>
+        <w:jc w:val="both"/>
+        <w:rPr>
+          <w:rFonts w:ascii="Times New Roman" w:eastAsia="Times New Roman" w:hAnsi="Times New Roman" w:cs="Times New Roman"/>
+          <w:b/>
+          <w:bCs/>
+          <w:lang w:eastAsia="es-419"/>
+        </w:rPr>
+      </w:pPr>
+    </w:p>
+    <w:p>
+      <w:pPr>
+        <w:ind w:left="143" w:firstLine="708"/>
+        <w:jc w:val="both"/>
+        <w:rPr>
+          <w:rFonts w:ascii="Times New Roman" w:eastAsia="Times New Roman" w:hAnsi="Times New Roman" w:cs="Times New Roman"/>
+          <w:b/>
+          <w:bCs/>
+          <w:lang w:eastAsia="es-419"/>
+        </w:rPr>
+      </w:pPr>
+    </w:p>
+    <w:p>
+      <w:pPr>
+        <w:ind w:left="143" w:firstLine="708"/>
+        <w:jc w:val="both"/>
+        <w:rPr>
+          <w:rFonts w:ascii="Times New Roman" w:eastAsia="Times New Roman" w:hAnsi="Times New Roman" w:cs="Times New Roman"/>
+          <w:b/>
+          <w:bCs/>
+          <w:lang w:eastAsia="es-419"/>
+        </w:rPr>
+      </w:pPr>
+    </w:p>
+    <w:p>
+      <w:pPr>
+        <w:ind w:firstLine="708"/>
+        <w:jc w:val="both"/>
+        <w:rPr>
+          <w:rFonts w:ascii="Times New Roman" w:eastAsia="Times New Roman" w:hAnsi="Times New Roman" w:cs="Times New Roman"/>
+          <w:b/>
+          <w:bCs/>
+          <w:lang w:eastAsia="es-419"/>
+        </w:rPr>
+      </w:pPr>
+      <w:r>
+        <w:rPr>
+          <w:rFonts w:ascii="Times New Roman" w:eastAsia="Times New Roman" w:hAnsi="Times New Roman" w:cs="Times New Roman"/>
+          <w:b/>
+          <w:bCs/>
+          <w:lang w:eastAsia="es-419"/>
+        </w:rPr>
+        <w:lastRenderedPageBreak/>
         <w:t>Diseño de la base de datos</w:t>
       </w:r>
     </w:p>
@@ -4824,6 +5411,114 @@
           <w:lang w:eastAsia="es-419"/>
         </w:rPr>
       </w:pPr>
+      <w:r>
+        <w:rPr>
+          <w:noProof/>
+        </w:rPr>
+        <mc:AlternateContent>
+          <mc:Choice Requires="wps">
+            <w:drawing>
+              <wp:anchor distT="0" distB="0" distL="114300" distR="114300" simplePos="0" relativeHeight="251670545" behindDoc="0" locked="0" layoutInCell="1" allowOverlap="1" wp14:anchorId="2471B90A" wp14:editId="6D043132">
+                <wp:simplePos x="0" y="0"/>
+                <wp:positionH relativeFrom="column">
+                  <wp:posOffset>-481330</wp:posOffset>
+                </wp:positionH>
+                <wp:positionV relativeFrom="paragraph">
+                  <wp:posOffset>3082925</wp:posOffset>
+                </wp:positionV>
+                <wp:extent cx="6200775" cy="635"/>
+                <wp:effectExtent l="0" t="0" r="0" b="0"/>
+                <wp:wrapSquare wrapText="bothSides"/>
+                <wp:docPr id="1672197032" name="Cuadro de texto 1"/>
+                <wp:cNvGraphicFramePr/>
+                <a:graphic xmlns:a="http://schemas.openxmlformats.org/drawingml/2006/main">
+                  <a:graphicData uri="http://schemas.microsoft.com/office/word/2010/wordprocessingShape">
+                    <wps:wsp>
+                      <wps:cNvSpPr txBox="1"/>
+                      <wps:spPr>
+                        <a:xfrm>
+                          <a:off x="0" y="0"/>
+                          <a:ext cx="6200775" cy="635"/>
+                        </a:xfrm>
+                        <a:prstGeom prst="rect">
+                          <a:avLst/>
+                        </a:prstGeom>
+                        <a:solidFill>
+                          <a:prstClr val="white"/>
+                        </a:solidFill>
+                        <a:ln>
+                          <a:noFill/>
+                        </a:ln>
+                      </wps:spPr>
+                      <wps:txbx>
+                        <w:txbxContent>
+                          <w:p>
+                            <w:pPr>
+                              <w:pStyle w:val="Descripcin"/>
+                              <w:jc w:val="center"/>
+                              <w:rPr>
+                                <w:rFonts w:ascii="Times New Roman" w:eastAsia="Times New Roman" w:hAnsi="Times New Roman" w:cs="Times New Roman"/>
+                                <w:noProof/>
+                                <w:lang w:eastAsia="es-419"/>
+                              </w:rPr>
+                            </w:pPr>
+                            <w:r>
+                              <w:t>Ilustración</w:t>
+                            </w:r>
+                            <w:r>
+                              <w:t xml:space="preserve"> 5</w:t>
+                            </w:r>
+                            <w:r>
+                              <w:t>. Diseño conceptual (MER)</w:t>
+                            </w:r>
+                          </w:p>
+                        </w:txbxContent>
+                      </wps:txbx>
+                      <wps:bodyPr rot="0" spcFirstLastPara="0" vertOverflow="overflow" horzOverflow="overflow" vert="horz" wrap="square" lIns="0" tIns="0" rIns="0" bIns="0" numCol="1" spcCol="0" rtlCol="0" fromWordArt="0" anchor="t" anchorCtr="0" forceAA="0" compatLnSpc="1">
+                        <a:prstTxWarp prst="textNoShape">
+                          <a:avLst/>
+                        </a:prstTxWarp>
+                        <a:spAutoFit/>
+                      </wps:bodyPr>
+                    </wps:wsp>
+                  </a:graphicData>
+                </a:graphic>
+              </wp:anchor>
+            </w:drawing>
+          </mc:Choice>
+          <mc:Fallback>
+            <w:pict>
+              <v:shape w14:anchorId="2471B90A" id="_x0000_s1029" type="#_x0000_t202" style="position:absolute;left:0;text-align:left;margin-left:-37.9pt;margin-top:242.75pt;width:488.25pt;height:.05pt;z-index:251670545;visibility:visible;mso-wrap-style:square;mso-wrap-distance-left:9pt;mso-wrap-distance-top:0;mso-wrap-distance-right:9pt;mso-wrap-distance-bottom:0;mso-position-horizontal:absolute;mso-position-horizontal-relative:text;mso-position-vertical:absolute;mso-position-vertical-relative:text;v-text-anchor:top" o:gfxdata="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" stroked="f">
+                <v:textbox style="mso-fit-shape-to-text:t" inset="0,0,0,0">
+                  <w:txbxContent>
+                    <w:p>
+                      <w:pPr>
+                        <w:pStyle w:val="Descripcin"/>
+                        <w:jc w:val="center"/>
+                        <w:rPr>
+                          <w:rFonts w:ascii="Times New Roman" w:eastAsia="Times New Roman" w:hAnsi="Times New Roman" w:cs="Times New Roman"/>
+                          <w:noProof/>
+                          <w:lang w:eastAsia="es-419"/>
+                        </w:rPr>
+                      </w:pPr>
+                      <w:r>
+                        <w:t>Ilustración</w:t>
+                      </w:r>
+                      <w:r>
+                        <w:t xml:space="preserve"> 5</w:t>
+                      </w:r>
+                      <w:r>
+                        <w:t>. Diseño conceptual (MER)</w:t>
+                      </w:r>
+                    </w:p>
+                  </w:txbxContent>
+                </v:textbox>
+                <w10:wrap type="square"/>
+              </v:shape>
+            </w:pict>
+          </mc:Fallback>
+        </mc:AlternateContent>
+      </w:r>
       <w:r>
         <w:rPr>
           <w:rFonts w:ascii="Times New Roman" w:eastAsia="Times New Roman" w:hAnsi="Times New Roman" w:cs="Times New Roman"/>
@@ -4832,9 +5527,17 @@
           <w14:ligatures w14:val="standardContextual"/>
         </w:rPr>
         <w:drawing>
-          <wp:inline distT="0" distB="0" distL="0" distR="0" wp14:anchorId="4D412AB1" wp14:editId="033C28D8">
-            <wp:extent cx="5400040" cy="2372360"/>
-            <wp:effectExtent l="0" t="0" r="0" b="8890"/>
+          <wp:anchor distT="0" distB="0" distL="114300" distR="114300" simplePos="0" relativeHeight="251676160" behindDoc="0" locked="0" layoutInCell="1" allowOverlap="1" wp14:anchorId="4D412AB1" wp14:editId="53292E06">
+            <wp:simplePos x="0" y="0"/>
+            <wp:positionH relativeFrom="margin">
+              <wp:posOffset>-481330</wp:posOffset>
+            </wp:positionH>
+            <wp:positionV relativeFrom="paragraph">
+              <wp:posOffset>301625</wp:posOffset>
+            </wp:positionV>
+            <wp:extent cx="6200775" cy="2724150"/>
+            <wp:effectExtent l="0" t="0" r="9525" b="0"/>
+            <wp:wrapSquare wrapText="bothSides"/>
             <wp:docPr id="1398700564" name="Imagen 1"/>
             <wp:cNvGraphicFramePr>
               <a:graphicFrameLocks xmlns:a="http://schemas.openxmlformats.org/drawingml/2006/main" noChangeAspect="1"/>
@@ -4861,7 +5564,7 @@
                   <pic:spPr>
                     <a:xfrm>
                       <a:off x="0" y="0"/>
-                      <a:ext cx="5400040" cy="2372360"/>
+                      <a:ext cx="6200775" cy="2724150"/>
                     </a:xfrm>
                     <a:prstGeom prst="rect">
                       <a:avLst/>
@@ -4870,7 +5573,13 @@
                 </pic:pic>
               </a:graphicData>
             </a:graphic>
-          </wp:inline>
+            <wp14:sizeRelH relativeFrom="page">
+              <wp14:pctWidth>0</wp14:pctWidth>
+            </wp14:sizeRelH>
+            <wp14:sizeRelV relativeFrom="page">
+              <wp14:pctHeight>0</wp14:pctHeight>
+            </wp14:sizeRelV>
+          </wp:anchor>
         </w:drawing>
       </w:r>
     </w:p>
@@ -4885,6 +5594,150 @@
           <w:lang w:eastAsia="es-419"/>
         </w:rPr>
       </w:pPr>
+    </w:p>
+    <w:p>
+      <w:pPr>
+        <w:tabs>
+          <w:tab w:val="num" w:pos="720"/>
+        </w:tabs>
+        <w:jc w:val="both"/>
+        <w:rPr>
+          <w:rFonts w:ascii="Times New Roman" w:eastAsia="Times New Roman" w:hAnsi="Times New Roman" w:cs="Times New Roman"/>
+          <w:lang w:eastAsia="es-419"/>
+        </w:rPr>
+      </w:pPr>
+    </w:p>
+    <w:p>
+      <w:pPr>
+        <w:tabs>
+          <w:tab w:val="num" w:pos="720"/>
+        </w:tabs>
+        <w:jc w:val="both"/>
+        <w:rPr>
+          <w:rFonts w:ascii="Times New Roman" w:eastAsia="Times New Roman" w:hAnsi="Times New Roman" w:cs="Times New Roman"/>
+          <w:lang w:eastAsia="es-419"/>
+        </w:rPr>
+      </w:pPr>
+    </w:p>
+    <w:p>
+      <w:pPr>
+        <w:tabs>
+          <w:tab w:val="num" w:pos="720"/>
+        </w:tabs>
+        <w:jc w:val="both"/>
+        <w:rPr>
+          <w:rFonts w:ascii="Times New Roman" w:eastAsia="Times New Roman" w:hAnsi="Times New Roman" w:cs="Times New Roman"/>
+          <w:lang w:eastAsia="es-419"/>
+        </w:rPr>
+      </w:pPr>
+      <w:r>
+        <w:rPr>
+          <w:noProof/>
+        </w:rPr>
+        <mc:AlternateContent>
+          <mc:Choice Requires="wps">
+            <w:drawing>
+              <wp:anchor distT="0" distB="0" distL="114300" distR="114300" simplePos="0" relativeHeight="251672593" behindDoc="0" locked="0" layoutInCell="1" allowOverlap="1" wp14:anchorId="288CA508" wp14:editId="6DFE5DC4">
+                <wp:simplePos x="0" y="0"/>
+                <wp:positionH relativeFrom="column">
+                  <wp:posOffset>-410845</wp:posOffset>
+                </wp:positionH>
+                <wp:positionV relativeFrom="paragraph">
+                  <wp:posOffset>2503170</wp:posOffset>
+                </wp:positionV>
+                <wp:extent cx="6020435" cy="635"/>
+                <wp:effectExtent l="0" t="0" r="0" b="0"/>
+                <wp:wrapSquare wrapText="bothSides"/>
+                <wp:docPr id="944336229" name="Cuadro de texto 1"/>
+                <wp:cNvGraphicFramePr/>
+                <a:graphic xmlns:a="http://schemas.openxmlformats.org/drawingml/2006/main">
+                  <a:graphicData uri="http://schemas.microsoft.com/office/word/2010/wordprocessingShape">
+                    <wps:wsp>
+                      <wps:cNvSpPr txBox="1"/>
+                      <wps:spPr>
+                        <a:xfrm>
+                          <a:off x="0" y="0"/>
+                          <a:ext cx="6020435" cy="635"/>
+                        </a:xfrm>
+                        <a:prstGeom prst="rect">
+                          <a:avLst/>
+                        </a:prstGeom>
+                        <a:solidFill>
+                          <a:prstClr val="white"/>
+                        </a:solidFill>
+                        <a:ln>
+                          <a:noFill/>
+                        </a:ln>
+                      </wps:spPr>
+                      <wps:txbx>
+                        <w:txbxContent>
+                          <w:p>
+                            <w:pPr>
+                              <w:pStyle w:val="Descripcin"/>
+                              <w:jc w:val="center"/>
+                              <w:rPr>
+                                <w:rFonts w:ascii="Times New Roman" w:eastAsia="Times New Roman" w:hAnsi="Times New Roman" w:cs="Times New Roman"/>
+                                <w:noProof/>
+                                <w:lang w:eastAsia="es-419"/>
+                              </w:rPr>
+                            </w:pPr>
+                            <w:r>
+                              <w:t>Ilustración</w:t>
+                            </w:r>
+                            <w:r>
+                              <w:t xml:space="preserve"> 6</w:t>
+                            </w:r>
+                            <w:r>
+                              <w:t>. Diseño lógico</w:t>
+                            </w:r>
+                          </w:p>
+                        </w:txbxContent>
+                      </wps:txbx>
+                      <wps:bodyPr rot="0" spcFirstLastPara="0" vertOverflow="overflow" horzOverflow="overflow" vert="horz" wrap="square" lIns="0" tIns="0" rIns="0" bIns="0" numCol="1" spcCol="0" rtlCol="0" fromWordArt="0" anchor="t" anchorCtr="0" forceAA="0" compatLnSpc="1">
+                        <a:prstTxWarp prst="textNoShape">
+                          <a:avLst/>
+                        </a:prstTxWarp>
+                        <a:spAutoFit/>
+                      </wps:bodyPr>
+                    </wps:wsp>
+                  </a:graphicData>
+                </a:graphic>
+              </wp:anchor>
+            </w:drawing>
+          </mc:Choice>
+          <mc:Fallback>
+            <w:pict>
+              <v:shape w14:anchorId="288CA508" id="_x0000_s1030" type="#_x0000_t202" style="position:absolute;left:0;text-align:left;margin-left:-32.35pt;margin-top:197.1pt;width:474.05pt;height:.05pt;z-index:251672593;visibility:visible;mso-wrap-style:square;mso-wrap-distance-left:9pt;mso-wrap-distance-top:0;mso-wrap-distance-right:9pt;mso-wrap-distance-bottom:0;mso-position-horizontal:absolute;mso-position-horizontal-relative:text;mso-position-vertical:absolute;mso-position-vertical-relative:text;v-text-anchor:top" o:gfxdata="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" stroked="f">
+                <v:textbox style="mso-fit-shape-to-text:t" inset="0,0,0,0">
+                  <w:txbxContent>
+                    <w:p>
+                      <w:pPr>
+                        <w:pStyle w:val="Descripcin"/>
+                        <w:jc w:val="center"/>
+                        <w:rPr>
+                          <w:rFonts w:ascii="Times New Roman" w:eastAsia="Times New Roman" w:hAnsi="Times New Roman" w:cs="Times New Roman"/>
+                          <w:noProof/>
+                          <w:lang w:eastAsia="es-419"/>
+                        </w:rPr>
+                      </w:pPr>
+                      <w:r>
+                        <w:t>Ilustración</w:t>
+                      </w:r>
+                      <w:r>
+                        <w:t xml:space="preserve"> 6</w:t>
+                      </w:r>
+                      <w:r>
+                        <w:t>. Diseño lógico</w:t>
+                      </w:r>
+                    </w:p>
+                  </w:txbxContent>
+                </v:textbox>
+                <w10:wrap type="square"/>
+              </v:shape>
+            </w:pict>
+          </mc:Fallback>
+        </mc:AlternateContent>
+      </w:r>
       <w:r>
         <w:rPr>
           <w:rFonts w:ascii="Times New Roman" w:eastAsia="Times New Roman" w:hAnsi="Times New Roman" w:cs="Times New Roman"/>
@@ -4892,11 +5745,18 @@
           <w:lang w:eastAsia="es-419"/>
           <w14:ligatures w14:val="standardContextual"/>
         </w:rPr>
-        <w:lastRenderedPageBreak/>
         <w:drawing>
-          <wp:inline distT="0" distB="0" distL="0" distR="0" wp14:anchorId="4C01FEF4" wp14:editId="745530C0">
-            <wp:extent cx="5400040" cy="1956435"/>
-            <wp:effectExtent l="0" t="0" r="0" b="5715"/>
+          <wp:anchor distT="0" distB="0" distL="114300" distR="114300" simplePos="0" relativeHeight="251671040" behindDoc="0" locked="0" layoutInCell="1" allowOverlap="1" wp14:anchorId="4C01FEF4" wp14:editId="5287FDDA">
+            <wp:simplePos x="0" y="0"/>
+            <wp:positionH relativeFrom="margin">
+              <wp:posOffset>-410845</wp:posOffset>
+            </wp:positionH>
+            <wp:positionV relativeFrom="paragraph">
+              <wp:posOffset>264795</wp:posOffset>
+            </wp:positionV>
+            <wp:extent cx="6020435" cy="2181225"/>
+            <wp:effectExtent l="0" t="0" r="0" b="9525"/>
+            <wp:wrapSquare wrapText="bothSides"/>
             <wp:docPr id="1874742382" name="Imagen 2"/>
             <wp:cNvGraphicFramePr>
               <a:graphicFrameLocks xmlns:a="http://schemas.openxmlformats.org/drawingml/2006/main" noChangeAspect="1"/>
@@ -4923,7 +5783,7 @@
                   <pic:spPr>
                     <a:xfrm>
                       <a:off x="0" y="0"/>
-                      <a:ext cx="5400040" cy="1956435"/>
+                      <a:ext cx="6020435" cy="2181225"/>
                     </a:xfrm>
                     <a:prstGeom prst="rect">
                       <a:avLst/>
@@ -4932,7 +5792,13 @@
                 </pic:pic>
               </a:graphicData>
             </a:graphic>
-          </wp:inline>
+            <wp14:sizeRelH relativeFrom="page">
+              <wp14:pctWidth>0</wp14:pctWidth>
+            </wp14:sizeRelH>
+            <wp14:sizeRelV relativeFrom="page">
+              <wp14:pctHeight>0</wp14:pctHeight>
+            </wp14:sizeRelV>
+          </wp:anchor>
         </w:drawing>
       </w:r>
     </w:p>
@@ -4959,6 +5825,127 @@
           <w:lang w:eastAsia="es-419"/>
         </w:rPr>
       </w:pPr>
+    </w:p>
+    <w:p>
+      <w:pPr>
+        <w:tabs>
+          <w:tab w:val="num" w:pos="720"/>
+        </w:tabs>
+        <w:jc w:val="both"/>
+        <w:rPr>
+          <w:rFonts w:ascii="Times New Roman" w:eastAsia="Times New Roman" w:hAnsi="Times New Roman" w:cs="Times New Roman"/>
+          <w:lang w:eastAsia="es-419"/>
+        </w:rPr>
+      </w:pPr>
+      <w:r>
+        <w:rPr>
+          <w:noProof/>
+        </w:rPr>
+        <w:lastRenderedPageBreak/>
+        <mc:AlternateContent>
+          <mc:Choice Requires="wps">
+            <w:drawing>
+              <wp:anchor distT="0" distB="0" distL="114300" distR="114300" simplePos="0" relativeHeight="251674641" behindDoc="0" locked="0" layoutInCell="1" allowOverlap="1" wp14:anchorId="34C8291F" wp14:editId="23980690">
+                <wp:simplePos x="0" y="0"/>
+                <wp:positionH relativeFrom="column">
+                  <wp:posOffset>0</wp:posOffset>
+                </wp:positionH>
+                <wp:positionV relativeFrom="paragraph">
+                  <wp:posOffset>2897505</wp:posOffset>
+                </wp:positionV>
+                <wp:extent cx="5400040" cy="635"/>
+                <wp:effectExtent l="0" t="0" r="0" b="0"/>
+                <wp:wrapSquare wrapText="bothSides"/>
+                <wp:docPr id="1116272122" name="Cuadro de texto 1"/>
+                <wp:cNvGraphicFramePr/>
+                <a:graphic xmlns:a="http://schemas.openxmlformats.org/drawingml/2006/main">
+                  <a:graphicData uri="http://schemas.microsoft.com/office/word/2010/wordprocessingShape">
+                    <wps:wsp>
+                      <wps:cNvSpPr txBox="1"/>
+                      <wps:spPr>
+                        <a:xfrm>
+                          <a:off x="0" y="0"/>
+                          <a:ext cx="5400040" cy="635"/>
+                        </a:xfrm>
+                        <a:prstGeom prst="rect">
+                          <a:avLst/>
+                        </a:prstGeom>
+                        <a:solidFill>
+                          <a:prstClr val="white"/>
+                        </a:solidFill>
+                        <a:ln>
+                          <a:noFill/>
+                        </a:ln>
+                      </wps:spPr>
+                      <wps:txbx>
+                        <w:txbxContent>
+                          <w:p>
+                            <w:pPr>
+                              <w:pStyle w:val="Descripcin"/>
+                              <w:jc w:val="center"/>
+                              <w:rPr>
+                                <w:rFonts w:ascii="Times New Roman" w:eastAsia="Times New Roman" w:hAnsi="Times New Roman" w:cs="Times New Roman"/>
+                                <w:noProof/>
+                                <w:lang w:eastAsia="es-419"/>
+                              </w:rPr>
+                            </w:pPr>
+                            <w:r>
+                              <w:t>Ilustració</w:t>
+                            </w:r>
+                            <w:r>
+                              <w:t>n 7</w:t>
+                            </w:r>
+                            <w:r>
+                              <w:t>. Diseño físico</w:t>
+                            </w:r>
+                          </w:p>
+                        </w:txbxContent>
+                      </wps:txbx>
+                      <wps:bodyPr rot="0" spcFirstLastPara="0" vertOverflow="overflow" horzOverflow="overflow" vert="horz" wrap="square" lIns="0" tIns="0" rIns="0" bIns="0" numCol="1" spcCol="0" rtlCol="0" fromWordArt="0" anchor="t" anchorCtr="0" forceAA="0" compatLnSpc="1">
+                        <a:prstTxWarp prst="textNoShape">
+                          <a:avLst/>
+                        </a:prstTxWarp>
+                        <a:spAutoFit/>
+                      </wps:bodyPr>
+                    </wps:wsp>
+                  </a:graphicData>
+                </a:graphic>
+              </wp:anchor>
+            </w:drawing>
+          </mc:Choice>
+          <mc:Fallback>
+            <w:pict>
+              <v:shape w14:anchorId="34C8291F" id="_x0000_s1031" type="#_x0000_t202" style="position:absolute;left:0;text-align:left;margin-left:0;margin-top:228.15pt;width:425.2pt;height:.05pt;z-index:251674641;visibility:visible;mso-wrap-style:square;mso-wrap-distance-left:9pt;mso-wrap-distance-top:0;mso-wrap-distance-right:9pt;mso-wrap-distance-bottom:0;mso-position-horizontal:absolute;mso-position-horizontal-relative:text;mso-position-vertical:absolute;mso-position-vertical-relative:text;v-text-anchor:top" o:gfxdata="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" stroked="f">
+                <v:textbox style="mso-fit-shape-to-text:t" inset="0,0,0,0">
+                  <w:txbxContent>
+                    <w:p>
+                      <w:pPr>
+                        <w:pStyle w:val="Descripcin"/>
+                        <w:jc w:val="center"/>
+                        <w:rPr>
+                          <w:rFonts w:ascii="Times New Roman" w:eastAsia="Times New Roman" w:hAnsi="Times New Roman" w:cs="Times New Roman"/>
+                          <w:noProof/>
+                          <w:lang w:eastAsia="es-419"/>
+                        </w:rPr>
+                      </w:pPr>
+                      <w:r>
+                        <w:t>Ilustració</w:t>
+                      </w:r>
+                      <w:r>
+                        <w:t>n 7</w:t>
+                      </w:r>
+                      <w:r>
+                        <w:t>. Diseño físico</w:t>
+                      </w:r>
+                    </w:p>
+                  </w:txbxContent>
+                </v:textbox>
+                <w10:wrap type="square"/>
+              </v:shape>
+            </w:pict>
+          </mc:Fallback>
+        </mc:AlternateContent>
+      </w:r>
       <w:r>
         <w:rPr>
           <w:rFonts w:ascii="Times New Roman" w:eastAsia="Times New Roman" w:hAnsi="Times New Roman" w:cs="Times New Roman"/>
@@ -4967,9 +5954,17 @@
           <w14:ligatures w14:val="standardContextual"/>
         </w:rPr>
         <w:drawing>
-          <wp:inline distT="0" distB="0" distL="0" distR="0" wp14:anchorId="56DEE489" wp14:editId="78F7B7D3">
+          <wp:anchor distT="0" distB="0" distL="114300" distR="114300" simplePos="0" relativeHeight="251675136" behindDoc="0" locked="0" layoutInCell="1" allowOverlap="1" wp14:anchorId="56DEE489" wp14:editId="45310825">
+            <wp:simplePos x="0" y="0"/>
+            <wp:positionH relativeFrom="margin">
+              <wp:align>right</wp:align>
+            </wp:positionH>
+            <wp:positionV relativeFrom="paragraph">
+              <wp:posOffset>305435</wp:posOffset>
+            </wp:positionV>
             <wp:extent cx="5400040" cy="2534920"/>
             <wp:effectExtent l="0" t="0" r="0" b="0"/>
+            <wp:wrapSquare wrapText="bothSides"/>
             <wp:docPr id="363623161" name="Imagen 3"/>
             <wp:cNvGraphicFramePr>
               <a:graphicFrameLocks xmlns:a="http://schemas.openxmlformats.org/drawingml/2006/main" noChangeAspect="1"/>
@@ -5005,114 +6000,15 @@
                 </pic:pic>
               </a:graphicData>
             </a:graphic>
-          </wp:inline>
+            <wp14:sizeRelH relativeFrom="page">
+              <wp14:pctWidth>0</wp14:pctWidth>
+            </wp14:sizeRelH>
+            <wp14:sizeRelV relativeFrom="page">
+              <wp14:pctHeight>0</wp14:pctHeight>
+            </wp14:sizeRelV>
+          </wp:anchor>
         </w:drawing>
       </w:r>
-    </w:p>
-    <w:p>
-      <w:pPr>
-        <w:tabs>
-          <w:tab w:val="num" w:pos="720"/>
-        </w:tabs>
-        <w:jc w:val="both"/>
-        <w:rPr>
-          <w:rFonts w:ascii="Times New Roman" w:eastAsia="Times New Roman" w:hAnsi="Times New Roman" w:cs="Times New Roman"/>
-          <w:lang w:eastAsia="es-419"/>
-        </w:rPr>
-      </w:pPr>
-    </w:p>
-    <w:p>
-      <w:pPr>
-        <w:tabs>
-          <w:tab w:val="num" w:pos="720"/>
-        </w:tabs>
-        <w:jc w:val="both"/>
-        <w:rPr>
-          <w:rFonts w:ascii="Times New Roman" w:eastAsia="Times New Roman" w:hAnsi="Times New Roman" w:cs="Times New Roman"/>
-          <w:lang w:eastAsia="es-419"/>
-        </w:rPr>
-      </w:pPr>
-    </w:p>
-    <w:p>
-      <w:pPr>
-        <w:tabs>
-          <w:tab w:val="num" w:pos="720"/>
-        </w:tabs>
-        <w:jc w:val="both"/>
-        <w:rPr>
-          <w:rFonts w:ascii="Times New Roman" w:eastAsia="Times New Roman" w:hAnsi="Times New Roman" w:cs="Times New Roman"/>
-          <w:lang w:eastAsia="es-419"/>
-        </w:rPr>
-      </w:pPr>
-    </w:p>
-    <w:p>
-      <w:pPr>
-        <w:tabs>
-          <w:tab w:val="num" w:pos="720"/>
-        </w:tabs>
-        <w:jc w:val="both"/>
-        <w:rPr>
-          <w:rFonts w:ascii="Times New Roman" w:eastAsia="Times New Roman" w:hAnsi="Times New Roman" w:cs="Times New Roman"/>
-          <w:lang w:eastAsia="es-419"/>
-        </w:rPr>
-      </w:pPr>
-    </w:p>
-    <w:p>
-      <w:pPr>
-        <w:tabs>
-          <w:tab w:val="num" w:pos="720"/>
-        </w:tabs>
-        <w:jc w:val="both"/>
-        <w:rPr>
-          <w:rFonts w:ascii="Times New Roman" w:eastAsia="Times New Roman" w:hAnsi="Times New Roman" w:cs="Times New Roman"/>
-          <w:lang w:eastAsia="es-419"/>
-        </w:rPr>
-      </w:pPr>
-    </w:p>
-    <w:p>
-      <w:pPr>
-        <w:jc w:val="both"/>
-        <w:rPr>
-          <w:rFonts w:ascii="Times New Roman" w:eastAsia="Times New Roman" w:hAnsi="Times New Roman" w:cs="Times New Roman"/>
-          <w:lang w:eastAsia="es-419"/>
-        </w:rPr>
-      </w:pPr>
-    </w:p>
-    <w:p>
-      <w:pPr>
-        <w:jc w:val="both"/>
-        <w:rPr>
-          <w:rFonts w:ascii="Times New Roman" w:eastAsia="Times New Roman" w:hAnsi="Times New Roman" w:cs="Times New Roman"/>
-          <w:lang w:eastAsia="es-419"/>
-        </w:rPr>
-      </w:pPr>
-    </w:p>
-    <w:p>
-      <w:pPr>
-        <w:jc w:val="both"/>
-        <w:rPr>
-          <w:rFonts w:ascii="Times New Roman" w:eastAsia="Times New Roman" w:hAnsi="Times New Roman" w:cs="Times New Roman"/>
-          <w:lang w:eastAsia="es-419"/>
-        </w:rPr>
-      </w:pPr>
-    </w:p>
-    <w:p>
-      <w:pPr>
-        <w:jc w:val="both"/>
-        <w:rPr>
-          <w:rFonts w:ascii="Times New Roman" w:eastAsia="Times New Roman" w:hAnsi="Times New Roman" w:cs="Times New Roman"/>
-          <w:lang w:eastAsia="es-419"/>
-        </w:rPr>
-      </w:pPr>
-    </w:p>
-    <w:p>
-      <w:pPr>
-        <w:jc w:val="both"/>
-        <w:rPr>
-          <w:rFonts w:ascii="Times New Roman" w:eastAsia="Times New Roman" w:hAnsi="Times New Roman" w:cs="Times New Roman"/>
-          <w:lang w:eastAsia="es-419"/>
-        </w:rPr>
-      </w:pPr>
     </w:p>
     <w:p>
       <w:pPr>
@@ -5162,7 +6058,6 @@
           <w:sz w:val="26"/>
           <w:szCs w:val="26"/>
         </w:rPr>
-        <w:lastRenderedPageBreak/>
         <w:t>PROTOTIPOS</w:t>
       </w:r>
       <w:r>
@@ -5199,6 +6094,126 @@
           <w:lang w:eastAsia="es-419"/>
         </w:rPr>
       </w:pPr>
+      <w:r>
+        <w:rPr>
+          <w:noProof/>
+        </w:rPr>
+        <mc:AlternateContent>
+          <mc:Choice Requires="wps">
+            <w:drawing>
+              <wp:anchor distT="0" distB="0" distL="114300" distR="114300" simplePos="0" relativeHeight="251676689" behindDoc="0" locked="0" layoutInCell="1" allowOverlap="1" wp14:anchorId="0C558CF5" wp14:editId="37073E9A">
+                <wp:simplePos x="0" y="0"/>
+                <wp:positionH relativeFrom="column">
+                  <wp:posOffset>-965200</wp:posOffset>
+                </wp:positionH>
+                <wp:positionV relativeFrom="paragraph">
+                  <wp:posOffset>3696335</wp:posOffset>
+                </wp:positionV>
+                <wp:extent cx="7294880" cy="635"/>
+                <wp:effectExtent l="0" t="0" r="0" b="0"/>
+                <wp:wrapSquare wrapText="bothSides"/>
+                <wp:docPr id="1061572161" name="Cuadro de texto 1"/>
+                <wp:cNvGraphicFramePr/>
+                <a:graphic xmlns:a="http://schemas.openxmlformats.org/drawingml/2006/main">
+                  <a:graphicData uri="http://schemas.microsoft.com/office/word/2010/wordprocessingShape">
+                    <wps:wsp>
+                      <wps:cNvSpPr txBox="1"/>
+                      <wps:spPr>
+                        <a:xfrm>
+                          <a:off x="0" y="0"/>
+                          <a:ext cx="7294880" cy="635"/>
+                        </a:xfrm>
+                        <a:prstGeom prst="rect">
+                          <a:avLst/>
+                        </a:prstGeom>
+                        <a:solidFill>
+                          <a:prstClr val="white"/>
+                        </a:solidFill>
+                        <a:ln>
+                          <a:noFill/>
+                        </a:ln>
+                      </wps:spPr>
+                      <wps:txbx>
+                        <w:txbxContent>
+                          <w:p>
+                            <w:pPr>
+                              <w:pStyle w:val="Descripcin"/>
+                              <w:jc w:val="center"/>
+                              <w:rPr>
+                                <w:rFonts w:ascii="Times New Roman" w:eastAsia="Times New Roman" w:hAnsi="Times New Roman" w:cs="Times New Roman"/>
+                                <w:b/>
+                                <w:bCs/>
+                                <w:noProof/>
+                                <w:sz w:val="22"/>
+                                <w:szCs w:val="22"/>
+                                <w:lang w:eastAsia="es-419"/>
+                              </w:rPr>
+                            </w:pPr>
+                            <w:r>
+                              <w:t>Ilustración 8.  Pantalla inicial (</w:t>
+                            </w:r>
+                            <w:proofErr w:type="spellStart"/>
+                            <w:r>
+                              <w:t>Dashboard</w:t>
+                            </w:r>
+                            <w:proofErr w:type="spellEnd"/>
+                            <w:r>
+                              <w:t>)</w:t>
+                            </w:r>
+                          </w:p>
+                        </w:txbxContent>
+                      </wps:txbx>
+                      <wps:bodyPr rot="0" spcFirstLastPara="0" vertOverflow="overflow" horzOverflow="overflow" vert="horz" wrap="square" lIns="0" tIns="0" rIns="0" bIns="0" numCol="1" spcCol="0" rtlCol="0" fromWordArt="0" anchor="t" anchorCtr="0" forceAA="0" compatLnSpc="1">
+                        <a:prstTxWarp prst="textNoShape">
+                          <a:avLst/>
+                        </a:prstTxWarp>
+                        <a:spAutoFit/>
+                      </wps:bodyPr>
+                    </wps:wsp>
+                  </a:graphicData>
+                </a:graphic>
+              </wp:anchor>
+            </w:drawing>
+          </mc:Choice>
+          <mc:Fallback>
+            <w:pict>
+              <v:shape w14:anchorId="0C558CF5" id="_x0000_s1032" type="#_x0000_t202" style="position:absolute;left:0;text-align:left;margin-left:-76pt;margin-top:291.05pt;width:574.4pt;height:.05pt;z-index:251676689;visibility:visible;mso-wrap-style:square;mso-wrap-distance-left:9pt;mso-wrap-distance-top:0;mso-wrap-distance-right:9pt;mso-wrap-distance-bottom:0;mso-position-horizontal:absolute;mso-position-horizontal-relative:text;mso-position-vertical:absolute;mso-position-vertical-relative:text;v-text-anchor:top" o:gfxdata="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" stroked="f">
+                <v:textbox style="mso-fit-shape-to-text:t" inset="0,0,0,0">
+                  <w:txbxContent>
+                    <w:p>
+                      <w:pPr>
+                        <w:pStyle w:val="Descripcin"/>
+                        <w:jc w:val="center"/>
+                        <w:rPr>
+                          <w:rFonts w:ascii="Times New Roman" w:eastAsia="Times New Roman" w:hAnsi="Times New Roman" w:cs="Times New Roman"/>
+                          <w:b/>
+                          <w:bCs/>
+                          <w:noProof/>
+                          <w:sz w:val="22"/>
+                          <w:szCs w:val="22"/>
+                          <w:lang w:eastAsia="es-419"/>
+                        </w:rPr>
+                      </w:pPr>
+                      <w:r>
+                        <w:t>Ilustración 8.  Pantalla inicial (</w:t>
+                      </w:r>
+                      <w:proofErr w:type="spellStart"/>
+                      <w:r>
+                        <w:t>Dashboard</w:t>
+                      </w:r>
+                      <w:proofErr w:type="spellEnd"/>
+                      <w:r>
+                        <w:t>)</w:t>
+                      </w:r>
+                    </w:p>
+                  </w:txbxContent>
+                </v:textbox>
+                <w10:wrap type="square"/>
+              </v:shape>
+            </w:pict>
+          </mc:Fallback>
+        </mc:AlternateContent>
+      </w:r>
       <w:r>
         <w:rPr>
           <w:rFonts w:ascii="Times New Roman" w:eastAsia="Times New Roman" w:hAnsi="Times New Roman" w:cs="Times New Roman"/>
@@ -5306,6 +6321,111 @@
       </w:pPr>
       <w:r>
         <w:rPr>
+          <w:noProof/>
+        </w:rPr>
+        <w:lastRenderedPageBreak/>
+        <mc:AlternateContent>
+          <mc:Choice Requires="wps">
+            <w:drawing>
+              <wp:anchor distT="0" distB="0" distL="114300" distR="114300" simplePos="0" relativeHeight="251678737" behindDoc="0" locked="0" layoutInCell="1" allowOverlap="1" wp14:anchorId="6D9AE801" wp14:editId="650FB81F">
+                <wp:simplePos x="0" y="0"/>
+                <wp:positionH relativeFrom="column">
+                  <wp:posOffset>-975995</wp:posOffset>
+                </wp:positionH>
+                <wp:positionV relativeFrom="paragraph">
+                  <wp:posOffset>3607435</wp:posOffset>
+                </wp:positionV>
+                <wp:extent cx="7275195" cy="635"/>
+                <wp:effectExtent l="0" t="0" r="0" b="0"/>
+                <wp:wrapSquare wrapText="bothSides"/>
+                <wp:docPr id="1937655237" name="Cuadro de texto 1"/>
+                <wp:cNvGraphicFramePr/>
+                <a:graphic xmlns:a="http://schemas.openxmlformats.org/drawingml/2006/main">
+                  <a:graphicData uri="http://schemas.microsoft.com/office/word/2010/wordprocessingShape">
+                    <wps:wsp>
+                      <wps:cNvSpPr txBox="1"/>
+                      <wps:spPr>
+                        <a:xfrm>
+                          <a:off x="0" y="0"/>
+                          <a:ext cx="7275195" cy="635"/>
+                        </a:xfrm>
+                        <a:prstGeom prst="rect">
+                          <a:avLst/>
+                        </a:prstGeom>
+                        <a:solidFill>
+                          <a:prstClr val="white"/>
+                        </a:solidFill>
+                        <a:ln>
+                          <a:noFill/>
+                        </a:ln>
+                      </wps:spPr>
+                      <wps:txbx>
+                        <w:txbxContent>
+                          <w:p>
+                            <w:pPr>
+                              <w:pStyle w:val="Descripcin"/>
+                              <w:jc w:val="center"/>
+                              <w:rPr>
+                                <w:rFonts w:ascii="Times New Roman" w:eastAsia="Times New Roman" w:hAnsi="Times New Roman" w:cs="Times New Roman"/>
+                                <w:b/>
+                                <w:bCs/>
+                                <w:noProof/>
+                                <w:sz w:val="22"/>
+                                <w:szCs w:val="22"/>
+                                <w:lang w:eastAsia="es-419"/>
+                              </w:rPr>
+                            </w:pPr>
+                            <w:r>
+                              <w:t>Ilustración 9. Proyectos cargados desde la organización de GitHub</w:t>
+                            </w:r>
+                          </w:p>
+                        </w:txbxContent>
+                      </wps:txbx>
+                      <wps:bodyPr rot="0" spcFirstLastPara="0" vertOverflow="overflow" horzOverflow="overflow" vert="horz" wrap="square" lIns="0" tIns="0" rIns="0" bIns="0" numCol="1" spcCol="0" rtlCol="0" fromWordArt="0" anchor="t" anchorCtr="0" forceAA="0" compatLnSpc="1">
+                        <a:prstTxWarp prst="textNoShape">
+                          <a:avLst/>
+                        </a:prstTxWarp>
+                        <a:spAutoFit/>
+                      </wps:bodyPr>
+                    </wps:wsp>
+                  </a:graphicData>
+                </a:graphic>
+              </wp:anchor>
+            </w:drawing>
+          </mc:Choice>
+          <mc:Fallback>
+            <w:pict>
+              <v:shape w14:anchorId="6D9AE801" id="_x0000_s1033" type="#_x0000_t202" style="position:absolute;left:0;text-align:left;margin-left:-76.85pt;margin-top:284.05pt;width:572.85pt;height:.05pt;z-index:251678737;visibility:visible;mso-wrap-style:square;mso-wrap-distance-left:9pt;mso-wrap-distance-top:0;mso-wrap-distance-right:9pt;mso-wrap-distance-bottom:0;mso-position-horizontal:absolute;mso-position-horizontal-relative:text;mso-position-vertical:absolute;mso-position-vertical-relative:text;v-text-anchor:top" o:gfxdata="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" stroked="f">
+                <v:textbox style="mso-fit-shape-to-text:t" inset="0,0,0,0">
+                  <w:txbxContent>
+                    <w:p>
+                      <w:pPr>
+                        <w:pStyle w:val="Descripcin"/>
+                        <w:jc w:val="center"/>
+                        <w:rPr>
+                          <w:rFonts w:ascii="Times New Roman" w:eastAsia="Times New Roman" w:hAnsi="Times New Roman" w:cs="Times New Roman"/>
+                          <w:b/>
+                          <w:bCs/>
+                          <w:noProof/>
+                          <w:sz w:val="22"/>
+                          <w:szCs w:val="22"/>
+                          <w:lang w:eastAsia="es-419"/>
+                        </w:rPr>
+                      </w:pPr>
+                      <w:r>
+                        <w:t>Ilustración 9. Proyectos cargados desde la organización de GitHub</w:t>
+                      </w:r>
+                    </w:p>
+                  </w:txbxContent>
+                </v:textbox>
+                <w10:wrap type="square"/>
+              </v:shape>
+            </w:pict>
+          </mc:Fallback>
+        </mc:AlternateContent>
+      </w:r>
+      <w:r>
+        <w:rPr>
           <w:rFonts w:ascii="Times New Roman" w:eastAsia="Times New Roman" w:hAnsi="Times New Roman" w:cs="Times New Roman"/>
           <w:b/>
           <w:bCs/>
@@ -5398,34 +6518,126 @@
           <w:lang w:eastAsia="es-419"/>
         </w:rPr>
       </w:pPr>
-    </w:p>
-    <w:p>
-      <w:pPr>
-        <w:ind w:left="708"/>
-        <w:jc w:val="both"/>
-        <w:rPr>
-          <w:rFonts w:ascii="Times New Roman" w:eastAsia="Times New Roman" w:hAnsi="Times New Roman" w:cs="Times New Roman"/>
-          <w:b/>
-          <w:bCs/>
-          <w:sz w:val="22"/>
-          <w:szCs w:val="22"/>
-          <w:lang w:eastAsia="es-419"/>
-        </w:rPr>
-      </w:pPr>
-    </w:p>
-    <w:p>
-      <w:pPr>
-        <w:ind w:left="708"/>
-        <w:jc w:val="both"/>
-        <w:rPr>
-          <w:rFonts w:ascii="Times New Roman" w:eastAsia="Times New Roman" w:hAnsi="Times New Roman" w:cs="Times New Roman"/>
-          <w:b/>
-          <w:bCs/>
-          <w:sz w:val="22"/>
-          <w:szCs w:val="22"/>
-          <w:lang w:eastAsia="es-419"/>
-        </w:rPr>
-      </w:pPr>
+      <w:r>
+        <w:rPr>
+          <w:noProof/>
+        </w:rPr>
+        <mc:AlternateContent>
+          <mc:Choice Requires="wps">
+            <w:drawing>
+              <wp:anchor distT="0" distB="0" distL="114300" distR="114300" simplePos="0" relativeHeight="251680785" behindDoc="0" locked="0" layoutInCell="1" allowOverlap="1" wp14:anchorId="6D7F5EDA" wp14:editId="1D5F2561">
+                <wp:simplePos x="0" y="0"/>
+                <wp:positionH relativeFrom="column">
+                  <wp:posOffset>-947420</wp:posOffset>
+                </wp:positionH>
+                <wp:positionV relativeFrom="paragraph">
+                  <wp:posOffset>3653155</wp:posOffset>
+                </wp:positionV>
+                <wp:extent cx="7343775" cy="635"/>
+                <wp:effectExtent l="0" t="0" r="0" b="0"/>
+                <wp:wrapSquare wrapText="bothSides"/>
+                <wp:docPr id="2129246945" name="Cuadro de texto 1"/>
+                <wp:cNvGraphicFramePr/>
+                <a:graphic xmlns:a="http://schemas.openxmlformats.org/drawingml/2006/main">
+                  <a:graphicData uri="http://schemas.microsoft.com/office/word/2010/wordprocessingShape">
+                    <wps:wsp>
+                      <wps:cNvSpPr txBox="1"/>
+                      <wps:spPr>
+                        <a:xfrm>
+                          <a:off x="0" y="0"/>
+                          <a:ext cx="7343775" cy="635"/>
+                        </a:xfrm>
+                        <a:prstGeom prst="rect">
+                          <a:avLst/>
+                        </a:prstGeom>
+                        <a:solidFill>
+                          <a:prstClr val="white"/>
+                        </a:solidFill>
+                        <a:ln>
+                          <a:noFill/>
+                        </a:ln>
+                      </wps:spPr>
+                      <wps:txbx>
+                        <w:txbxContent>
+                          <w:p>
+                            <w:pPr>
+                              <w:pStyle w:val="Descripcin"/>
+                              <w:jc w:val="center"/>
+                              <w:rPr>
+                                <w:rFonts w:ascii="Times New Roman" w:eastAsia="Times New Roman" w:hAnsi="Times New Roman" w:cs="Times New Roman"/>
+                                <w:b/>
+                                <w:bCs/>
+                                <w:noProof/>
+                                <w:sz w:val="22"/>
+                                <w:szCs w:val="22"/>
+                                <w:lang w:eastAsia="es-419"/>
+                              </w:rPr>
+                            </w:pPr>
+                            <w:r>
+                              <w:t xml:space="preserve">Ilustración 10. Pantalla de Historial de </w:t>
+                            </w:r>
+                            <w:proofErr w:type="spellStart"/>
+                            <w:r>
+                              <w:t>flasheos</w:t>
+                            </w:r>
+                            <w:proofErr w:type="spellEnd"/>
+                            <w:r>
+                              <w:t xml:space="preserve"> (Logs)</w:t>
+                            </w:r>
+                          </w:p>
+                        </w:txbxContent>
+                      </wps:txbx>
+                      <wps:bodyPr rot="0" spcFirstLastPara="0" vertOverflow="overflow" horzOverflow="overflow" vert="horz" wrap="square" lIns="0" tIns="0" rIns="0" bIns="0" numCol="1" spcCol="0" rtlCol="0" fromWordArt="0" anchor="t" anchorCtr="0" forceAA="0" compatLnSpc="1">
+                        <a:prstTxWarp prst="textNoShape">
+                          <a:avLst/>
+                        </a:prstTxWarp>
+                        <a:spAutoFit/>
+                      </wps:bodyPr>
+                    </wps:wsp>
+                  </a:graphicData>
+                </a:graphic>
+              </wp:anchor>
+            </w:drawing>
+          </mc:Choice>
+          <mc:Fallback>
+            <w:pict>
+              <v:shape w14:anchorId="6D7F5EDA" id="_x0000_s1034" type="#_x0000_t202" style="position:absolute;left:0;text-align:left;margin-left:-74.6pt;margin-top:287.65pt;width:578.25pt;height:.05pt;z-index:251680785;visibility:visible;mso-wrap-style:square;mso-wrap-distance-left:9pt;mso-wrap-distance-top:0;mso-wrap-distance-right:9pt;mso-wrap-distance-bottom:0;mso-position-horizontal:absolute;mso-position-horizontal-relative:text;mso-position-vertical:absolute;mso-position-vertical-relative:text;v-text-anchor:top" o:gfxdata="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" stroked="f">
+                <v:textbox style="mso-fit-shape-to-text:t" inset="0,0,0,0">
+                  <w:txbxContent>
+                    <w:p>
+                      <w:pPr>
+                        <w:pStyle w:val="Descripcin"/>
+                        <w:jc w:val="center"/>
+                        <w:rPr>
+                          <w:rFonts w:ascii="Times New Roman" w:eastAsia="Times New Roman" w:hAnsi="Times New Roman" w:cs="Times New Roman"/>
+                          <w:b/>
+                          <w:bCs/>
+                          <w:noProof/>
+                          <w:sz w:val="22"/>
+                          <w:szCs w:val="22"/>
+                          <w:lang w:eastAsia="es-419"/>
+                        </w:rPr>
+                      </w:pPr>
+                      <w:r>
+                        <w:t xml:space="preserve">Ilustración 10. Pantalla de Historial de </w:t>
+                      </w:r>
+                      <w:proofErr w:type="spellStart"/>
+                      <w:r>
+                        <w:t>flasheos</w:t>
+                      </w:r>
+                      <w:proofErr w:type="spellEnd"/>
+                      <w:r>
+                        <w:t xml:space="preserve"> (Logs)</w:t>
+                      </w:r>
+                    </w:p>
+                  </w:txbxContent>
+                </v:textbox>
+                <w10:wrap type="square"/>
+              </v:shape>
+            </w:pict>
+          </mc:Fallback>
+        </mc:AlternateContent>
+      </w:r>
       <w:r>
         <w:rPr>
           <w:rFonts w:ascii="Times New Roman" w:eastAsia="Times New Roman" w:hAnsi="Times New Roman" w:cs="Times New Roman"/>
@@ -5436,15 +6648,14 @@
           <w:szCs w:val="22"/>
           <w:lang w:eastAsia="es-419"/>
         </w:rPr>
-        <w:lastRenderedPageBreak/>
         <w:drawing>
-          <wp:anchor distT="0" distB="0" distL="114300" distR="114300" simplePos="0" relativeHeight="251658248" behindDoc="0" locked="0" layoutInCell="1" allowOverlap="1" wp14:anchorId="10DDDDE2" wp14:editId="648EACAF">
+          <wp:anchor distT="0" distB="0" distL="114300" distR="114300" simplePos="0" relativeHeight="251632128" behindDoc="0" locked="0" layoutInCell="1" allowOverlap="1" wp14:anchorId="10DDDDE2" wp14:editId="30C69DB0">
             <wp:simplePos x="0" y="0"/>
             <wp:positionH relativeFrom="column">
-              <wp:posOffset>-1004570</wp:posOffset>
+              <wp:posOffset>-947420</wp:posOffset>
             </wp:positionH>
             <wp:positionV relativeFrom="paragraph">
-              <wp:posOffset>0</wp:posOffset>
+              <wp:posOffset>319405</wp:posOffset>
             </wp:positionV>
             <wp:extent cx="7343775" cy="3276600"/>
             <wp:effectExtent l="0" t="0" r="9525" b="0"/>
@@ -5507,6 +6718,181 @@
           <w:lang w:eastAsia="es-419"/>
         </w:rPr>
       </w:pPr>
+    </w:p>
+    <w:p>
+      <w:pPr>
+        <w:ind w:left="708"/>
+        <w:jc w:val="both"/>
+        <w:rPr>
+          <w:rFonts w:ascii="Times New Roman" w:eastAsia="Times New Roman" w:hAnsi="Times New Roman" w:cs="Times New Roman"/>
+          <w:b/>
+          <w:bCs/>
+          <w:sz w:val="22"/>
+          <w:szCs w:val="22"/>
+          <w:lang w:eastAsia="es-419"/>
+        </w:rPr>
+      </w:pPr>
+    </w:p>
+    <w:p>
+      <w:pPr>
+        <w:ind w:left="708"/>
+        <w:jc w:val="both"/>
+        <w:rPr>
+          <w:rFonts w:ascii="Times New Roman" w:eastAsia="Times New Roman" w:hAnsi="Times New Roman" w:cs="Times New Roman"/>
+          <w:b/>
+          <w:bCs/>
+          <w:sz w:val="22"/>
+          <w:szCs w:val="22"/>
+          <w:lang w:eastAsia="es-419"/>
+        </w:rPr>
+      </w:pPr>
+      <w:r>
+        <w:rPr>
+          <w:noProof/>
+        </w:rPr>
+        <w:lastRenderedPageBreak/>
+        <mc:AlternateContent>
+          <mc:Choice Requires="wps">
+            <w:drawing>
+              <wp:anchor distT="0" distB="0" distL="114300" distR="114300" simplePos="0" relativeHeight="251684881" behindDoc="0" locked="0" layoutInCell="1" allowOverlap="1" wp14:anchorId="6CE4C45F" wp14:editId="7C4C0EA1">
+                <wp:simplePos x="0" y="0"/>
+                <wp:positionH relativeFrom="column">
+                  <wp:posOffset>-929005</wp:posOffset>
+                </wp:positionH>
+                <wp:positionV relativeFrom="paragraph">
+                  <wp:posOffset>7362190</wp:posOffset>
+                </wp:positionV>
+                <wp:extent cx="7258050" cy="635"/>
+                <wp:effectExtent l="0" t="0" r="0" b="0"/>
+                <wp:wrapSquare wrapText="bothSides"/>
+                <wp:docPr id="935342506" name="Cuadro de texto 1"/>
+                <wp:cNvGraphicFramePr/>
+                <a:graphic xmlns:a="http://schemas.openxmlformats.org/drawingml/2006/main">
+                  <a:graphicData uri="http://schemas.microsoft.com/office/word/2010/wordprocessingShape">
+                    <wps:wsp>
+                      <wps:cNvSpPr txBox="1"/>
+                      <wps:spPr>
+                        <a:xfrm>
+                          <a:off x="0" y="0"/>
+                          <a:ext cx="7258050" cy="635"/>
+                        </a:xfrm>
+                        <a:prstGeom prst="rect">
+                          <a:avLst/>
+                        </a:prstGeom>
+                        <a:solidFill>
+                          <a:prstClr val="white"/>
+                        </a:solidFill>
+                        <a:ln>
+                          <a:noFill/>
+                        </a:ln>
+                      </wps:spPr>
+                      <wps:txbx>
+                        <w:txbxContent>
+                          <w:p>
+                            <w:pPr>
+                              <w:pStyle w:val="Descripcin"/>
+                              <w:jc w:val="center"/>
+                              <w:rPr>
+                                <w:rFonts w:ascii="Times New Roman" w:eastAsia="Times New Roman" w:hAnsi="Times New Roman" w:cs="Times New Roman"/>
+                                <w:b/>
+                                <w:bCs/>
+                                <w:noProof/>
+                                <w:sz w:val="22"/>
+                                <w:szCs w:val="22"/>
+                                <w:lang w:eastAsia="es-419"/>
+                              </w:rPr>
+                            </w:pPr>
+                            <w:r>
+                              <w:t>Ilustración 1</w:t>
+                            </w:r>
+                            <w:r>
+                              <w:fldChar w:fldCharType="begin"/>
+                            </w:r>
+                            <w:r>
+                              <w:instrText xml:space="preserve"> SEQ Ilustración \* ARABIC </w:instrText>
+                            </w:r>
+                            <w:r>
+                              <w:fldChar w:fldCharType="separate"/>
+                            </w:r>
+                            <w:r>
+                              <w:rPr>
+                                <w:noProof/>
+                              </w:rPr>
+                              <w:t>2</w:t>
+                            </w:r>
+                            <w:r>
+                              <w:fldChar w:fldCharType="end"/>
+                            </w:r>
+                            <w:r>
+                              <w:t>. Pantalla de Información del sistema</w:t>
+                            </w:r>
+                          </w:p>
+                        </w:txbxContent>
+                      </wps:txbx>
+                      <wps:bodyPr rot="0" spcFirstLastPara="0" vertOverflow="overflow" horzOverflow="overflow" vert="horz" wrap="square" lIns="0" tIns="0" rIns="0" bIns="0" numCol="1" spcCol="0" rtlCol="0" fromWordArt="0" anchor="t" anchorCtr="0" forceAA="0" compatLnSpc="1">
+                        <a:prstTxWarp prst="textNoShape">
+                          <a:avLst/>
+                        </a:prstTxWarp>
+                        <a:spAutoFit/>
+                      </wps:bodyPr>
+                    </wps:wsp>
+                  </a:graphicData>
+                </a:graphic>
+              </wp:anchor>
+            </w:drawing>
+          </mc:Choice>
+          <mc:Fallback>
+            <w:pict>
+              <v:shape w14:anchorId="6CE4C45F" id="_x0000_s1035" type="#_x0000_t202" style="position:absolute;left:0;text-align:left;margin-left:-73.15pt;margin-top:579.7pt;width:571.5pt;height:.05pt;z-index:251684881;visibility:visible;mso-wrap-style:square;mso-wrap-distance-left:9pt;mso-wrap-distance-top:0;mso-wrap-distance-right:9pt;mso-wrap-distance-bottom:0;mso-position-horizontal:absolute;mso-position-horizontal-relative:text;mso-position-vertical:absolute;mso-position-vertical-relative:text;v-text-anchor:top" o:gfxdata="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" stroked="f">
+                <v:textbox style="mso-fit-shape-to-text:t" inset="0,0,0,0">
+                  <w:txbxContent>
+                    <w:p>
+                      <w:pPr>
+                        <w:pStyle w:val="Descripcin"/>
+                        <w:jc w:val="center"/>
+                        <w:rPr>
+                          <w:rFonts w:ascii="Times New Roman" w:eastAsia="Times New Roman" w:hAnsi="Times New Roman" w:cs="Times New Roman"/>
+                          <w:b/>
+                          <w:bCs/>
+                          <w:noProof/>
+                          <w:sz w:val="22"/>
+                          <w:szCs w:val="22"/>
+                          <w:lang w:eastAsia="es-419"/>
+                        </w:rPr>
+                      </w:pPr>
+                      <w:r>
+                        <w:t>Ilustración 1</w:t>
+                      </w:r>
+                      <w:r>
+                        <w:fldChar w:fldCharType="begin"/>
+                      </w:r>
+                      <w:r>
+                        <w:instrText xml:space="preserve"> SEQ Ilustración \* ARABIC </w:instrText>
+                      </w:r>
+                      <w:r>
+                        <w:fldChar w:fldCharType="separate"/>
+                      </w:r>
+                      <w:r>
+                        <w:rPr>
+                          <w:noProof/>
+                        </w:rPr>
+                        <w:t>2</w:t>
+                      </w:r>
+                      <w:r>
+                        <w:fldChar w:fldCharType="end"/>
+                      </w:r>
+                      <w:r>
+                        <w:t>. Pantalla de Información del sistema</w:t>
+                      </w:r>
+                    </w:p>
+                  </w:txbxContent>
+                </v:textbox>
+                <w10:wrap type="square"/>
+              </v:shape>
+            </w:pict>
+          </mc:Fallback>
+        </mc:AlternateContent>
+      </w:r>
       <w:r>
         <w:rPr>
           <w:rFonts w:ascii="Times New Roman" w:eastAsia="Times New Roman" w:hAnsi="Times New Roman" w:cs="Times New Roman"/>
@@ -5518,13 +6904,183 @@
           <w:lang w:eastAsia="es-419"/>
         </w:rPr>
         <w:drawing>
-          <wp:anchor distT="0" distB="0" distL="114300" distR="114300" simplePos="0" relativeHeight="251658249" behindDoc="0" locked="0" layoutInCell="1" allowOverlap="1" wp14:anchorId="71D835D2" wp14:editId="1B1BAAC1">
+          <wp:anchor distT="0" distB="0" distL="114300" distR="114300" simplePos="0" relativeHeight="251644416" behindDoc="0" locked="0" layoutInCell="1" allowOverlap="1" wp14:anchorId="5802A264" wp14:editId="52DF1F26">
+            <wp:simplePos x="0" y="0"/>
+            <wp:positionH relativeFrom="margin">
+              <wp:align>center</wp:align>
+            </wp:positionH>
+            <wp:positionV relativeFrom="paragraph">
+              <wp:posOffset>4050665</wp:posOffset>
+            </wp:positionV>
+            <wp:extent cx="7258050" cy="3254375"/>
+            <wp:effectExtent l="0" t="0" r="0" b="3175"/>
+            <wp:wrapSquare wrapText="bothSides"/>
+            <wp:docPr id="1812303156" name="Imagen 1"/>
+            <wp:cNvGraphicFramePr>
+              <a:graphicFrameLocks xmlns:a="http://schemas.openxmlformats.org/drawingml/2006/main" noChangeAspect="1"/>
+            </wp:cNvGraphicFramePr>
+            <a:graphic xmlns:a="http://schemas.openxmlformats.org/drawingml/2006/main">
+              <a:graphicData uri="http://schemas.openxmlformats.org/drawingml/2006/picture">
+                <pic:pic xmlns:pic="http://schemas.openxmlformats.org/drawingml/2006/picture">
+                  <pic:nvPicPr>
+                    <pic:cNvPr id="1812303156" name=""/>
+                    <pic:cNvPicPr/>
+                  </pic:nvPicPr>
+                  <pic:blipFill>
+                    <a:blip r:embed="rId20">
+                      <a:extLst>
+                        <a:ext uri="{28A0092B-C50C-407E-A947-70E740481C1C}">
+                          <a14:useLocalDpi xmlns:a14="http://schemas.microsoft.com/office/drawing/2010/main" val="0"/>
+                        </a:ext>
+                      </a:extLst>
+                    </a:blip>
+                    <a:stretch>
+                      <a:fillRect/>
+                    </a:stretch>
+                  </pic:blipFill>
+                  <pic:spPr>
+                    <a:xfrm>
+                      <a:off x="0" y="0"/>
+                      <a:ext cx="7258050" cy="3254375"/>
+                    </a:xfrm>
+                    <a:prstGeom prst="rect">
+                      <a:avLst/>
+                    </a:prstGeom>
+                  </pic:spPr>
+                </pic:pic>
+              </a:graphicData>
+            </a:graphic>
+            <wp14:sizeRelH relativeFrom="page">
+              <wp14:pctWidth>0</wp14:pctWidth>
+            </wp14:sizeRelH>
+            <wp14:sizeRelV relativeFrom="page">
+              <wp14:pctHeight>0</wp14:pctHeight>
+            </wp14:sizeRelV>
+          </wp:anchor>
+        </w:drawing>
+      </w:r>
+      <w:r>
+        <w:rPr>
+          <w:noProof/>
+        </w:rPr>
+        <mc:AlternateContent>
+          <mc:Choice Requires="wps">
+            <w:drawing>
+              <wp:anchor distT="0" distB="0" distL="114300" distR="114300" simplePos="0" relativeHeight="251681280" behindDoc="0" locked="0" layoutInCell="1" allowOverlap="1" wp14:anchorId="0C2FF4A7" wp14:editId="54F1687E">
+                <wp:simplePos x="0" y="0"/>
+                <wp:positionH relativeFrom="margin">
+                  <wp:align>center</wp:align>
+                </wp:positionH>
+                <wp:positionV relativeFrom="paragraph">
+                  <wp:posOffset>3402330</wp:posOffset>
+                </wp:positionV>
+                <wp:extent cx="7409180" cy="635"/>
+                <wp:effectExtent l="0" t="0" r="1270" b="0"/>
+                <wp:wrapSquare wrapText="bothSides"/>
+                <wp:docPr id="1292903677" name="Cuadro de texto 1"/>
+                <wp:cNvGraphicFramePr/>
+                <a:graphic xmlns:a="http://schemas.openxmlformats.org/drawingml/2006/main">
+                  <a:graphicData uri="http://schemas.microsoft.com/office/word/2010/wordprocessingShape">
+                    <wps:wsp>
+                      <wps:cNvSpPr txBox="1"/>
+                      <wps:spPr>
+                        <a:xfrm>
+                          <a:off x="0" y="0"/>
+                          <a:ext cx="7409180" cy="635"/>
+                        </a:xfrm>
+                        <a:prstGeom prst="rect">
+                          <a:avLst/>
+                        </a:prstGeom>
+                        <a:solidFill>
+                          <a:prstClr val="white"/>
+                        </a:solidFill>
+                        <a:ln>
+                          <a:noFill/>
+                        </a:ln>
+                      </wps:spPr>
+                      <wps:txbx>
+                        <w:txbxContent>
+                          <w:p>
+                            <w:pPr>
+                              <w:pStyle w:val="Descripcin"/>
+                              <w:jc w:val="center"/>
+                              <w:rPr>
+                                <w:rFonts w:ascii="Times New Roman" w:eastAsia="Times New Roman" w:hAnsi="Times New Roman" w:cs="Times New Roman"/>
+                                <w:b/>
+                                <w:bCs/>
+                                <w:noProof/>
+                                <w:sz w:val="22"/>
+                                <w:szCs w:val="22"/>
+                                <w:lang w:eastAsia="es-419"/>
+                              </w:rPr>
+                            </w:pPr>
+                            <w:r>
+                              <w:t>Ilustración 11. Pantalla de configuración del sistema</w:t>
+                            </w:r>
+                          </w:p>
+                        </w:txbxContent>
+                      </wps:txbx>
+                      <wps:bodyPr rot="0" spcFirstLastPara="0" vertOverflow="overflow" horzOverflow="overflow" vert="horz" wrap="square" lIns="0" tIns="0" rIns="0" bIns="0" numCol="1" spcCol="0" rtlCol="0" fromWordArt="0" anchor="t" anchorCtr="0" forceAA="0" compatLnSpc="1">
+                        <a:prstTxWarp prst="textNoShape">
+                          <a:avLst/>
+                        </a:prstTxWarp>
+                        <a:spAutoFit/>
+                      </wps:bodyPr>
+                    </wps:wsp>
+                  </a:graphicData>
+                </a:graphic>
+              </wp:anchor>
+            </w:drawing>
+          </mc:Choice>
+          <mc:Fallback>
+            <w:pict>
+              <v:shape w14:anchorId="0C2FF4A7" id="_x0000_s1036" type="#_x0000_t202" style="position:absolute;left:0;text-align:left;margin-left:0;margin-top:267.9pt;width:583.4pt;height:.05pt;z-index:251681280;visibility:visible;mso-wrap-style:square;mso-wrap-distance-left:9pt;mso-wrap-distance-top:0;mso-wrap-distance-right:9pt;mso-wrap-distance-bottom:0;mso-position-horizontal:center;mso-position-horizontal-relative:margin;mso-position-vertical:absolute;mso-position-vertical-relative:text;v-text-anchor:top" o:gfxdata="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" stroked="f">
+                <v:textbox style="mso-fit-shape-to-text:t" inset="0,0,0,0">
+                  <w:txbxContent>
+                    <w:p>
+                      <w:pPr>
+                        <w:pStyle w:val="Descripcin"/>
+                        <w:jc w:val="center"/>
+                        <w:rPr>
+                          <w:rFonts w:ascii="Times New Roman" w:eastAsia="Times New Roman" w:hAnsi="Times New Roman" w:cs="Times New Roman"/>
+                          <w:b/>
+                          <w:bCs/>
+                          <w:noProof/>
+                          <w:sz w:val="22"/>
+                          <w:szCs w:val="22"/>
+                          <w:lang w:eastAsia="es-419"/>
+                        </w:rPr>
+                      </w:pPr>
+                      <w:r>
+                        <w:t>Ilustración 11. Pantalla de configuración del sistema</w:t>
+                      </w:r>
+                    </w:p>
+                  </w:txbxContent>
+                </v:textbox>
+                <w10:wrap type="square" anchorx="margin"/>
+              </v:shape>
+            </w:pict>
+          </mc:Fallback>
+        </mc:AlternateContent>
+      </w:r>
+      <w:r>
+        <w:rPr>
+          <w:rFonts w:ascii="Times New Roman" w:eastAsia="Times New Roman" w:hAnsi="Times New Roman" w:cs="Times New Roman"/>
+          <w:b/>
+          <w:bCs/>
+          <w:noProof/>
+          <w:sz w:val="22"/>
+          <w:szCs w:val="22"/>
+          <w:lang w:eastAsia="es-419"/>
+        </w:rPr>
+        <w:drawing>
+          <wp:anchor distT="0" distB="0" distL="114300" distR="114300" simplePos="0" relativeHeight="251637248" behindDoc="0" locked="0" layoutInCell="1" allowOverlap="1" wp14:anchorId="71D835D2" wp14:editId="08EC36AC">
             <wp:simplePos x="0" y="0"/>
             <wp:positionH relativeFrom="column">
-              <wp:posOffset>-1013460</wp:posOffset>
+              <wp:posOffset>-984885</wp:posOffset>
             </wp:positionH>
             <wp:positionV relativeFrom="paragraph">
-              <wp:posOffset>287655</wp:posOffset>
+              <wp:posOffset>0</wp:posOffset>
             </wp:positionV>
             <wp:extent cx="7409180" cy="3305175"/>
             <wp:effectExtent l="0" t="0" r="1270" b="9525"/>
@@ -5541,7 +7097,7 @@
                     <pic:cNvPicPr/>
                   </pic:nvPicPr>
                   <pic:blipFill>
-                    <a:blip r:embed="rId20">
+                    <a:blip r:embed="rId21">
                       <a:extLst>
                         <a:ext uri="{28A0092B-C50C-407E-A947-70E740481C1C}">
                           <a14:useLocalDpi xmlns:a14="http://schemas.microsoft.com/office/drawing/2010/main" val="0"/>
@@ -5643,34 +7199,111 @@
           <w:lang w:eastAsia="es-419"/>
         </w:rPr>
       </w:pPr>
-    </w:p>
-    <w:p>
-      <w:pPr>
-        <w:ind w:left="708"/>
-        <w:jc w:val="both"/>
-        <w:rPr>
-          <w:rFonts w:ascii="Times New Roman" w:eastAsia="Times New Roman" w:hAnsi="Times New Roman" w:cs="Times New Roman"/>
-          <w:b/>
-          <w:bCs/>
-          <w:sz w:val="22"/>
-          <w:szCs w:val="22"/>
-          <w:lang w:eastAsia="es-419"/>
-        </w:rPr>
-      </w:pPr>
-    </w:p>
-    <w:p>
-      <w:pPr>
-        <w:ind w:left="708"/>
-        <w:jc w:val="both"/>
-        <w:rPr>
-          <w:rFonts w:ascii="Times New Roman" w:eastAsia="Times New Roman" w:hAnsi="Times New Roman" w:cs="Times New Roman"/>
-          <w:b/>
-          <w:bCs/>
-          <w:sz w:val="22"/>
-          <w:szCs w:val="22"/>
-          <w:lang w:eastAsia="es-419"/>
-        </w:rPr>
-      </w:pPr>
+      <w:r>
+        <w:rPr>
+          <w:noProof/>
+        </w:rPr>
+        <w:lastRenderedPageBreak/>
+        <mc:AlternateContent>
+          <mc:Choice Requires="wps">
+            <w:drawing>
+              <wp:anchor distT="0" distB="0" distL="114300" distR="114300" simplePos="0" relativeHeight="251688977" behindDoc="0" locked="0" layoutInCell="1" allowOverlap="1" wp14:anchorId="3BF6F912" wp14:editId="0F21B8C9">
+                <wp:simplePos x="0" y="0"/>
+                <wp:positionH relativeFrom="column">
+                  <wp:posOffset>-1017270</wp:posOffset>
+                </wp:positionH>
+                <wp:positionV relativeFrom="paragraph">
+                  <wp:posOffset>7236460</wp:posOffset>
+                </wp:positionV>
+                <wp:extent cx="7435215" cy="635"/>
+                <wp:effectExtent l="0" t="0" r="0" b="0"/>
+                <wp:wrapSquare wrapText="bothSides"/>
+                <wp:docPr id="1296761329" name="Cuadro de texto 1"/>
+                <wp:cNvGraphicFramePr/>
+                <a:graphic xmlns:a="http://schemas.openxmlformats.org/drawingml/2006/main">
+                  <a:graphicData uri="http://schemas.microsoft.com/office/word/2010/wordprocessingShape">
+                    <wps:wsp>
+                      <wps:cNvSpPr txBox="1"/>
+                      <wps:spPr>
+                        <a:xfrm>
+                          <a:off x="0" y="0"/>
+                          <a:ext cx="7435215" cy="635"/>
+                        </a:xfrm>
+                        <a:prstGeom prst="rect">
+                          <a:avLst/>
+                        </a:prstGeom>
+                        <a:solidFill>
+                          <a:prstClr val="white"/>
+                        </a:solidFill>
+                        <a:ln>
+                          <a:noFill/>
+                        </a:ln>
+                      </wps:spPr>
+                      <wps:txbx>
+                        <w:txbxContent>
+                          <w:p>
+                            <w:pPr>
+                              <w:pStyle w:val="Descripcin"/>
+                              <w:jc w:val="center"/>
+                              <w:rPr>
+                                <w:rFonts w:ascii="Times New Roman" w:eastAsia="Times New Roman" w:hAnsi="Times New Roman" w:cs="Times New Roman"/>
+                                <w:b/>
+                                <w:bCs/>
+                                <w:noProof/>
+                                <w:sz w:val="22"/>
+                                <w:szCs w:val="22"/>
+                                <w:lang w:eastAsia="es-419"/>
+                              </w:rPr>
+                            </w:pPr>
+                            <w:r>
+                              <w:t>Ilustración 15. Pantalla de registro de Firmware (Modo avanzado)</w:t>
+                            </w:r>
+                          </w:p>
+                        </w:txbxContent>
+                      </wps:txbx>
+                      <wps:bodyPr rot="0" spcFirstLastPara="0" vertOverflow="overflow" horzOverflow="overflow" vert="horz" wrap="square" lIns="0" tIns="0" rIns="0" bIns="0" numCol="1" spcCol="0" rtlCol="0" fromWordArt="0" anchor="t" anchorCtr="0" forceAA="0" compatLnSpc="1">
+                        <a:prstTxWarp prst="textNoShape">
+                          <a:avLst/>
+                        </a:prstTxWarp>
+                        <a:spAutoFit/>
+                      </wps:bodyPr>
+                    </wps:wsp>
+                  </a:graphicData>
+                </a:graphic>
+              </wp:anchor>
+            </w:drawing>
+          </mc:Choice>
+          <mc:Fallback>
+            <w:pict>
+              <v:shape w14:anchorId="3BF6F912" id="_x0000_s1037" type="#_x0000_t202" style="position:absolute;left:0;text-align:left;margin-left:-80.1pt;margin-top:569.8pt;width:585.45pt;height:.05pt;z-index:251688977;visibility:visible;mso-wrap-style:square;mso-wrap-distance-left:9pt;mso-wrap-distance-top:0;mso-wrap-distance-right:9pt;mso-wrap-distance-bottom:0;mso-position-horizontal:absolute;mso-position-horizontal-relative:text;mso-position-vertical:absolute;mso-position-vertical-relative:text;v-text-anchor:top" o:gfxdata="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" stroked="f">
+                <v:textbox style="mso-fit-shape-to-text:t" inset="0,0,0,0">
+                  <w:txbxContent>
+                    <w:p>
+                      <w:pPr>
+                        <w:pStyle w:val="Descripcin"/>
+                        <w:jc w:val="center"/>
+                        <w:rPr>
+                          <w:rFonts w:ascii="Times New Roman" w:eastAsia="Times New Roman" w:hAnsi="Times New Roman" w:cs="Times New Roman"/>
+                          <w:b/>
+                          <w:bCs/>
+                          <w:noProof/>
+                          <w:sz w:val="22"/>
+                          <w:szCs w:val="22"/>
+                          <w:lang w:eastAsia="es-419"/>
+                        </w:rPr>
+                      </w:pPr>
+                      <w:r>
+                        <w:t>Ilustración 15. Pantalla de registro de Firmware (Modo avanzado)</w:t>
+                      </w:r>
+                    </w:p>
+                  </w:txbxContent>
+                </v:textbox>
+                <w10:wrap type="square"/>
+              </v:shape>
+            </w:pict>
+          </mc:Fallback>
+        </mc:AlternateContent>
+      </w:r>
       <w:r>
         <w:rPr>
           <w:rFonts w:ascii="Times New Roman" w:eastAsia="Times New Roman" w:hAnsi="Times New Roman" w:cs="Times New Roman"/>
@@ -5681,20 +7314,19 @@
           <w:szCs w:val="22"/>
           <w:lang w:eastAsia="es-419"/>
         </w:rPr>
-        <w:lastRenderedPageBreak/>
         <w:drawing>
-          <wp:anchor distT="0" distB="0" distL="114300" distR="114300" simplePos="0" relativeHeight="251658250" behindDoc="0" locked="0" layoutInCell="1" allowOverlap="1" wp14:anchorId="03934E05" wp14:editId="77978AF0">
+          <wp:anchor distT="0" distB="0" distL="114300" distR="114300" simplePos="0" relativeHeight="251666944" behindDoc="0" locked="0" layoutInCell="1" allowOverlap="1" wp14:anchorId="3EA81F90" wp14:editId="24B3656A">
             <wp:simplePos x="0" y="0"/>
             <wp:positionH relativeFrom="margin">
-              <wp:posOffset>-975995</wp:posOffset>
+              <wp:align>center</wp:align>
             </wp:positionH>
             <wp:positionV relativeFrom="paragraph">
-              <wp:posOffset>195580</wp:posOffset>
+              <wp:posOffset>3907790</wp:posOffset>
             </wp:positionV>
-            <wp:extent cx="7301230" cy="3257550"/>
-            <wp:effectExtent l="0" t="0" r="0" b="0"/>
+            <wp:extent cx="7435215" cy="3271520"/>
+            <wp:effectExtent l="0" t="0" r="0" b="5080"/>
             <wp:wrapSquare wrapText="bothSides"/>
-            <wp:docPr id="1388153861" name="Imagen 1"/>
+            <wp:docPr id="1907345348" name="Imagen 1"/>
             <wp:cNvGraphicFramePr>
               <a:graphicFrameLocks xmlns:a="http://schemas.openxmlformats.org/drawingml/2006/main" noChangeAspect="1"/>
             </wp:cNvGraphicFramePr>
@@ -5702,11 +7334,11 @@
               <a:graphicData uri="http://schemas.openxmlformats.org/drawingml/2006/picture">
                 <pic:pic xmlns:pic="http://schemas.openxmlformats.org/drawingml/2006/picture">
                   <pic:nvPicPr>
-                    <pic:cNvPr id="1388153861" name=""/>
+                    <pic:cNvPr id="1907345348" name=""/>
                     <pic:cNvPicPr/>
                   </pic:nvPicPr>
                   <pic:blipFill>
-                    <a:blip r:embed="rId20">
+                    <a:blip r:embed="rId22">
                       <a:extLst>
                         <a:ext uri="{28A0092B-C50C-407E-A947-70E740481C1C}">
                           <a14:useLocalDpi xmlns:a14="http://schemas.microsoft.com/office/drawing/2010/main" val="0"/>
@@ -5720,7 +7352,7 @@
                   <pic:spPr>
                     <a:xfrm>
                       <a:off x="0" y="0"/>
-                      <a:ext cx="7301230" cy="3257550"/>
+                      <a:ext cx="7435215" cy="3271520"/>
                     </a:xfrm>
                     <a:prstGeom prst="rect">
                       <a:avLst/>
@@ -5738,34 +7370,152 @@
           </wp:anchor>
         </w:drawing>
       </w:r>
-    </w:p>
-    <w:p>
-      <w:pPr>
-        <w:ind w:left="708"/>
-        <w:jc w:val="both"/>
-        <w:rPr>
-          <w:rFonts w:ascii="Times New Roman" w:eastAsia="Times New Roman" w:hAnsi="Times New Roman" w:cs="Times New Roman"/>
-          <w:b/>
-          <w:bCs/>
-          <w:sz w:val="22"/>
-          <w:szCs w:val="22"/>
-          <w:lang w:eastAsia="es-419"/>
-        </w:rPr>
-      </w:pPr>
-    </w:p>
-    <w:p>
-      <w:pPr>
-        <w:ind w:left="708"/>
-        <w:jc w:val="both"/>
-        <w:rPr>
-          <w:rFonts w:ascii="Times New Roman" w:eastAsia="Times New Roman" w:hAnsi="Times New Roman" w:cs="Times New Roman"/>
-          <w:b/>
-          <w:bCs/>
-          <w:sz w:val="22"/>
-          <w:szCs w:val="22"/>
-          <w:lang w:eastAsia="es-419"/>
-        </w:rPr>
-      </w:pPr>
+      <w:r>
+        <w:rPr>
+          <w:noProof/>
+        </w:rPr>
+        <mc:AlternateContent>
+          <mc:Choice Requires="wps">
+            <w:drawing>
+              <wp:anchor distT="0" distB="0" distL="114300" distR="114300" simplePos="0" relativeHeight="251682304" behindDoc="0" locked="0" layoutInCell="1" allowOverlap="1" wp14:anchorId="51942B4F" wp14:editId="48E8F1A5">
+                <wp:simplePos x="0" y="0"/>
+                <wp:positionH relativeFrom="column">
+                  <wp:posOffset>-1016000</wp:posOffset>
+                </wp:positionH>
+                <wp:positionV relativeFrom="paragraph">
+                  <wp:posOffset>3302000</wp:posOffset>
+                </wp:positionV>
+                <wp:extent cx="7329805" cy="635"/>
+                <wp:effectExtent l="0" t="0" r="0" b="0"/>
+                <wp:wrapSquare wrapText="bothSides"/>
+                <wp:docPr id="2048815364" name="Cuadro de texto 1"/>
+                <wp:cNvGraphicFramePr/>
+                <a:graphic xmlns:a="http://schemas.openxmlformats.org/drawingml/2006/main">
+                  <a:graphicData uri="http://schemas.microsoft.com/office/word/2010/wordprocessingShape">
+                    <wps:wsp>
+                      <wps:cNvSpPr txBox="1"/>
+                      <wps:spPr>
+                        <a:xfrm>
+                          <a:off x="0" y="0"/>
+                          <a:ext cx="7329805" cy="635"/>
+                        </a:xfrm>
+                        <a:prstGeom prst="rect">
+                          <a:avLst/>
+                        </a:prstGeom>
+                        <a:solidFill>
+                          <a:prstClr val="white"/>
+                        </a:solidFill>
+                        <a:ln>
+                          <a:noFill/>
+                        </a:ln>
+                      </wps:spPr>
+                      <wps:txbx>
+                        <w:txbxContent>
+                          <w:p>
+                            <w:pPr>
+                              <w:pStyle w:val="Descripcin"/>
+                              <w:jc w:val="center"/>
+                              <w:rPr>
+                                <w:rFonts w:ascii="Times New Roman" w:eastAsia="Times New Roman" w:hAnsi="Times New Roman" w:cs="Times New Roman"/>
+                                <w:b/>
+                                <w:bCs/>
+                                <w:noProof/>
+                                <w:sz w:val="22"/>
+                                <w:szCs w:val="22"/>
+                                <w:lang w:eastAsia="es-419"/>
+                              </w:rPr>
+                            </w:pPr>
+                            <w:r>
+                              <w:t>Ilustración 1</w:t>
+                            </w:r>
+                            <w:r>
+                              <w:fldChar w:fldCharType="begin"/>
+                            </w:r>
+                            <w:r>
+                              <w:instrText xml:space="preserve"> SEQ Ilustración \* ARABIC </w:instrText>
+                            </w:r>
+                            <w:r>
+                              <w:fldChar w:fldCharType="separate"/>
+                            </w:r>
+                            <w:r>
+                              <w:rPr>
+                                <w:noProof/>
+                              </w:rPr>
+                              <w:t>3</w:t>
+                            </w:r>
+                            <w:r>
+                              <w:fldChar w:fldCharType="end"/>
+                            </w:r>
+                            <w:r>
+                              <w:t>. Pantalla de registro de microcontroladores (Modo avanzado)</w:t>
+                            </w:r>
+                          </w:p>
+                        </w:txbxContent>
+                      </wps:txbx>
+                      <wps:bodyPr rot="0" spcFirstLastPara="0" vertOverflow="overflow" horzOverflow="overflow" vert="horz" wrap="square" lIns="0" tIns="0" rIns="0" bIns="0" numCol="1" spcCol="0" rtlCol="0" fromWordArt="0" anchor="t" anchorCtr="0" forceAA="0" compatLnSpc="1">
+                        <a:prstTxWarp prst="textNoShape">
+                          <a:avLst/>
+                        </a:prstTxWarp>
+                        <a:spAutoFit/>
+                      </wps:bodyPr>
+                    </wps:wsp>
+                  </a:graphicData>
+                </a:graphic>
+              </wp:anchor>
+            </w:drawing>
+          </mc:Choice>
+          <mc:Fallback>
+            <w:pict>
+              <v:shape w14:anchorId="51942B4F" id="_x0000_s1038" type="#_x0000_t202" style="position:absolute;left:0;text-align:left;margin-left:-80pt;margin-top:260pt;width:577.15pt;height:.05pt;z-index:251682304;visibility:visible;mso-wrap-style:square;mso-wrap-distance-left:9pt;mso-wrap-distance-top:0;mso-wrap-distance-right:9pt;mso-wrap-distance-bottom:0;mso-position-horizontal:absolute;mso-position-horizontal-relative:text;mso-position-vertical:absolute;mso-position-vertical-relative:text;v-text-anchor:top" o:gfxdata="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" stroked="f">
+                <v:textbox style="mso-fit-shape-to-text:t" inset="0,0,0,0">
+                  <w:txbxContent>
+                    <w:p>
+                      <w:pPr>
+                        <w:pStyle w:val="Descripcin"/>
+                        <w:jc w:val="center"/>
+                        <w:rPr>
+                          <w:rFonts w:ascii="Times New Roman" w:eastAsia="Times New Roman" w:hAnsi="Times New Roman" w:cs="Times New Roman"/>
+                          <w:b/>
+                          <w:bCs/>
+                          <w:noProof/>
+                          <w:sz w:val="22"/>
+                          <w:szCs w:val="22"/>
+                          <w:lang w:eastAsia="es-419"/>
+                        </w:rPr>
+                      </w:pPr>
+                      <w:r>
+                        <w:t>Ilustración 1</w:t>
+                      </w:r>
+                      <w:r>
+                        <w:fldChar w:fldCharType="begin"/>
+                      </w:r>
+                      <w:r>
+                        <w:instrText xml:space="preserve"> SEQ Ilustración \* ARABIC </w:instrText>
+                      </w:r>
+                      <w:r>
+                        <w:fldChar w:fldCharType="separate"/>
+                      </w:r>
+                      <w:r>
+                        <w:rPr>
+                          <w:noProof/>
+                        </w:rPr>
+                        <w:t>3</w:t>
+                      </w:r>
+                      <w:r>
+                        <w:fldChar w:fldCharType="end"/>
+                      </w:r>
+                      <w:r>
+                        <w:t>. Pantalla de registro de microcontroladores (Modo avanzado)</w:t>
+                      </w:r>
+                    </w:p>
+                  </w:txbxContent>
+                </v:textbox>
+                <w10:wrap type="square"/>
+              </v:shape>
+            </w:pict>
+          </mc:Fallback>
+        </mc:AlternateContent>
+      </w:r>
       <w:r>
         <w:rPr>
           <w:rFonts w:ascii="Times New Roman" w:eastAsia="Times New Roman" w:hAnsi="Times New Roman" w:cs="Times New Roman"/>
@@ -5777,164 +7527,13 @@
           <w:lang w:eastAsia="es-419"/>
         </w:rPr>
         <w:drawing>
-          <wp:anchor distT="0" distB="0" distL="114300" distR="114300" simplePos="0" relativeHeight="251658251" behindDoc="0" locked="0" layoutInCell="1" allowOverlap="1" wp14:anchorId="5802A264" wp14:editId="1F99C734">
+          <wp:anchor distT="0" distB="0" distL="114300" distR="114300" simplePos="0" relativeHeight="251662848" behindDoc="0" locked="0" layoutInCell="1" allowOverlap="1" wp14:anchorId="6621E793" wp14:editId="7124F00D">
             <wp:simplePos x="0" y="0"/>
-            <wp:positionH relativeFrom="column">
-              <wp:posOffset>-965835</wp:posOffset>
+            <wp:positionH relativeFrom="page">
+              <wp:posOffset>64135</wp:posOffset>
             </wp:positionH>
             <wp:positionV relativeFrom="paragraph">
-              <wp:posOffset>292735</wp:posOffset>
-            </wp:positionV>
-            <wp:extent cx="7258050" cy="3254375"/>
-            <wp:effectExtent l="0" t="0" r="0" b="3175"/>
-            <wp:wrapSquare wrapText="bothSides"/>
-            <wp:docPr id="1812303156" name="Imagen 1"/>
-            <wp:cNvGraphicFramePr>
-              <a:graphicFrameLocks xmlns:a="http://schemas.openxmlformats.org/drawingml/2006/main" noChangeAspect="1"/>
-            </wp:cNvGraphicFramePr>
-            <a:graphic xmlns:a="http://schemas.openxmlformats.org/drawingml/2006/main">
-              <a:graphicData uri="http://schemas.openxmlformats.org/drawingml/2006/picture">
-                <pic:pic xmlns:pic="http://schemas.openxmlformats.org/drawingml/2006/picture">
-                  <pic:nvPicPr>
-                    <pic:cNvPr id="1812303156" name=""/>
-                    <pic:cNvPicPr/>
-                  </pic:nvPicPr>
-                  <pic:blipFill>
-                    <a:blip r:embed="rId21">
-                      <a:extLst>
-                        <a:ext uri="{28A0092B-C50C-407E-A947-70E740481C1C}">
-                          <a14:useLocalDpi xmlns:a14="http://schemas.microsoft.com/office/drawing/2010/main" val="0"/>
-                        </a:ext>
-                      </a:extLst>
-                    </a:blip>
-                    <a:stretch>
-                      <a:fillRect/>
-                    </a:stretch>
-                  </pic:blipFill>
-                  <pic:spPr>
-                    <a:xfrm>
-                      <a:off x="0" y="0"/>
-                      <a:ext cx="7258050" cy="3254375"/>
-                    </a:xfrm>
-                    <a:prstGeom prst="rect">
-                      <a:avLst/>
-                    </a:prstGeom>
-                  </pic:spPr>
-                </pic:pic>
-              </a:graphicData>
-            </a:graphic>
-            <wp14:sizeRelH relativeFrom="page">
-              <wp14:pctWidth>0</wp14:pctWidth>
-            </wp14:sizeRelH>
-            <wp14:sizeRelV relativeFrom="page">
-              <wp14:pctHeight>0</wp14:pctHeight>
-            </wp14:sizeRelV>
-          </wp:anchor>
-        </w:drawing>
-      </w:r>
-    </w:p>
-    <w:p>
-      <w:pPr>
-        <w:ind w:left="708"/>
-        <w:jc w:val="both"/>
-        <w:rPr>
-          <w:rFonts w:ascii="Times New Roman" w:eastAsia="Times New Roman" w:hAnsi="Times New Roman" w:cs="Times New Roman"/>
-          <w:b/>
-          <w:bCs/>
-          <w:sz w:val="22"/>
-          <w:szCs w:val="22"/>
-          <w:lang w:eastAsia="es-419"/>
-        </w:rPr>
-      </w:pPr>
-    </w:p>
-    <w:p>
-      <w:pPr>
-        <w:ind w:left="708"/>
-        <w:jc w:val="both"/>
-        <w:rPr>
-          <w:rFonts w:ascii="Times New Roman" w:eastAsia="Times New Roman" w:hAnsi="Times New Roman" w:cs="Times New Roman"/>
-          <w:b/>
-          <w:bCs/>
-          <w:sz w:val="22"/>
-          <w:szCs w:val="22"/>
-          <w:lang w:eastAsia="es-419"/>
-        </w:rPr>
-      </w:pPr>
-    </w:p>
-    <w:p>
-      <w:pPr>
-        <w:ind w:left="708"/>
-        <w:jc w:val="both"/>
-        <w:rPr>
-          <w:rFonts w:ascii="Times New Roman" w:eastAsia="Times New Roman" w:hAnsi="Times New Roman" w:cs="Times New Roman"/>
-          <w:b/>
-          <w:bCs/>
-          <w:sz w:val="22"/>
-          <w:szCs w:val="22"/>
-          <w:lang w:eastAsia="es-419"/>
-        </w:rPr>
-      </w:pPr>
-    </w:p>
-    <w:p>
-      <w:pPr>
-        <w:ind w:left="708"/>
-        <w:jc w:val="both"/>
-        <w:rPr>
-          <w:rFonts w:ascii="Times New Roman" w:eastAsia="Times New Roman" w:hAnsi="Times New Roman" w:cs="Times New Roman"/>
-          <w:b/>
-          <w:bCs/>
-          <w:sz w:val="22"/>
-          <w:szCs w:val="22"/>
-          <w:lang w:eastAsia="es-419"/>
-        </w:rPr>
-      </w:pPr>
-    </w:p>
-    <w:p>
-      <w:pPr>
-        <w:ind w:left="708"/>
-        <w:jc w:val="both"/>
-        <w:rPr>
-          <w:rFonts w:ascii="Times New Roman" w:eastAsia="Times New Roman" w:hAnsi="Times New Roman" w:cs="Times New Roman"/>
-          <w:b/>
-          <w:bCs/>
-          <w:sz w:val="22"/>
-          <w:szCs w:val="22"/>
-          <w:lang w:eastAsia="es-419"/>
-        </w:rPr>
-      </w:pPr>
-    </w:p>
-    <w:p>
-      <w:pPr>
-        <w:ind w:left="708"/>
-        <w:jc w:val="both"/>
-        <w:rPr>
-          <w:rFonts w:ascii="Times New Roman" w:eastAsia="Times New Roman" w:hAnsi="Times New Roman" w:cs="Times New Roman"/>
-          <w:b/>
-          <w:bCs/>
-          <w:sz w:val="22"/>
-          <w:szCs w:val="22"/>
-          <w:lang w:eastAsia="es-419"/>
-        </w:rPr>
-      </w:pPr>
-      <w:r>
-        <w:rPr>
-          <w:rFonts w:ascii="Times New Roman" w:eastAsia="Times New Roman" w:hAnsi="Times New Roman" w:cs="Times New Roman"/>
-          <w:b/>
-          <w:bCs/>
-          <w:noProof/>
-          <w:sz w:val="22"/>
-          <w:szCs w:val="22"/>
-          <w:lang w:eastAsia="es-419"/>
-        </w:rPr>
-        <w:lastRenderedPageBreak/>
-        <w:drawing>
-          <wp:anchor distT="0" distB="0" distL="114300" distR="114300" simplePos="0" relativeHeight="251658255" behindDoc="0" locked="0" layoutInCell="1" allowOverlap="1" wp14:anchorId="6621E793" wp14:editId="06FCDFFC">
-            <wp:simplePos x="0" y="0"/>
-            <wp:positionH relativeFrom="column">
-              <wp:posOffset>-975360</wp:posOffset>
-            </wp:positionH>
-            <wp:positionV relativeFrom="paragraph">
-              <wp:posOffset>3586480</wp:posOffset>
+              <wp:posOffset>0</wp:posOffset>
             </wp:positionV>
             <wp:extent cx="7329805" cy="3244850"/>
             <wp:effectExtent l="0" t="0" r="4445" b="0"/>
@@ -5951,7 +7550,7 @@
                     <pic:cNvPicPr/>
                   </pic:nvPicPr>
                   <pic:blipFill>
-                    <a:blip r:embed="rId22">
+                    <a:blip r:embed="rId23">
                       <a:extLst>
                         <a:ext uri="{28A0092B-C50C-407E-A947-70E740481C1C}">
                           <a14:useLocalDpi xmlns:a14="http://schemas.microsoft.com/office/drawing/2010/main" val="0"/>
@@ -5983,72 +7582,6 @@
           </wp:anchor>
         </w:drawing>
       </w:r>
-      <w:r>
-        <w:rPr>
-          <w:rFonts w:ascii="Times New Roman" w:eastAsia="Times New Roman" w:hAnsi="Times New Roman" w:cs="Times New Roman"/>
-          <w:b/>
-          <w:bCs/>
-          <w:noProof/>
-          <w:sz w:val="22"/>
-          <w:szCs w:val="22"/>
-          <w:lang w:eastAsia="es-419"/>
-        </w:rPr>
-        <w:drawing>
-          <wp:anchor distT="0" distB="0" distL="114300" distR="114300" simplePos="0" relativeHeight="251658252" behindDoc="0" locked="0" layoutInCell="1" allowOverlap="1" wp14:anchorId="12688247" wp14:editId="356A46A9">
-            <wp:simplePos x="0" y="0"/>
-            <wp:positionH relativeFrom="margin">
-              <wp:align>center</wp:align>
-            </wp:positionH>
-            <wp:positionV relativeFrom="paragraph">
-              <wp:posOffset>0</wp:posOffset>
-            </wp:positionV>
-            <wp:extent cx="7283450" cy="3257550"/>
-            <wp:effectExtent l="0" t="0" r="0" b="0"/>
-            <wp:wrapSquare wrapText="bothSides"/>
-            <wp:docPr id="700326982" name="Imagen 1"/>
-            <wp:cNvGraphicFramePr>
-              <a:graphicFrameLocks xmlns:a="http://schemas.openxmlformats.org/drawingml/2006/main" noChangeAspect="1"/>
-            </wp:cNvGraphicFramePr>
-            <a:graphic xmlns:a="http://schemas.openxmlformats.org/drawingml/2006/main">
-              <a:graphicData uri="http://schemas.openxmlformats.org/drawingml/2006/picture">
-                <pic:pic xmlns:pic="http://schemas.openxmlformats.org/drawingml/2006/picture">
-                  <pic:nvPicPr>
-                    <pic:cNvPr id="700326982" name=""/>
-                    <pic:cNvPicPr/>
-                  </pic:nvPicPr>
-                  <pic:blipFill>
-                    <a:blip r:embed="rId23">
-                      <a:extLst>
-                        <a:ext uri="{28A0092B-C50C-407E-A947-70E740481C1C}">
-                          <a14:useLocalDpi xmlns:a14="http://schemas.microsoft.com/office/drawing/2010/main" val="0"/>
-                        </a:ext>
-                      </a:extLst>
-                    </a:blip>
-                    <a:stretch>
-                      <a:fillRect/>
-                    </a:stretch>
-                  </pic:blipFill>
-                  <pic:spPr>
-                    <a:xfrm>
-                      <a:off x="0" y="0"/>
-                      <a:ext cx="7283450" cy="3257550"/>
-                    </a:xfrm>
-                    <a:prstGeom prst="rect">
-                      <a:avLst/>
-                    </a:prstGeom>
-                  </pic:spPr>
-                </pic:pic>
-              </a:graphicData>
-            </a:graphic>
-            <wp14:sizeRelH relativeFrom="page">
-              <wp14:pctWidth>0</wp14:pctWidth>
-            </wp14:sizeRelH>
-            <wp14:sizeRelV relativeFrom="page">
-              <wp14:pctHeight>0</wp14:pctHeight>
-            </wp14:sizeRelV>
-          </wp:anchor>
-        </w:drawing>
-      </w:r>
     </w:p>
     <w:p>
       <w:pPr>
@@ -6108,7 +7641,6 @@
     </w:p>
     <w:p>
       <w:pPr>
-        <w:ind w:left="708"/>
         <w:jc w:val="both"/>
         <w:rPr>
           <w:rFonts w:ascii="Times New Roman" w:eastAsia="Times New Roman" w:hAnsi="Times New Roman" w:cs="Times New Roman"/>
@@ -6133,191 +7665,109 @@
           <w:lang w:eastAsia="es-419"/>
         </w:rPr>
       </w:pPr>
-    </w:p>
-    <w:p>
-      <w:pPr>
-        <w:ind w:left="708"/>
-        <w:jc w:val="both"/>
-        <w:rPr>
-          <w:rFonts w:ascii="Times New Roman" w:eastAsia="Times New Roman" w:hAnsi="Times New Roman" w:cs="Times New Roman"/>
-          <w:b/>
-          <w:bCs/>
-          <w:sz w:val="22"/>
-          <w:szCs w:val="22"/>
-          <w:lang w:eastAsia="es-419"/>
-        </w:rPr>
-      </w:pPr>
-    </w:p>
-    <w:p>
-      <w:pPr>
-        <w:ind w:left="708"/>
-        <w:jc w:val="both"/>
-        <w:rPr>
-          <w:rFonts w:ascii="Times New Roman" w:eastAsia="Times New Roman" w:hAnsi="Times New Roman" w:cs="Times New Roman"/>
-          <w:b/>
-          <w:bCs/>
-          <w:sz w:val="22"/>
-          <w:szCs w:val="22"/>
-          <w:lang w:eastAsia="es-419"/>
-        </w:rPr>
-      </w:pPr>
-      <w:r>
-        <w:rPr>
-          <w:rFonts w:ascii="Times New Roman" w:eastAsia="Times New Roman" w:hAnsi="Times New Roman" w:cs="Times New Roman"/>
-          <w:b/>
-          <w:bCs/>
+      <w:r>
+        <w:rPr>
           <w:noProof/>
-          <w:sz w:val="22"/>
-          <w:szCs w:val="22"/>
-          <w:lang w:eastAsia="es-419"/>
         </w:rPr>
         <w:lastRenderedPageBreak/>
-        <w:drawing>
-          <wp:anchor distT="0" distB="0" distL="114300" distR="114300" simplePos="0" relativeHeight="251658256" behindDoc="0" locked="0" layoutInCell="1" allowOverlap="1" wp14:anchorId="3EA81F90" wp14:editId="0BBF83A1">
-            <wp:simplePos x="0" y="0"/>
-            <wp:positionH relativeFrom="column">
-              <wp:posOffset>-1013460</wp:posOffset>
-            </wp:positionH>
-            <wp:positionV relativeFrom="paragraph">
-              <wp:posOffset>0</wp:posOffset>
-            </wp:positionV>
-            <wp:extent cx="7435215" cy="3271520"/>
-            <wp:effectExtent l="0" t="0" r="0" b="5080"/>
-            <wp:wrapSquare wrapText="bothSides"/>
-            <wp:docPr id="1907345348" name="Imagen 1"/>
-            <wp:cNvGraphicFramePr>
-              <a:graphicFrameLocks xmlns:a="http://schemas.openxmlformats.org/drawingml/2006/main" noChangeAspect="1"/>
-            </wp:cNvGraphicFramePr>
-            <a:graphic xmlns:a="http://schemas.openxmlformats.org/drawingml/2006/main">
-              <a:graphicData uri="http://schemas.openxmlformats.org/drawingml/2006/picture">
-                <pic:pic xmlns:pic="http://schemas.openxmlformats.org/drawingml/2006/picture">
-                  <pic:nvPicPr>
-                    <pic:cNvPr id="1907345348" name=""/>
-                    <pic:cNvPicPr/>
-                  </pic:nvPicPr>
-                  <pic:blipFill>
-                    <a:blip r:embed="rId24">
-                      <a:extLst>
-                        <a:ext uri="{28A0092B-C50C-407E-A947-70E740481C1C}">
-                          <a14:useLocalDpi xmlns:a14="http://schemas.microsoft.com/office/drawing/2010/main" val="0"/>
-                        </a:ext>
-                      </a:extLst>
-                    </a:blip>
-                    <a:stretch>
-                      <a:fillRect/>
-                    </a:stretch>
-                  </pic:blipFill>
-                  <pic:spPr>
-                    <a:xfrm>
-                      <a:off x="0" y="0"/>
-                      <a:ext cx="7435215" cy="3271520"/>
-                    </a:xfrm>
-                    <a:prstGeom prst="rect">
-                      <a:avLst/>
-                    </a:prstGeom>
-                  </pic:spPr>
-                </pic:pic>
-              </a:graphicData>
-            </a:graphic>
-            <wp14:sizeRelH relativeFrom="page">
-              <wp14:pctWidth>0</wp14:pctWidth>
-            </wp14:sizeRelH>
-            <wp14:sizeRelV relativeFrom="page">
-              <wp14:pctHeight>0</wp14:pctHeight>
-            </wp14:sizeRelV>
-          </wp:anchor>
-        </w:drawing>
-      </w:r>
-    </w:p>
-    <w:p>
-      <w:pPr>
-        <w:ind w:left="708"/>
-        <w:jc w:val="both"/>
-        <w:rPr>
-          <w:rFonts w:ascii="Times New Roman" w:eastAsia="Times New Roman" w:hAnsi="Times New Roman" w:cs="Times New Roman"/>
-          <w:b/>
-          <w:bCs/>
-          <w:sz w:val="22"/>
-          <w:szCs w:val="22"/>
-          <w:lang w:eastAsia="es-419"/>
-        </w:rPr>
-      </w:pPr>
-    </w:p>
-    <w:p>
-      <w:pPr>
-        <w:ind w:left="708"/>
-        <w:jc w:val="both"/>
-        <w:rPr>
-          <w:rFonts w:ascii="Times New Roman" w:eastAsia="Times New Roman" w:hAnsi="Times New Roman" w:cs="Times New Roman"/>
-          <w:b/>
-          <w:bCs/>
-          <w:sz w:val="22"/>
-          <w:szCs w:val="22"/>
-          <w:lang w:eastAsia="es-419"/>
-        </w:rPr>
-      </w:pPr>
-    </w:p>
-    <w:p>
-      <w:pPr>
-        <w:ind w:left="708"/>
-        <w:jc w:val="both"/>
-        <w:rPr>
-          <w:rFonts w:ascii="Times New Roman" w:eastAsia="Times New Roman" w:hAnsi="Times New Roman" w:cs="Times New Roman"/>
-          <w:b/>
-          <w:bCs/>
-          <w:sz w:val="22"/>
-          <w:szCs w:val="22"/>
-          <w:lang w:eastAsia="es-419"/>
-        </w:rPr>
-      </w:pPr>
-    </w:p>
-    <w:p>
-      <w:pPr>
-        <w:ind w:left="708"/>
-        <w:jc w:val="both"/>
-        <w:rPr>
-          <w:rFonts w:ascii="Times New Roman" w:eastAsia="Times New Roman" w:hAnsi="Times New Roman" w:cs="Times New Roman"/>
-          <w:b/>
-          <w:bCs/>
-          <w:sz w:val="22"/>
-          <w:szCs w:val="22"/>
-          <w:lang w:eastAsia="es-419"/>
-        </w:rPr>
-      </w:pPr>
-    </w:p>
-    <w:p>
-      <w:pPr>
-        <w:jc w:val="both"/>
-        <w:rPr>
-          <w:rFonts w:ascii="Times New Roman" w:eastAsia="Times New Roman" w:hAnsi="Times New Roman" w:cs="Times New Roman"/>
-          <w:b/>
-          <w:bCs/>
-          <w:sz w:val="22"/>
-          <w:szCs w:val="22"/>
-          <w:lang w:eastAsia="es-419"/>
-        </w:rPr>
-      </w:pPr>
-    </w:p>
-    <w:p>
-      <w:pPr>
-        <w:ind w:left="708"/>
-        <w:jc w:val="both"/>
-        <w:rPr>
-          <w:rFonts w:ascii="Times New Roman" w:eastAsia="Times New Roman" w:hAnsi="Times New Roman" w:cs="Times New Roman"/>
-          <w:b/>
-          <w:bCs/>
-          <w:sz w:val="22"/>
-          <w:szCs w:val="22"/>
-          <w:lang w:eastAsia="es-419"/>
-        </w:rPr>
-      </w:pPr>
+        <mc:AlternateContent>
+          <mc:Choice Requires="wps">
+            <w:drawing>
+              <wp:anchor distT="0" distB="0" distL="114300" distR="114300" simplePos="0" relativeHeight="251691025" behindDoc="0" locked="0" layoutInCell="1" allowOverlap="1" wp14:anchorId="476A82B1" wp14:editId="2029B278">
+                <wp:simplePos x="0" y="0"/>
+                <wp:positionH relativeFrom="column">
+                  <wp:posOffset>-1022985</wp:posOffset>
+                </wp:positionH>
+                <wp:positionV relativeFrom="paragraph">
+                  <wp:posOffset>4171950</wp:posOffset>
+                </wp:positionV>
+                <wp:extent cx="7396480" cy="635"/>
+                <wp:effectExtent l="0" t="0" r="0" b="0"/>
+                <wp:wrapSquare wrapText="bothSides"/>
+                <wp:docPr id="934081914" name="Cuadro de texto 1"/>
+                <wp:cNvGraphicFramePr/>
+                <a:graphic xmlns:a="http://schemas.openxmlformats.org/drawingml/2006/main">
+                  <a:graphicData uri="http://schemas.microsoft.com/office/word/2010/wordprocessingShape">
+                    <wps:wsp>
+                      <wps:cNvSpPr txBox="1"/>
+                      <wps:spPr>
+                        <a:xfrm>
+                          <a:off x="0" y="0"/>
+                          <a:ext cx="7396480" cy="635"/>
+                        </a:xfrm>
+                        <a:prstGeom prst="rect">
+                          <a:avLst/>
+                        </a:prstGeom>
+                        <a:solidFill>
+                          <a:prstClr val="white"/>
+                        </a:solidFill>
+                        <a:ln>
+                          <a:noFill/>
+                        </a:ln>
+                      </wps:spPr>
+                      <wps:txbx>
+                        <w:txbxContent>
+                          <w:p>
+                            <w:pPr>
+                              <w:pStyle w:val="Descripcin"/>
+                              <w:jc w:val="center"/>
+                              <w:rPr>
+                                <w:rFonts w:ascii="Times New Roman" w:eastAsia="Times New Roman" w:hAnsi="Times New Roman" w:cs="Times New Roman"/>
+                                <w:noProof/>
+                                <w:lang w:eastAsia="es-419"/>
+                              </w:rPr>
+                            </w:pPr>
+                            <w:r>
+                              <w:t>Ilustración 16. Pantalla de información detallada de cada repositorio</w:t>
+                            </w:r>
+                          </w:p>
+                        </w:txbxContent>
+                      </wps:txbx>
+                      <wps:bodyPr rot="0" spcFirstLastPara="0" vertOverflow="overflow" horzOverflow="overflow" vert="horz" wrap="square" lIns="0" tIns="0" rIns="0" bIns="0" numCol="1" spcCol="0" rtlCol="0" fromWordArt="0" anchor="t" anchorCtr="0" forceAA="0" compatLnSpc="1">
+                        <a:prstTxWarp prst="textNoShape">
+                          <a:avLst/>
+                        </a:prstTxWarp>
+                        <a:spAutoFit/>
+                      </wps:bodyPr>
+                    </wps:wsp>
+                  </a:graphicData>
+                </a:graphic>
+              </wp:anchor>
+            </w:drawing>
+          </mc:Choice>
+          <mc:Fallback>
+            <w:pict>
+              <v:shape w14:anchorId="476A82B1" id="_x0000_s1039" type="#_x0000_t202" style="position:absolute;left:0;text-align:left;margin-left:-80.55pt;margin-top:328.5pt;width:582.4pt;height:.05pt;z-index:251691025;visibility:visible;mso-wrap-style:square;mso-wrap-distance-left:9pt;mso-wrap-distance-top:0;mso-wrap-distance-right:9pt;mso-wrap-distance-bottom:0;mso-position-horizontal:absolute;mso-position-horizontal-relative:text;mso-position-vertical:absolute;mso-position-vertical-relative:text;v-text-anchor:top" o:gfxdata="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" stroked="f">
+                <v:textbox style="mso-fit-shape-to-text:t" inset="0,0,0,0">
+                  <w:txbxContent>
+                    <w:p>
+                      <w:pPr>
+                        <w:pStyle w:val="Descripcin"/>
+                        <w:jc w:val="center"/>
+                        <w:rPr>
+                          <w:rFonts w:ascii="Times New Roman" w:eastAsia="Times New Roman" w:hAnsi="Times New Roman" w:cs="Times New Roman"/>
+                          <w:noProof/>
+                          <w:lang w:eastAsia="es-419"/>
+                        </w:rPr>
+                      </w:pPr>
+                      <w:r>
+                        <w:t>Ilustración 16. Pantalla de información detallada de cada repositorio</w:t>
+                      </w:r>
+                    </w:p>
+                  </w:txbxContent>
+                </v:textbox>
+                <w10:wrap type="square"/>
+              </v:shape>
+            </w:pict>
+          </mc:Fallback>
+        </mc:AlternateContent>
+      </w:r>
       <w:r>
         <w:rPr>
           <w:rFonts w:ascii="Times New Roman" w:eastAsia="Times New Roman" w:hAnsi="Times New Roman" w:cs="Times New Roman"/>
           <w:noProof/>
           <w:lang w:eastAsia="es-419"/>
         </w:rPr>
-        <w:lastRenderedPageBreak/>
         <w:drawing>
           <wp:anchor distT="0" distB="0" distL="114300" distR="114300" simplePos="0" relativeHeight="251658253" behindDoc="0" locked="0" layoutInCell="1" allowOverlap="1" wp14:anchorId="77FD6DC1" wp14:editId="34313458">
             <wp:simplePos x="0" y="0"/>
@@ -6342,7 +7792,7 @@
                     <pic:cNvPicPr/>
                   </pic:nvPicPr>
                   <pic:blipFill>
-                    <a:blip r:embed="rId25">
+                    <a:blip r:embed="rId24">
                       <a:extLst>
                         <a:ext uri="{28A0092B-C50C-407E-A947-70E740481C1C}">
                           <a14:useLocalDpi xmlns:a14="http://schemas.microsoft.com/office/drawing/2010/main" val="0"/>
@@ -6396,53 +7846,114 @@
       </w:pPr>
       <w:r>
         <w:rPr>
-          <w:rFonts w:ascii="Times New Roman" w:eastAsia="Times New Roman" w:hAnsi="Times New Roman" w:cs="Times New Roman"/>
-          <w:lang w:eastAsia="es-419"/>
-        </w:rPr>
-        <w:tab/>
-      </w:r>
-    </w:p>
-    <w:p>
-      <w:pPr>
-        <w:jc w:val="both"/>
-        <w:rPr>
-          <w:rFonts w:ascii="Times New Roman" w:eastAsia="Times New Roman" w:hAnsi="Times New Roman" w:cs="Times New Roman"/>
-          <w:lang w:eastAsia="es-419"/>
-        </w:rPr>
-      </w:pPr>
-    </w:p>
-    <w:p>
-      <w:pPr>
-        <w:jc w:val="both"/>
-        <w:rPr>
-          <w:rFonts w:ascii="Times New Roman" w:eastAsia="Times New Roman" w:hAnsi="Times New Roman" w:cs="Times New Roman"/>
-          <w:lang w:eastAsia="es-419"/>
-        </w:rPr>
-      </w:pPr>
-    </w:p>
-    <w:p>
-      <w:pPr>
-        <w:jc w:val="both"/>
-        <w:rPr>
-          <w:rFonts w:ascii="Times New Roman" w:eastAsia="Times New Roman" w:hAnsi="Times New Roman" w:cs="Times New Roman"/>
-          <w:lang w:eastAsia="es-419"/>
-        </w:rPr>
-      </w:pPr>
+          <w:noProof/>
+        </w:rPr>
+        <mc:AlternateContent>
+          <mc:Choice Requires="wps">
+            <w:drawing>
+              <wp:anchor distT="0" distB="0" distL="114300" distR="114300" simplePos="0" relativeHeight="251693073" behindDoc="0" locked="0" layoutInCell="1" allowOverlap="1" wp14:anchorId="54B1391F" wp14:editId="1BD5F89C">
+                <wp:simplePos x="0" y="0"/>
+                <wp:positionH relativeFrom="column">
+                  <wp:posOffset>-946785</wp:posOffset>
+                </wp:positionH>
+                <wp:positionV relativeFrom="paragraph">
+                  <wp:posOffset>8295640</wp:posOffset>
+                </wp:positionV>
+                <wp:extent cx="7143750" cy="635"/>
+                <wp:effectExtent l="0" t="0" r="0" b="0"/>
+                <wp:wrapSquare wrapText="bothSides"/>
+                <wp:docPr id="1528082448" name="Cuadro de texto 1"/>
+                <wp:cNvGraphicFramePr/>
+                <a:graphic xmlns:a="http://schemas.openxmlformats.org/drawingml/2006/main">
+                  <a:graphicData uri="http://schemas.microsoft.com/office/word/2010/wordprocessingShape">
+                    <wps:wsp>
+                      <wps:cNvSpPr txBox="1"/>
+                      <wps:spPr>
+                        <a:xfrm>
+                          <a:off x="0" y="0"/>
+                          <a:ext cx="7143750" cy="635"/>
+                        </a:xfrm>
+                        <a:prstGeom prst="rect">
+                          <a:avLst/>
+                        </a:prstGeom>
+                        <a:solidFill>
+                          <a:prstClr val="white"/>
+                        </a:solidFill>
+                        <a:ln>
+                          <a:noFill/>
+                        </a:ln>
+                      </wps:spPr>
+                      <wps:txbx>
+                        <w:txbxContent>
+                          <w:p>
+                            <w:pPr>
+                              <w:pStyle w:val="Descripcin"/>
+                              <w:jc w:val="center"/>
+                              <w:rPr>
+                                <w:rFonts w:ascii="Times New Roman" w:eastAsia="Times New Roman" w:hAnsi="Times New Roman" w:cs="Times New Roman"/>
+                                <w:noProof/>
+                                <w:lang w:eastAsia="es-419"/>
+                              </w:rPr>
+                            </w:pPr>
+                            <w:r>
+                              <w:t>Ilustración 17. Archivo README presentado mediante la API de GitHub</w:t>
+                            </w:r>
+                          </w:p>
+                        </w:txbxContent>
+                      </wps:txbx>
+                      <wps:bodyPr rot="0" spcFirstLastPara="0" vertOverflow="overflow" horzOverflow="overflow" vert="horz" wrap="square" lIns="0" tIns="0" rIns="0" bIns="0" numCol="1" spcCol="0" rtlCol="0" fromWordArt="0" anchor="t" anchorCtr="0" forceAA="0" compatLnSpc="1">
+                        <a:prstTxWarp prst="textNoShape">
+                          <a:avLst/>
+                        </a:prstTxWarp>
+                        <a:spAutoFit/>
+                      </wps:bodyPr>
+                    </wps:wsp>
+                  </a:graphicData>
+                </a:graphic>
+              </wp:anchor>
+            </w:drawing>
+          </mc:Choice>
+          <mc:Fallback>
+            <w:pict>
+              <v:shape w14:anchorId="54B1391F" id="_x0000_s1040" type="#_x0000_t202" style="position:absolute;left:0;text-align:left;margin-left:-74.55pt;margin-top:653.2pt;width:562.5pt;height:.05pt;z-index:251693073;visibility:visible;mso-wrap-style:square;mso-wrap-distance-left:9pt;mso-wrap-distance-top:0;mso-wrap-distance-right:9pt;mso-wrap-distance-bottom:0;mso-position-horizontal:absolute;mso-position-horizontal-relative:text;mso-position-vertical:absolute;mso-position-vertical-relative:text;v-text-anchor:top" o:gfxdata="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" stroked="f">
+                <v:textbox style="mso-fit-shape-to-text:t" inset="0,0,0,0">
+                  <w:txbxContent>
+                    <w:p>
+                      <w:pPr>
+                        <w:pStyle w:val="Descripcin"/>
+                        <w:jc w:val="center"/>
+                        <w:rPr>
+                          <w:rFonts w:ascii="Times New Roman" w:eastAsia="Times New Roman" w:hAnsi="Times New Roman" w:cs="Times New Roman"/>
+                          <w:noProof/>
+                          <w:lang w:eastAsia="es-419"/>
+                        </w:rPr>
+                      </w:pPr>
+                      <w:r>
+                        <w:t>Ilustración 17. Archivo README presentado mediante la API de GitHub</w:t>
+                      </w:r>
+                    </w:p>
+                  </w:txbxContent>
+                </v:textbox>
+                <w10:wrap type="square"/>
+              </v:shape>
+            </w:pict>
+          </mc:Fallback>
+        </mc:AlternateContent>
+      </w:r>
       <w:r>
         <w:rPr>
           <w:rFonts w:ascii="Times New Roman" w:eastAsia="Times New Roman" w:hAnsi="Times New Roman" w:cs="Times New Roman"/>
           <w:noProof/>
           <w:lang w:eastAsia="es-419"/>
         </w:rPr>
-        <w:lastRenderedPageBreak/>
         <w:drawing>
-          <wp:anchor distT="0" distB="0" distL="114300" distR="114300" simplePos="0" relativeHeight="251658254" behindDoc="0" locked="0" layoutInCell="1" allowOverlap="1" wp14:anchorId="13976862" wp14:editId="77515C6F">
+          <wp:anchor distT="0" distB="0" distL="114300" distR="114300" simplePos="0" relativeHeight="251655680" behindDoc="0" locked="0" layoutInCell="1" allowOverlap="1" wp14:anchorId="13976862" wp14:editId="2B37B2A0">
             <wp:simplePos x="0" y="0"/>
             <wp:positionH relativeFrom="margin">
-              <wp:posOffset>-842010</wp:posOffset>
+              <wp:posOffset>-946785</wp:posOffset>
             </wp:positionH>
             <wp:positionV relativeFrom="paragraph">
-              <wp:posOffset>0</wp:posOffset>
+              <wp:posOffset>4400550</wp:posOffset>
             </wp:positionV>
             <wp:extent cx="7143750" cy="3959225"/>
             <wp:effectExtent l="0" t="0" r="0" b="3175"/>
@@ -6459,7 +7970,7 @@
                     <pic:cNvPicPr/>
                   </pic:nvPicPr>
                   <pic:blipFill>
-                    <a:blip r:embed="rId26">
+                    <a:blip r:embed="rId25">
                       <a:extLst>
                         <a:ext uri="{28A0092B-C50C-407E-A947-70E740481C1C}">
                           <a14:useLocalDpi xmlns:a14="http://schemas.microsoft.com/office/drawing/2010/main" val="0"/>
@@ -6491,6 +8002,13 @@
           </wp:anchor>
         </w:drawing>
       </w:r>
+      <w:r>
+        <w:rPr>
+          <w:rFonts w:ascii="Times New Roman" w:eastAsia="Times New Roman" w:hAnsi="Times New Roman" w:cs="Times New Roman"/>
+          <w:lang w:eastAsia="es-419"/>
+        </w:rPr>
+        <w:tab/>
+      </w:r>
     </w:p>
     <w:p>
       <w:pPr>
@@ -6508,6 +8026,12 @@
           <w:rFonts w:ascii="Times New Roman" w:eastAsia="Times New Roman" w:hAnsi="Times New Roman" w:cs="Times New Roman"/>
           <w:lang w:eastAsia="es-419"/>
         </w:rPr>
+      </w:pPr>
+    </w:p>
+    <w:p>
+      <w:pPr>
+        <w:keepNext/>
+        <w:jc w:val="both"/>
       </w:pPr>
       <w:r>
         <w:rPr>
@@ -6531,7 +8055,7 @@
                     <pic:cNvPicPr/>
                   </pic:nvPicPr>
                   <pic:blipFill>
-                    <a:blip r:embed="rId27"/>
+                    <a:blip r:embed="rId26"/>
                     <a:stretch>
                       <a:fillRect/>
                     </a:stretch>
@@ -6554,6 +8078,19 @@
     </w:p>
     <w:p>
       <w:pPr>
+        <w:pStyle w:val="Descripcin"/>
+        <w:jc w:val="center"/>
+        <w:rPr>
+          <w:rFonts w:ascii="Times New Roman" w:eastAsia="Times New Roman" w:hAnsi="Times New Roman" w:cs="Times New Roman"/>
+          <w:lang w:eastAsia="es-419"/>
+        </w:rPr>
+      </w:pPr>
+      <w:r>
+        <w:t>Ilustración 18. Pantalla para editar un microcontrolador</w:t>
+      </w:r>
+    </w:p>
+    <w:p>
+      <w:pPr>
         <w:jc w:val="both"/>
         <w:rPr>
           <w:rFonts w:ascii="Times New Roman" w:eastAsia="Times New Roman" w:hAnsi="Times New Roman" w:cs="Times New Roman"/>
@@ -6563,11 +8100,8 @@
     </w:p>
     <w:p>
       <w:pPr>
+        <w:keepNext/>
         <w:jc w:val="both"/>
-        <w:rPr>
-          <w:rFonts w:ascii="Times New Roman" w:eastAsia="Times New Roman" w:hAnsi="Times New Roman" w:cs="Times New Roman"/>
-          <w:lang w:eastAsia="es-419"/>
-        </w:rPr>
       </w:pPr>
       <w:r>
         <w:rPr>
@@ -6575,7 +8109,6 @@
           <w:noProof/>
           <w:lang w:eastAsia="es-419"/>
         </w:rPr>
-        <w:lastRenderedPageBreak/>
         <w:drawing>
           <wp:inline distT="0" distB="0" distL="0" distR="0" wp14:anchorId="750B6737" wp14:editId="01787F49">
             <wp:extent cx="5400040" cy="2566035"/>
@@ -6592,7 +8125,7 @@
                     <pic:cNvPicPr/>
                   </pic:nvPicPr>
                   <pic:blipFill>
-                    <a:blip r:embed="rId28"/>
+                    <a:blip r:embed="rId27"/>
                     <a:stretch>
                       <a:fillRect/>
                     </a:stretch>
@@ -6615,12 +8148,138 @@
     </w:p>
     <w:p>
       <w:pPr>
+        <w:pStyle w:val="Descripcin"/>
+        <w:jc w:val="center"/>
+        <w:rPr>
+          <w:rFonts w:ascii="Times New Roman" w:eastAsia="Times New Roman" w:hAnsi="Times New Roman" w:cs="Times New Roman"/>
+          <w:lang w:eastAsia="es-419"/>
+        </w:rPr>
+      </w:pPr>
+      <w:r>
+        <w:t>Ilustración 19. Pantalla para asociar un Firmware con un microcontrolador disponible</w:t>
+      </w:r>
+    </w:p>
+    <w:p>
+      <w:pPr>
         <w:jc w:val="both"/>
         <w:rPr>
           <w:rFonts w:ascii="Times New Roman" w:eastAsia="Times New Roman" w:hAnsi="Times New Roman" w:cs="Times New Roman"/>
           <w:lang w:eastAsia="es-419"/>
         </w:rPr>
       </w:pPr>
+      <w:r>
+        <w:rPr>
+          <w:noProof/>
+        </w:rPr>
+        <w:lastRenderedPageBreak/>
+        <mc:AlternateContent>
+          <mc:Choice Requires="wps">
+            <w:drawing>
+              <wp:anchor distT="0" distB="0" distL="114300" distR="114300" simplePos="0" relativeHeight="251695121" behindDoc="0" locked="0" layoutInCell="1" allowOverlap="1" wp14:anchorId="46451FA4" wp14:editId="07311FAB">
+                <wp:simplePos x="0" y="0"/>
+                <wp:positionH relativeFrom="column">
+                  <wp:posOffset>-813435</wp:posOffset>
+                </wp:positionH>
+                <wp:positionV relativeFrom="paragraph">
+                  <wp:posOffset>3561080</wp:posOffset>
+                </wp:positionV>
+                <wp:extent cx="7000875" cy="635"/>
+                <wp:effectExtent l="0" t="0" r="0" b="0"/>
+                <wp:wrapSquare wrapText="bothSides"/>
+                <wp:docPr id="1290427080" name="Cuadro de texto 1"/>
+                <wp:cNvGraphicFramePr/>
+                <a:graphic xmlns:a="http://schemas.openxmlformats.org/drawingml/2006/main">
+                  <a:graphicData uri="http://schemas.microsoft.com/office/word/2010/wordprocessingShape">
+                    <wps:wsp>
+                      <wps:cNvSpPr txBox="1"/>
+                      <wps:spPr>
+                        <a:xfrm>
+                          <a:off x="0" y="0"/>
+                          <a:ext cx="7000875" cy="635"/>
+                        </a:xfrm>
+                        <a:prstGeom prst="rect">
+                          <a:avLst/>
+                        </a:prstGeom>
+                        <a:solidFill>
+                          <a:prstClr val="white"/>
+                        </a:solidFill>
+                        <a:ln>
+                          <a:noFill/>
+                        </a:ln>
+                      </wps:spPr>
+                      <wps:txbx>
+                        <w:txbxContent>
+                          <w:p>
+                            <w:pPr>
+                              <w:pStyle w:val="Descripcin"/>
+                              <w:jc w:val="center"/>
+                              <w:rPr>
+                                <w:rFonts w:ascii="Times New Roman" w:eastAsia="Times New Roman" w:hAnsi="Times New Roman" w:cs="Times New Roman"/>
+                                <w:noProof/>
+                                <w:lang w:eastAsia="es-419"/>
+                              </w:rPr>
+                            </w:pPr>
+                            <w:r>
+                              <w:t xml:space="preserve">Ilustración 20. Pantalla del proceso de flasheo (Logs y </w:t>
+                            </w:r>
+                            <w:proofErr w:type="spellStart"/>
+                            <w:r>
+                              <w:t>progeso</w:t>
+                            </w:r>
+                            <w:proofErr w:type="spellEnd"/>
+                            <w:r>
+                              <w:t>)</w:t>
+                            </w:r>
+                          </w:p>
+                        </w:txbxContent>
+                      </wps:txbx>
+                      <wps:bodyPr rot="0" spcFirstLastPara="0" vertOverflow="overflow" horzOverflow="overflow" vert="horz" wrap="square" lIns="0" tIns="0" rIns="0" bIns="0" numCol="1" spcCol="0" rtlCol="0" fromWordArt="0" anchor="t" anchorCtr="0" forceAA="0" compatLnSpc="1">
+                        <a:prstTxWarp prst="textNoShape">
+                          <a:avLst/>
+                        </a:prstTxWarp>
+                        <a:spAutoFit/>
+                      </wps:bodyPr>
+                    </wps:wsp>
+                  </a:graphicData>
+                </a:graphic>
+              </wp:anchor>
+            </w:drawing>
+          </mc:Choice>
+          <mc:Fallback>
+            <w:pict>
+              <v:shape w14:anchorId="46451FA4" id="_x0000_s1041" type="#_x0000_t202" style="position:absolute;left:0;text-align:left;margin-left:-64.05pt;margin-top:280.4pt;width:551.25pt;height:.05pt;z-index:251695121;visibility:visible;mso-wrap-style:square;mso-wrap-distance-left:9pt;mso-wrap-distance-top:0;mso-wrap-distance-right:9pt;mso-wrap-distance-bottom:0;mso-position-horizontal:absolute;mso-position-horizontal-relative:text;mso-position-vertical:absolute;mso-position-vertical-relative:text;v-text-anchor:top" o:gfxdata="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" stroked="f">
+                <v:textbox style="mso-fit-shape-to-text:t" inset="0,0,0,0">
+                  <w:txbxContent>
+                    <w:p>
+                      <w:pPr>
+                        <w:pStyle w:val="Descripcin"/>
+                        <w:jc w:val="center"/>
+                        <w:rPr>
+                          <w:rFonts w:ascii="Times New Roman" w:eastAsia="Times New Roman" w:hAnsi="Times New Roman" w:cs="Times New Roman"/>
+                          <w:noProof/>
+                          <w:lang w:eastAsia="es-419"/>
+                        </w:rPr>
+                      </w:pPr>
+                      <w:r>
+                        <w:t xml:space="preserve">Ilustración 20. Pantalla del proceso de flasheo (Logs y </w:t>
+                      </w:r>
+                      <w:proofErr w:type="spellStart"/>
+                      <w:r>
+                        <w:t>progeso</w:t>
+                      </w:r>
+                      <w:proofErr w:type="spellEnd"/>
+                      <w:r>
+                        <w:t>)</w:t>
+                      </w:r>
+                    </w:p>
+                  </w:txbxContent>
+                </v:textbox>
+                <w10:wrap type="square"/>
+              </v:shape>
+            </w:pict>
+          </mc:Fallback>
+        </mc:AlternateContent>
+      </w:r>
       <w:r>
         <w:rPr>
           <w:rFonts w:ascii="Times New Roman" w:eastAsia="Times New Roman" w:hAnsi="Times New Roman" w:cs="Times New Roman"/>
@@ -6651,7 +8310,7 @@
                     <pic:cNvPicPr/>
                   </pic:nvPicPr>
                   <pic:blipFill>
-                    <a:blip r:embed="rId29">
+                    <a:blip r:embed="rId28">
                       <a:extLst>
                         <a:ext uri="{28A0092B-C50C-407E-A947-70E740481C1C}">
                           <a14:useLocalDpi xmlns:a14="http://schemas.microsoft.com/office/drawing/2010/main" val="0"/>
@@ -6722,42 +8381,6 @@
     </w:p>
     <w:p>
       <w:pPr>
-        <w:jc w:val="both"/>
-        <w:rPr>
-          <w:rFonts w:ascii="Times New Roman" w:eastAsia="Times New Roman" w:hAnsi="Times New Roman" w:cs="Times New Roman"/>
-          <w:lang w:eastAsia="es-419"/>
-        </w:rPr>
-      </w:pPr>
-    </w:p>
-    <w:p>
-      <w:pPr>
-        <w:jc w:val="both"/>
-        <w:rPr>
-          <w:rFonts w:ascii="Times New Roman" w:eastAsia="Times New Roman" w:hAnsi="Times New Roman" w:cs="Times New Roman"/>
-          <w:lang w:eastAsia="es-419"/>
-        </w:rPr>
-      </w:pPr>
-    </w:p>
-    <w:p>
-      <w:pPr>
-        <w:jc w:val="both"/>
-        <w:rPr>
-          <w:rFonts w:ascii="Times New Roman" w:eastAsia="Times New Roman" w:hAnsi="Times New Roman" w:cs="Times New Roman"/>
-          <w:lang w:eastAsia="es-419"/>
-        </w:rPr>
-      </w:pPr>
-    </w:p>
-    <w:p>
-      <w:pPr>
-        <w:jc w:val="both"/>
-        <w:rPr>
-          <w:rFonts w:ascii="Times New Roman" w:eastAsia="Times New Roman" w:hAnsi="Times New Roman" w:cs="Times New Roman"/>
-          <w:lang w:eastAsia="es-419"/>
-        </w:rPr>
-      </w:pPr>
-    </w:p>
-    <w:p>
-      <w:pPr>
         <w:pStyle w:val="Ttulo2"/>
         <w:numPr>
           <w:ilvl w:val="1"/>
@@ -6781,7 +8404,6 @@
           <w:sz w:val="26"/>
           <w:szCs w:val="26"/>
         </w:rPr>
-        <w:lastRenderedPageBreak/>
         <w:t>Diagramas de flujo de interacción</w:t>
       </w:r>
       <w:bookmarkEnd w:id="14"/>
@@ -6832,7 +8454,7 @@
         </w:rPr>
         <w:t xml:space="preserve">Se creó un diagrama de actividad por cada caso de uso significativo del sistema, los diagramas se encuentran disponibles para su visualización y descarga en: </w:t>
       </w:r>
-      <w:hyperlink r:id="rId30" w:history="1">
+      <w:hyperlink r:id="rId29" w:history="1">
         <w:r>
           <w:rPr>
             <w:rStyle w:val="Hipervnculo"/>
@@ -6868,6 +8490,103 @@
           <w:lang w:val="es-419"/>
         </w:rPr>
       </w:pPr>
+      <w:r>
+        <w:rPr>
+          <w:noProof/>
+        </w:rPr>
+        <w:lastRenderedPageBreak/>
+        <mc:AlternateContent>
+          <mc:Choice Requires="wps">
+            <w:drawing>
+              <wp:anchor distT="0" distB="0" distL="114300" distR="114300" simplePos="0" relativeHeight="251697169" behindDoc="0" locked="0" layoutInCell="1" allowOverlap="1" wp14:anchorId="06F0D23C" wp14:editId="3F6CB048">
+                <wp:simplePos x="0" y="0"/>
+                <wp:positionH relativeFrom="column">
+                  <wp:posOffset>-1005205</wp:posOffset>
+                </wp:positionH>
+                <wp:positionV relativeFrom="paragraph">
+                  <wp:posOffset>3084195</wp:posOffset>
+                </wp:positionV>
+                <wp:extent cx="7410450" cy="635"/>
+                <wp:effectExtent l="0" t="0" r="0" b="0"/>
+                <wp:wrapSquare wrapText="bothSides"/>
+                <wp:docPr id="821100473" name="Cuadro de texto 1"/>
+                <wp:cNvGraphicFramePr/>
+                <a:graphic xmlns:a="http://schemas.openxmlformats.org/drawingml/2006/main">
+                  <a:graphicData uri="http://schemas.microsoft.com/office/word/2010/wordprocessingShape">
+                    <wps:wsp>
+                      <wps:cNvSpPr txBox="1"/>
+                      <wps:spPr>
+                        <a:xfrm>
+                          <a:off x="0" y="0"/>
+                          <a:ext cx="7410450" cy="635"/>
+                        </a:xfrm>
+                        <a:prstGeom prst="rect">
+                          <a:avLst/>
+                        </a:prstGeom>
+                        <a:solidFill>
+                          <a:prstClr val="white"/>
+                        </a:solidFill>
+                        <a:ln>
+                          <a:noFill/>
+                        </a:ln>
+                      </wps:spPr>
+                      <wps:txbx>
+                        <w:txbxContent>
+                          <w:p>
+                            <w:pPr>
+                              <w:pStyle w:val="Descripcin"/>
+                              <w:jc w:val="center"/>
+                              <w:rPr>
+                                <w:rFonts w:ascii="Times New Roman" w:eastAsia="Times New Roman" w:hAnsi="Times New Roman" w:cs="Times New Roman"/>
+                                <w:noProof/>
+                                <w:lang w:val="es-419"/>
+                              </w:rPr>
+                            </w:pPr>
+                            <w:r>
+                              <w:t>Ilustración 21. Diagrama de actividad del CU01-Gestionar Proyectos Remotos</w:t>
+                            </w:r>
+                          </w:p>
+                        </w:txbxContent>
+                      </wps:txbx>
+                      <wps:bodyPr rot="0" spcFirstLastPara="0" vertOverflow="overflow" horzOverflow="overflow" vert="horz" wrap="square" lIns="0" tIns="0" rIns="0" bIns="0" numCol="1" spcCol="0" rtlCol="0" fromWordArt="0" anchor="t" anchorCtr="0" forceAA="0" compatLnSpc="1">
+                        <a:prstTxWarp prst="textNoShape">
+                          <a:avLst/>
+                        </a:prstTxWarp>
+                        <a:spAutoFit/>
+                      </wps:bodyPr>
+                    </wps:wsp>
+                  </a:graphicData>
+                </a:graphic>
+              </wp:anchor>
+            </w:drawing>
+          </mc:Choice>
+          <mc:Fallback>
+            <w:pict>
+              <v:shape w14:anchorId="06F0D23C" id="_x0000_s1042" type="#_x0000_t202" style="position:absolute;left:0;text-align:left;margin-left:-79.15pt;margin-top:242.85pt;width:583.5pt;height:.05pt;z-index:251697169;visibility:visible;mso-wrap-style:square;mso-wrap-distance-left:9pt;mso-wrap-distance-top:0;mso-wrap-distance-right:9pt;mso-wrap-distance-bottom:0;mso-position-horizontal:absolute;mso-position-horizontal-relative:text;mso-position-vertical:absolute;mso-position-vertical-relative:text;v-text-anchor:top" o:gfxdata="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" stroked="f">
+                <v:textbox style="mso-fit-shape-to-text:t" inset="0,0,0,0">
+                  <w:txbxContent>
+                    <w:p>
+                      <w:pPr>
+                        <w:pStyle w:val="Descripcin"/>
+                        <w:jc w:val="center"/>
+                        <w:rPr>
+                          <w:rFonts w:ascii="Times New Roman" w:eastAsia="Times New Roman" w:hAnsi="Times New Roman" w:cs="Times New Roman"/>
+                          <w:noProof/>
+                          <w:lang w:val="es-419"/>
+                        </w:rPr>
+                      </w:pPr>
+                      <w:r>
+                        <w:t>Ilustración 21. Diagrama de actividad del CU01-Gestionar Proyectos Remotos</w:t>
+                      </w:r>
+                    </w:p>
+                  </w:txbxContent>
+                </v:textbox>
+                <w10:wrap type="square"/>
+              </v:shape>
+            </w:pict>
+          </mc:Fallback>
+        </mc:AlternateContent>
+      </w:r>
       <w:r>
         <w:rPr>
           <w:rFonts w:ascii="Times New Roman" w:eastAsia="Times New Roman" w:hAnsi="Times New Roman" w:cs="Times New Roman"/>
@@ -6899,10 +8618,10 @@
                     <pic:cNvPicPr/>
                   </pic:nvPicPr>
                   <pic:blipFill>
-                    <a:blip r:embed="rId31">
+                    <a:blip r:embed="rId30">
                       <a:extLst>
                         <a:ext uri="{96DAC541-7B7A-43D3-8B79-37D633B846F1}">
-                          <asvg:svgBlip xmlns:asvg="http://schemas.microsoft.com/office/drawing/2016/SVG/main" r:embed="rId32"/>
+                          <asvg:svgBlip xmlns:asvg="http://schemas.microsoft.com/office/drawing/2016/SVG/main" r:embed="rId31"/>
                         </a:ext>
                       </a:extLst>
                     </a:blip>
@@ -6963,6 +8682,17 @@
     </w:p>
     <w:p>
       <w:pPr>
+        <w:ind w:left="708"/>
+        <w:rPr>
+          <w:rFonts w:ascii="Times New Roman" w:eastAsia="Times New Roman" w:hAnsi="Times New Roman" w:cs="Times New Roman"/>
+          <w:sz w:val="22"/>
+          <w:szCs w:val="22"/>
+          <w:lang w:val="es-419"/>
+        </w:rPr>
+      </w:pPr>
+    </w:p>
+    <w:p>
+      <w:pPr>
         <w:pStyle w:val="Prrafodelista"/>
         <w:numPr>
           <w:ilvl w:val="0"/>
@@ -7127,6 +8857,54 @@
     </w:p>
     <w:p>
       <w:pPr>
+        <w:rPr>
+          <w:rFonts w:ascii="Times New Roman" w:eastAsia="Times New Roman" w:hAnsi="Times New Roman" w:cs="Times New Roman"/>
+          <w:lang w:val="es-419"/>
+        </w:rPr>
+      </w:pPr>
+    </w:p>
+    <w:p>
+      <w:pPr>
+        <w:rPr>
+          <w:rFonts w:ascii="Times New Roman" w:eastAsia="Times New Roman" w:hAnsi="Times New Roman" w:cs="Times New Roman"/>
+          <w:lang w:val="es-419"/>
+        </w:rPr>
+      </w:pPr>
+    </w:p>
+    <w:p>
+      <w:pPr>
+        <w:rPr>
+          <w:rFonts w:ascii="Times New Roman" w:eastAsia="Times New Roman" w:hAnsi="Times New Roman" w:cs="Times New Roman"/>
+          <w:lang w:val="es-419"/>
+        </w:rPr>
+      </w:pPr>
+    </w:p>
+    <w:p>
+      <w:pPr>
+        <w:rPr>
+          <w:rFonts w:ascii="Times New Roman" w:eastAsia="Times New Roman" w:hAnsi="Times New Roman" w:cs="Times New Roman"/>
+          <w:lang w:val="es-419"/>
+        </w:rPr>
+      </w:pPr>
+    </w:p>
+    <w:p>
+      <w:pPr>
+        <w:rPr>
+          <w:rFonts w:ascii="Times New Roman" w:eastAsia="Times New Roman" w:hAnsi="Times New Roman" w:cs="Times New Roman"/>
+          <w:lang w:val="es-419"/>
+        </w:rPr>
+      </w:pPr>
+    </w:p>
+    <w:p>
+      <w:pPr>
+        <w:rPr>
+          <w:rFonts w:ascii="Times New Roman" w:eastAsia="Times New Roman" w:hAnsi="Times New Roman" w:cs="Times New Roman"/>
+          <w:lang w:val="es-419"/>
+        </w:rPr>
+      </w:pPr>
+    </w:p>
+    <w:p>
+      <w:pPr>
         <w:ind w:left="708"/>
         <w:rPr>
           <w:rFonts w:ascii="Times New Roman" w:eastAsia="Times New Roman" w:hAnsi="Times New Roman" w:cs="Times New Roman"/>
@@ -7159,6 +8937,130 @@
           <w:szCs w:val="22"/>
         </w:rPr>
       </w:pPr>
+      <w:r>
+        <w:rPr>
+          <w:noProof/>
+        </w:rPr>
+        <mc:AlternateContent>
+          <mc:Choice Requires="wps">
+            <w:drawing>
+              <wp:anchor distT="0" distB="0" distL="114300" distR="114300" simplePos="0" relativeHeight="251699217" behindDoc="0" locked="0" layoutInCell="1" allowOverlap="1" wp14:anchorId="36B41E8F" wp14:editId="5776E391">
+                <wp:simplePos x="0" y="0"/>
+                <wp:positionH relativeFrom="column">
+                  <wp:posOffset>-1061085</wp:posOffset>
+                </wp:positionH>
+                <wp:positionV relativeFrom="paragraph">
+                  <wp:posOffset>2655570</wp:posOffset>
+                </wp:positionV>
+                <wp:extent cx="7477125" cy="635"/>
+                <wp:effectExtent l="0" t="0" r="0" b="0"/>
+                <wp:wrapSquare wrapText="bothSides"/>
+                <wp:docPr id="821203321" name="Cuadro de texto 1"/>
+                <wp:cNvGraphicFramePr/>
+                <a:graphic xmlns:a="http://schemas.openxmlformats.org/drawingml/2006/main">
+                  <a:graphicData uri="http://schemas.microsoft.com/office/word/2010/wordprocessingShape">
+                    <wps:wsp>
+                      <wps:cNvSpPr txBox="1"/>
+                      <wps:spPr>
+                        <a:xfrm>
+                          <a:off x="0" y="0"/>
+                          <a:ext cx="7477125" cy="635"/>
+                        </a:xfrm>
+                        <a:prstGeom prst="rect">
+                          <a:avLst/>
+                        </a:prstGeom>
+                        <a:solidFill>
+                          <a:prstClr val="white"/>
+                        </a:solidFill>
+                        <a:ln>
+                          <a:noFill/>
+                        </a:ln>
+                      </wps:spPr>
+                      <wps:txbx>
+                        <w:txbxContent>
+                          <w:p>
+                            <w:pPr>
+                              <w:pStyle w:val="Descripcin"/>
+                              <w:jc w:val="center"/>
+                              <w:rPr>
+                                <w:rFonts w:ascii="Times New Roman" w:hAnsi="Times New Roman" w:cs="Times New Roman"/>
+                                <w:b/>
+                                <w:bCs/>
+                                <w:smallCaps/>
+                                <w:noProof/>
+                                <w:spacing w:val="5"/>
+                                <w:sz w:val="26"/>
+                                <w:szCs w:val="26"/>
+                              </w:rPr>
+                            </w:pPr>
+                            <w:r>
+                              <w:t>Ilustración 2</w:t>
+                            </w:r>
+                            <w:r>
+                              <w:t>2</w:t>
+                            </w:r>
+                            <w:r>
+                              <w:t xml:space="preserve">. Diagrama de actividad del </w:t>
+                            </w:r>
+                            <w:r>
+                              <w:t>CU02 - Gestionar Flasheo Firmware</w:t>
+                            </w:r>
+                          </w:p>
+                        </w:txbxContent>
+                      </wps:txbx>
+                      <wps:bodyPr rot="0" spcFirstLastPara="0" vertOverflow="overflow" horzOverflow="overflow" vert="horz" wrap="square" lIns="0" tIns="0" rIns="0" bIns="0" numCol="1" spcCol="0" rtlCol="0" fromWordArt="0" anchor="t" anchorCtr="0" forceAA="0" compatLnSpc="1">
+                        <a:prstTxWarp prst="textNoShape">
+                          <a:avLst/>
+                        </a:prstTxWarp>
+                        <a:spAutoFit/>
+                      </wps:bodyPr>
+                    </wps:wsp>
+                  </a:graphicData>
+                </a:graphic>
+              </wp:anchor>
+            </w:drawing>
+          </mc:Choice>
+          <mc:Fallback>
+            <w:pict>
+              <v:shape w14:anchorId="36B41E8F" id="_x0000_s1043" type="#_x0000_t202" style="position:absolute;left:0;text-align:left;margin-left:-83.55pt;margin-top:209.1pt;width:588.75pt;height:.05pt;z-index:251699217;visibility:visible;mso-wrap-style:square;mso-wrap-distance-left:9pt;mso-wrap-distance-top:0;mso-wrap-distance-right:9pt;mso-wrap-distance-bottom:0;mso-position-horizontal:absolute;mso-position-horizontal-relative:text;mso-position-vertical:absolute;mso-position-vertical-relative:text;v-text-anchor:top" o:gfxdata="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" stroked="f">
+                <v:textbox style="mso-fit-shape-to-text:t" inset="0,0,0,0">
+                  <w:txbxContent>
+                    <w:p>
+                      <w:pPr>
+                        <w:pStyle w:val="Descripcin"/>
+                        <w:jc w:val="center"/>
+                        <w:rPr>
+                          <w:rFonts w:ascii="Times New Roman" w:hAnsi="Times New Roman" w:cs="Times New Roman"/>
+                          <w:b/>
+                          <w:bCs/>
+                          <w:smallCaps/>
+                          <w:noProof/>
+                          <w:spacing w:val="5"/>
+                          <w:sz w:val="26"/>
+                          <w:szCs w:val="26"/>
+                        </w:rPr>
+                      </w:pPr>
+                      <w:r>
+                        <w:t>Ilustración 2</w:t>
+                      </w:r>
+                      <w:r>
+                        <w:t>2</w:t>
+                      </w:r>
+                      <w:r>
+                        <w:t xml:space="preserve">. Diagrama de actividad del </w:t>
+                      </w:r>
+                      <w:r>
+                        <w:t>CU02 - Gestionar Flasheo Firmware</w:t>
+                      </w:r>
+                    </w:p>
+                  </w:txbxContent>
+                </v:textbox>
+                <w10:wrap type="square"/>
+              </v:shape>
+            </w:pict>
+          </mc:Fallback>
+        </mc:AlternateContent>
+      </w:r>
       <w:r>
         <w:rPr>
           <w:rFonts w:ascii="Times New Roman" w:hAnsi="Times New Roman" w:cs="Times New Roman"/>
@@ -7195,10 +9097,10 @@
                     <pic:cNvPicPr/>
                   </pic:nvPicPr>
                   <pic:blipFill>
-                    <a:blip r:embed="rId33">
+                    <a:blip r:embed="rId32">
                       <a:extLst>
                         <a:ext uri="{96DAC541-7B7A-43D3-8B79-37D633B846F1}">
-                          <asvg:svgBlip xmlns:asvg="http://schemas.microsoft.com/office/drawing/2016/SVG/main" r:embed="rId34"/>
+                          <asvg:svgBlip xmlns:asvg="http://schemas.microsoft.com/office/drawing/2016/SVG/main" r:embed="rId33"/>
                         </a:ext>
                       </a:extLst>
                     </a:blip>
@@ -7386,12 +9288,171 @@
       </w:pPr>
       <w:r>
         <w:rPr>
+          <w:noProof/>
+        </w:rPr>
+        <w:lastRenderedPageBreak/>
+        <mc:AlternateContent>
+          <mc:Choice Requires="wps">
+            <w:drawing>
+              <wp:anchor distT="0" distB="0" distL="114300" distR="114300" simplePos="0" relativeHeight="251701265" behindDoc="0" locked="0" layoutInCell="1" allowOverlap="1" wp14:anchorId="76DFFFA8" wp14:editId="3A6C90A4">
+                <wp:simplePos x="0" y="0"/>
+                <wp:positionH relativeFrom="page">
+                  <wp:align>left</wp:align>
+                </wp:positionH>
+                <wp:positionV relativeFrom="paragraph">
+                  <wp:posOffset>3538855</wp:posOffset>
+                </wp:positionV>
+                <wp:extent cx="7458075" cy="171450"/>
+                <wp:effectExtent l="0" t="0" r="9525" b="0"/>
+                <wp:wrapSquare wrapText="bothSides"/>
+                <wp:docPr id="152796193" name="Cuadro de texto 1"/>
+                <wp:cNvGraphicFramePr/>
+                <a:graphic xmlns:a="http://schemas.openxmlformats.org/drawingml/2006/main">
+                  <a:graphicData uri="http://schemas.microsoft.com/office/word/2010/wordprocessingShape">
+                    <wps:wsp>
+                      <wps:cNvSpPr txBox="1"/>
+                      <wps:spPr>
+                        <a:xfrm>
+                          <a:off x="0" y="0"/>
+                          <a:ext cx="7458075" cy="171450"/>
+                        </a:xfrm>
+                        <a:prstGeom prst="rect">
+                          <a:avLst/>
+                        </a:prstGeom>
+                        <a:solidFill>
+                          <a:prstClr val="white"/>
+                        </a:solidFill>
+                        <a:ln>
+                          <a:noFill/>
+                        </a:ln>
+                      </wps:spPr>
+                      <wps:txbx>
+                        <w:txbxContent>
+                          <w:p>
+                            <w:pPr>
+                              <w:pStyle w:val="Descripcin"/>
+                              <w:jc w:val="center"/>
+                              <w:rPr>
+                                <w:rFonts w:ascii="Times New Roman" w:hAnsi="Times New Roman" w:cs="Times New Roman"/>
+                                <w:b/>
+                                <w:bCs/>
+                                <w:smallCaps/>
+                                <w:noProof/>
+                                <w:spacing w:val="5"/>
+                                <w:sz w:val="26"/>
+                                <w:szCs w:val="26"/>
+                              </w:rPr>
+                            </w:pPr>
+                            <w:r>
+                              <w:t>Ilustración 2</w:t>
+                            </w:r>
+                            <w:r>
+                              <w:t>3</w:t>
+                            </w:r>
+                            <w:r>
+                              <w:t xml:space="preserve">. Diagrama de actividad del </w:t>
+                            </w:r>
+                            <w:r>
+                              <w:t>CU0</w:t>
+                            </w:r>
+                            <w:r>
+                              <w:t>3</w:t>
+                            </w:r>
+                            <w:r>
+                              <w:t xml:space="preserve"> - Gestionar Firmware</w:t>
+                            </w:r>
+                          </w:p>
+                          <w:p>
+                            <w:pPr>
+                              <w:pStyle w:val="Descripcin"/>
+                              <w:jc w:val="center"/>
+                              <w:rPr>
+                                <w:rFonts w:ascii="Times New Roman" w:eastAsia="Times New Roman" w:hAnsi="Times New Roman" w:cs="Times New Roman"/>
+                                <w:noProof/>
+                              </w:rPr>
+                            </w:pPr>
+                          </w:p>
+                        </w:txbxContent>
+                      </wps:txbx>
+                      <wps:bodyPr rot="0" spcFirstLastPara="0" vertOverflow="overflow" horzOverflow="overflow" vert="horz" wrap="square" lIns="0" tIns="0" rIns="0" bIns="0" numCol="1" spcCol="0" rtlCol="0" fromWordArt="0" anchor="t" anchorCtr="0" forceAA="0" compatLnSpc="1">
+                        <a:prstTxWarp prst="textNoShape">
+                          <a:avLst/>
+                        </a:prstTxWarp>
+                        <a:noAutofit/>
+                      </wps:bodyPr>
+                    </wps:wsp>
+                  </a:graphicData>
+                </a:graphic>
+                <wp14:sizeRelV relativeFrom="margin">
+                  <wp14:pctHeight>0</wp14:pctHeight>
+                </wp14:sizeRelV>
+              </wp:anchor>
+            </w:drawing>
+          </mc:Choice>
+          <mc:Fallback>
+            <w:pict>
+              <v:shape w14:anchorId="76DFFFA8" id="_x0000_s1044" type="#_x0000_t202" style="position:absolute;left:0;text-align:left;margin-left:0;margin-top:278.65pt;width:587.25pt;height:13.5pt;z-index:251701265;visibility:visible;mso-wrap-style:square;mso-height-percent:0;mso-wrap-distance-left:9pt;mso-wrap-distance-top:0;mso-wrap-distance-right:9pt;mso-wrap-distance-bottom:0;mso-position-horizontal:left;mso-position-horizontal-relative:page;mso-position-vertical:absolute;mso-position-vertical-relative:text;mso-height-percent:0;mso-height-relative:margin;v-text-anchor:top" o:gfxdata="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" stroked="f">
+                <v:textbox inset="0,0,0,0">
+                  <w:txbxContent>
+                    <w:p>
+                      <w:pPr>
+                        <w:pStyle w:val="Descripcin"/>
+                        <w:jc w:val="center"/>
+                        <w:rPr>
+                          <w:rFonts w:ascii="Times New Roman" w:hAnsi="Times New Roman" w:cs="Times New Roman"/>
+                          <w:b/>
+                          <w:bCs/>
+                          <w:smallCaps/>
+                          <w:noProof/>
+                          <w:spacing w:val="5"/>
+                          <w:sz w:val="26"/>
+                          <w:szCs w:val="26"/>
+                        </w:rPr>
+                      </w:pPr>
+                      <w:r>
+                        <w:t>Ilustración 2</w:t>
+                      </w:r>
+                      <w:r>
+                        <w:t>3</w:t>
+                      </w:r>
+                      <w:r>
+                        <w:t xml:space="preserve">. Diagrama de actividad del </w:t>
+                      </w:r>
+                      <w:r>
+                        <w:t>CU0</w:t>
+                      </w:r>
+                      <w:r>
+                        <w:t>3</w:t>
+                      </w:r>
+                      <w:r>
+                        <w:t xml:space="preserve"> - Gestionar Firmware</w:t>
+                      </w:r>
+                    </w:p>
+                    <w:p>
+                      <w:pPr>
+                        <w:pStyle w:val="Descripcin"/>
+                        <w:jc w:val="center"/>
+                        <w:rPr>
+                          <w:rFonts w:ascii="Times New Roman" w:eastAsia="Times New Roman" w:hAnsi="Times New Roman" w:cs="Times New Roman"/>
+                          <w:noProof/>
+                        </w:rPr>
+                      </w:pPr>
+                    </w:p>
+                  </w:txbxContent>
+                </v:textbox>
+                <w10:wrap type="square" anchorx="page"/>
+              </v:shape>
+            </w:pict>
+          </mc:Fallback>
+        </mc:AlternateContent>
+      </w:r>
+      <w:r>
+        <w:rPr>
           <w:rFonts w:ascii="Times New Roman" w:eastAsia="Times New Roman" w:hAnsi="Times New Roman" w:cs="Times New Roman"/>
           <w:noProof/>
           <w:lang w:val="es-419"/>
           <w14:ligatures w14:val="standardContextual"/>
         </w:rPr>
-        <w:lastRenderedPageBreak/>
         <w:drawing>
           <wp:anchor distT="0" distB="0" distL="114300" distR="114300" simplePos="0" relativeHeight="251658242" behindDoc="0" locked="0" layoutInCell="1" allowOverlap="1" wp14:anchorId="653F95B9" wp14:editId="77AABBA9">
             <wp:simplePos x="0" y="0"/>
@@ -7416,10 +9477,10 @@
                     <pic:cNvPicPr/>
                   </pic:nvPicPr>
                   <pic:blipFill>
-                    <a:blip r:embed="rId35">
+                    <a:blip r:embed="rId34">
                       <a:extLst>
                         <a:ext uri="{96DAC541-7B7A-43D3-8B79-37D633B846F1}">
-                          <asvg:svgBlip xmlns:asvg="http://schemas.microsoft.com/office/drawing/2016/SVG/main" r:embed="rId36"/>
+                          <asvg:svgBlip xmlns:asvg="http://schemas.microsoft.com/office/drawing/2016/SVG/main" r:embed="rId35"/>
                         </a:ext>
                       </a:extLst>
                     </a:blip>
@@ -7604,12 +9665,191 @@
       </w:pPr>
       <w:r>
         <w:rPr>
+          <w:noProof/>
+        </w:rPr>
+        <w:lastRenderedPageBreak/>
+        <mc:AlternateContent>
+          <mc:Choice Requires="wps">
+            <w:drawing>
+              <wp:anchor distT="0" distB="0" distL="114300" distR="114300" simplePos="0" relativeHeight="251684352" behindDoc="0" locked="0" layoutInCell="1" allowOverlap="1" wp14:anchorId="2218F585" wp14:editId="67F64F35">
+                <wp:simplePos x="0" y="0"/>
+                <wp:positionH relativeFrom="column">
+                  <wp:posOffset>-1061085</wp:posOffset>
+                </wp:positionH>
+                <wp:positionV relativeFrom="paragraph">
+                  <wp:posOffset>3796030</wp:posOffset>
+                </wp:positionV>
+                <wp:extent cx="7467600" cy="171450"/>
+                <wp:effectExtent l="0" t="0" r="0" b="0"/>
+                <wp:wrapSquare wrapText="bothSides"/>
+                <wp:docPr id="1762386471" name="Cuadro de texto 1"/>
+                <wp:cNvGraphicFramePr/>
+                <a:graphic xmlns:a="http://schemas.openxmlformats.org/drawingml/2006/main">
+                  <a:graphicData uri="http://schemas.microsoft.com/office/word/2010/wordprocessingShape">
+                    <wps:wsp>
+                      <wps:cNvSpPr txBox="1"/>
+                      <wps:spPr>
+                        <a:xfrm>
+                          <a:off x="0" y="0"/>
+                          <a:ext cx="7467600" cy="171450"/>
+                        </a:xfrm>
+                        <a:prstGeom prst="rect">
+                          <a:avLst/>
+                        </a:prstGeom>
+                        <a:solidFill>
+                          <a:prstClr val="white"/>
+                        </a:solidFill>
+                        <a:ln>
+                          <a:noFill/>
+                        </a:ln>
+                      </wps:spPr>
+                      <wps:txbx>
+                        <w:txbxContent>
+                          <w:p>
+                            <w:pPr>
+                              <w:pStyle w:val="Descripcin"/>
+                              <w:jc w:val="center"/>
+                              <w:rPr>
+                                <w:rFonts w:ascii="Times New Roman" w:hAnsi="Times New Roman" w:cs="Times New Roman"/>
+                                <w:b/>
+                                <w:bCs/>
+                                <w:smallCaps/>
+                                <w:noProof/>
+                                <w:spacing w:val="5"/>
+                                <w:sz w:val="26"/>
+                                <w:szCs w:val="26"/>
+                              </w:rPr>
+                            </w:pPr>
+                            <w:r>
+                              <w:t xml:space="preserve"> </w:t>
+                            </w:r>
+                            <w:r>
+                              <w:t xml:space="preserve">Ilustración </w:t>
+                            </w:r>
+                            <w:r>
+                              <w:t>2</w:t>
+                            </w:r>
+                            <w:r>
+                              <w:t>4</w:t>
+                            </w:r>
+                            <w:r>
+                              <w:t xml:space="preserve">. Diagrama de actividad del </w:t>
+                            </w:r>
+                            <w:r>
+                              <w:t>CU0</w:t>
+                            </w:r>
+                            <w:r>
+                              <w:t>6</w:t>
+                            </w:r>
+                            <w:r>
+                              <w:t xml:space="preserve"> - Gestionar </w:t>
+                            </w:r>
+                            <w:r>
+                              <w:t>Preferencias del Usuario</w:t>
+                            </w:r>
+                          </w:p>
+                          <w:p>
+                            <w:pPr>
+                              <w:pStyle w:val="Descripcin"/>
+                              <w:rPr>
+                                <w:rFonts w:ascii="Times New Roman" w:eastAsia="Times New Roman" w:hAnsi="Times New Roman" w:cs="Times New Roman"/>
+                                <w:b/>
+                                <w:bCs/>
+                                <w:lang w:val="es-419"/>
+                              </w:rPr>
+                            </w:pPr>
+                          </w:p>
+                        </w:txbxContent>
+                      </wps:txbx>
+                      <wps:bodyPr rot="0" spcFirstLastPara="0" vertOverflow="overflow" horzOverflow="overflow" vert="horz" wrap="square" lIns="0" tIns="0" rIns="0" bIns="0" numCol="1" spcCol="0" rtlCol="0" fromWordArt="0" anchor="t" anchorCtr="0" forceAA="0" compatLnSpc="1">
+                        <a:prstTxWarp prst="textNoShape">
+                          <a:avLst/>
+                        </a:prstTxWarp>
+                        <a:noAutofit/>
+                      </wps:bodyPr>
+                    </wps:wsp>
+                  </a:graphicData>
+                </a:graphic>
+                <wp14:sizeRelV relativeFrom="margin">
+                  <wp14:pctHeight>0</wp14:pctHeight>
+                </wp14:sizeRelV>
+              </wp:anchor>
+            </w:drawing>
+          </mc:Choice>
+          <mc:Fallback>
+            <w:pict>
+              <v:shape w14:anchorId="2218F585" id="_x0000_s1045" type="#_x0000_t202" style="position:absolute;left:0;text-align:left;margin-left:-83.55pt;margin-top:298.9pt;width:588pt;height:13.5pt;z-index:251684352;visibility:visible;mso-wrap-style:square;mso-height-percent:0;mso-wrap-distance-left:9pt;mso-wrap-distance-top:0;mso-wrap-distance-right:9pt;mso-wrap-distance-bottom:0;mso-position-horizontal:absolute;mso-position-horizontal-relative:text;mso-position-vertical:absolute;mso-position-vertical-relative:text;mso-height-percent:0;mso-height-relative:margin;v-text-anchor:top" o:gfxdata="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" stroked="f">
+                <v:textbox inset="0,0,0,0">
+                  <w:txbxContent>
+                    <w:p>
+                      <w:pPr>
+                        <w:pStyle w:val="Descripcin"/>
+                        <w:jc w:val="center"/>
+                        <w:rPr>
+                          <w:rFonts w:ascii="Times New Roman" w:hAnsi="Times New Roman" w:cs="Times New Roman"/>
+                          <w:b/>
+                          <w:bCs/>
+                          <w:smallCaps/>
+                          <w:noProof/>
+                          <w:spacing w:val="5"/>
+                          <w:sz w:val="26"/>
+                          <w:szCs w:val="26"/>
+                        </w:rPr>
+                      </w:pPr>
+                      <w:r>
+                        <w:t xml:space="preserve"> </w:t>
+                      </w:r>
+                      <w:r>
+                        <w:t xml:space="preserve">Ilustración </w:t>
+                      </w:r>
+                      <w:r>
+                        <w:t>2</w:t>
+                      </w:r>
+                      <w:r>
+                        <w:t>4</w:t>
+                      </w:r>
+                      <w:r>
+                        <w:t xml:space="preserve">. Diagrama de actividad del </w:t>
+                      </w:r>
+                      <w:r>
+                        <w:t>CU0</w:t>
+                      </w:r>
+                      <w:r>
+                        <w:t>6</w:t>
+                      </w:r>
+                      <w:r>
+                        <w:t xml:space="preserve"> - Gestionar </w:t>
+                      </w:r>
+                      <w:r>
+                        <w:t>Preferencias del Usuario</w:t>
+                      </w:r>
+                    </w:p>
+                    <w:p>
+                      <w:pPr>
+                        <w:pStyle w:val="Descripcin"/>
+                        <w:rPr>
+                          <w:rFonts w:ascii="Times New Roman" w:eastAsia="Times New Roman" w:hAnsi="Times New Roman" w:cs="Times New Roman"/>
+                          <w:b/>
+                          <w:bCs/>
+                          <w:lang w:val="es-419"/>
+                        </w:rPr>
+                      </w:pPr>
+                    </w:p>
+                  </w:txbxContent>
+                </v:textbox>
+                <w10:wrap type="square"/>
+              </v:shape>
+            </w:pict>
+          </mc:Fallback>
+        </mc:AlternateContent>
+      </w:r>
+      <w:r>
+        <w:rPr>
           <w:rFonts w:ascii="Times New Roman" w:eastAsia="Times New Roman" w:hAnsi="Times New Roman" w:cs="Times New Roman"/>
           <w:b/>
           <w:bCs/>
           <w:lang w:val="es-419"/>
         </w:rPr>
-        <w:lastRenderedPageBreak/>
         <w:t>CU0</w:t>
       </w:r>
       <w:r>
@@ -7669,10 +9909,10 @@
                     <pic:cNvPicPr/>
                   </pic:nvPicPr>
                   <pic:blipFill>
-                    <a:blip r:embed="rId37">
+                    <a:blip r:embed="rId36">
                       <a:extLst>
                         <a:ext uri="{96DAC541-7B7A-43D3-8B79-37D633B846F1}">
-                          <asvg:svgBlip xmlns:asvg="http://schemas.microsoft.com/office/drawing/2016/SVG/main" r:embed="rId38"/>
+                          <asvg:svgBlip xmlns:asvg="http://schemas.microsoft.com/office/drawing/2016/SVG/main" r:embed="rId37"/>
                         </a:ext>
                       </a:extLst>
                     </a:blip>
@@ -7865,7 +10105,6 @@
           <w:sz w:val="32"/>
           <w:szCs w:val="32"/>
         </w:rPr>
-        <w:lastRenderedPageBreak/>
         <w:t>DISEÑO 3D DE LA CARCASA</w:t>
       </w:r>
       <w:bookmarkEnd w:id="15"/>
@@ -12445,6 +14684,7 @@
   <w:style w:type="character" w:default="1" w:styleId="Fuentedeprrafopredeter">
     <w:name w:val="Default Paragraph Font"/>
     <w:uiPriority w:val="1"/>
+    <w:semiHidden/>
     <w:unhideWhenUsed/>
   </w:style>
   <w:style w:type="table" w:default="1" w:styleId="Tablanormal">
@@ -13190,6 +15430,14 @@
 </file>
 
 <file path=customXml/item1.xml><?xml version="1.0" encoding="utf-8"?>
+<p:properties xmlns:p="http://schemas.microsoft.com/office/2006/metadata/properties" xmlns:xsi="http://www.w3.org/2001/XMLSchema-instance" xmlns:pc="http://schemas.microsoft.com/office/infopath/2007/PartnerControls">
+  <documentManagement>
+    <_activity xmlns="b8ac1900-1a80-484c-9fa5-b23ec1807af7" xsi:nil="true"/>
+  </documentManagement>
+</p:properties>
+</file>
+
+<file path=customXml/item2.xml><?xml version="1.0" encoding="utf-8"?>
 <?mso-contentType ?>
 <FormTemplates xmlns="http://schemas.microsoft.com/sharepoint/v3/contenttype/forms">
   <Display>DocumentLibraryForm</Display>
@@ -13198,15 +15446,11 @@
 </FormTemplates>
 </file>
 
-<file path=customXml/item2.xml><?xml version="1.0" encoding="utf-8"?>
-<p:properties xmlns:p="http://schemas.microsoft.com/office/2006/metadata/properties" xmlns:xsi="http://www.w3.org/2001/XMLSchema-instance" xmlns:pc="http://schemas.microsoft.com/office/infopath/2007/PartnerControls">
-  <documentManagement>
-    <_activity xmlns="b8ac1900-1a80-484c-9fa5-b23ec1807af7" xsi:nil="true"/>
-  </documentManagement>
-</p:properties>
+<file path=customXml/item3.xml><?xml version="1.0" encoding="utf-8"?>
+<b:Sources xmlns:b="http://schemas.openxmlformats.org/officeDocument/2006/bibliography" xmlns="http://schemas.openxmlformats.org/officeDocument/2006/bibliography" SelectedStyle="\APASixthEditionOfficeOnline.xsl" StyleName="APA" Version="6"/>
 </file>
 
-<file path=customXml/item3.xml><?xml version="1.0" encoding="utf-8"?>
+<file path=customXml/item4.xml><?xml version="1.0" encoding="utf-8"?>
 <ct:contentTypeSchema xmlns:ct="http://schemas.microsoft.com/office/2006/metadata/contentType" xmlns:ma="http://schemas.microsoft.com/office/2006/metadata/properties/metaAttributes" ct:_="" ma:_="" ma:contentTypeName="Documento" ma:contentTypeID="0x010100CAC61C3A2C4E814CB34EC66E77DB547F" ma:contentTypeVersion="10" ma:contentTypeDescription="Crear nuevo documento." ma:contentTypeScope="" ma:versionID="8a35de240ef28938d25c85e292eeeb38">
   <xsd:schema xmlns:xsd="http://www.w3.org/2001/XMLSchema" xmlns:xs="http://www.w3.org/2001/XMLSchema" xmlns:p="http://schemas.microsoft.com/office/2006/metadata/properties" xmlns:ns3="b8ac1900-1a80-484c-9fa5-b23ec1807af7" targetNamespace="http://schemas.microsoft.com/office/2006/metadata/properties" ma:root="true" ma:fieldsID="bf19dfa3768c568f48d7971ab7b26c9e" ns3:_="">
     <xsd:import namespace="b8ac1900-1a80-484c-9fa5-b23ec1807af7"/>
@@ -13388,19 +15632,7 @@
 </ct:contentTypeSchema>
 </file>
 
-<file path=customXml/item4.xml><?xml version="1.0" encoding="utf-8"?>
-<b:Sources xmlns:b="http://schemas.openxmlformats.org/officeDocument/2006/bibliography" xmlns="http://schemas.openxmlformats.org/officeDocument/2006/bibliography" SelectedStyle="\APASixthEditionOfficeOnline.xsl" StyleName="APA" Version="6"/>
-</file>
-
 <file path=customXml/itemProps1.xml><?xml version="1.0" encoding="utf-8"?>
-<ds:datastoreItem xmlns:ds="http://schemas.openxmlformats.org/officeDocument/2006/customXml" ds:itemID="{EA8A5CD0-DA0C-4A93-BBAF-3F92528DC181}">
-  <ds:schemaRefs>
-    <ds:schemaRef ds:uri="http://schemas.microsoft.com/sharepoint/v3/contenttype/forms"/>
-  </ds:schemaRefs>
-</ds:datastoreItem>
-</file>
-
-<file path=customXml/itemProps2.xml><?xml version="1.0" encoding="utf-8"?>
 <ds:datastoreItem xmlns:ds="http://schemas.openxmlformats.org/officeDocument/2006/customXml" ds:itemID="{0BADC999-173B-4766-BFF7-66E322400E6F}">
   <ds:schemaRefs>
     <ds:schemaRef ds:uri="http://schemas.microsoft.com/office/2006/metadata/properties"/>
@@ -13410,7 +15642,23 @@
 </ds:datastoreItem>
 </file>
 
+<file path=customXml/itemProps2.xml><?xml version="1.0" encoding="utf-8"?>
+<ds:datastoreItem xmlns:ds="http://schemas.openxmlformats.org/officeDocument/2006/customXml" ds:itemID="{EA8A5CD0-DA0C-4A93-BBAF-3F92528DC181}">
+  <ds:schemaRefs>
+    <ds:schemaRef ds:uri="http://schemas.microsoft.com/sharepoint/v3/contenttype/forms"/>
+  </ds:schemaRefs>
+</ds:datastoreItem>
+</file>
+
 <file path=customXml/itemProps3.xml><?xml version="1.0" encoding="utf-8"?>
+<ds:datastoreItem xmlns:ds="http://schemas.openxmlformats.org/officeDocument/2006/customXml" ds:itemID="{6C119DCE-3606-4AC8-B9FB-A0D672F2B151}">
+  <ds:schemaRefs>
+    <ds:schemaRef ds:uri="http://schemas.openxmlformats.org/officeDocument/2006/bibliography"/>
+  </ds:schemaRefs>
+</ds:datastoreItem>
+</file>
+
+<file path=customXml/itemProps4.xml><?xml version="1.0" encoding="utf-8"?>
 <ds:datastoreItem xmlns:ds="http://schemas.openxmlformats.org/officeDocument/2006/customXml" ds:itemID="{2612DBA3-A133-4757-926E-ADA81D975420}">
   <ds:schemaRefs>
     <ds:schemaRef ds:uri="http://schemas.microsoft.com/office/2006/metadata/contentType"/>
@@ -13426,12 +15674,4 @@
     <ds:schemaRef ds:uri="http://schemas.microsoft.com/internal/obd"/>
   </ds:schemaRefs>
 </ds:datastoreItem>
-</file>
-
-<file path=customXml/itemProps4.xml><?xml version="1.0" encoding="utf-8"?>
-<ds:datastoreItem xmlns:ds="http://schemas.openxmlformats.org/officeDocument/2006/customXml" ds:itemID="{6C119DCE-3606-4AC8-B9FB-A0D672F2B151}">
-  <ds:schemaRefs>
-    <ds:schemaRef ds:uri="http://schemas.openxmlformats.org/officeDocument/2006/bibliography"/>
-  </ds:schemaRefs>
-</ds:datastoreItem>
 </file>
--- a/docs/report/InformeReporte_v1.docx
+++ b/docs/report/InformeReporte_v1.docx
@@ -2367,7 +2367,25 @@
         <w:rPr>
           <w:rFonts w:ascii="Times New Roman" w:hAnsi="Times New Roman" w:cs="Times New Roman"/>
         </w:rPr>
-        <w:t xml:space="preserve"> inicial, el proyecto contemplaba el desarrollo de un sistema software destinado a la gestión y control del flasheo de firmware en microcontroladores. No obstante, tras analizar los requerimientos del usuario </w:t>
+        <w:t xml:space="preserve"> inicial, el proyecto contemplaba el desarrollo de un sistema software destinado a la gestión y control del flasheo de firmware en microcontroladores</w:t>
+      </w:r>
+      <w:r>
+        <w:rPr>
+          <w:rFonts w:ascii="Times New Roman" w:hAnsi="Times New Roman" w:cs="Times New Roman"/>
+        </w:rPr>
+        <w:t xml:space="preserve"> para facilitar el proceso de programación en microcontroladores</w:t>
+      </w:r>
+      <w:r>
+        <w:rPr>
+          <w:rFonts w:ascii="Times New Roman" w:hAnsi="Times New Roman" w:cs="Times New Roman"/>
+        </w:rPr>
+        <w:t>, proponiendo una arquitectura escalable para aumentar la cobertura de microcontroladores</w:t>
+      </w:r>
+      <w:r>
+        <w:rPr>
+          <w:rFonts w:ascii="Times New Roman" w:hAnsi="Times New Roman" w:cs="Times New Roman"/>
+        </w:rPr>
+        <w:t xml:space="preserve">. No obstante, tras analizar los requerimientos del usuario </w:t>
       </w:r>
       <w:r>
         <w:rPr>
@@ -2492,7 +2510,6 @@
           <w:sz w:val="26"/>
           <w:szCs w:val="26"/>
         </w:rPr>
-        <w:lastRenderedPageBreak/>
         <w:t>Propósito</w:t>
       </w:r>
       <w:bookmarkEnd w:id="2"/>
@@ -2529,13 +2546,19 @@
         <w:rPr>
           <w:rFonts w:ascii="Times New Roman" w:hAnsi="Times New Roman" w:cs="Times New Roman"/>
         </w:rPr>
-        <w:t xml:space="preserve"> Por otro lado, este documento está dirigido a</w:t>
-      </w:r>
-      <w:r>
-        <w:rPr>
-          <w:rFonts w:ascii="Times New Roman" w:hAnsi="Times New Roman" w:cs="Times New Roman"/>
-        </w:rPr>
-        <w:t>l equipo de evaluadores del proyecto para su respectiva revisión y aceptación.</w:t>
+        <w:t xml:space="preserve"> Por otro lado, </w:t>
+      </w:r>
+      <w:r>
+        <w:rPr>
+          <w:rFonts w:ascii="Times New Roman" w:hAnsi="Times New Roman" w:cs="Times New Roman"/>
+        </w:rPr>
+        <w:t>e</w:t>
+      </w:r>
+      <w:r>
+        <w:rPr>
+          <w:rFonts w:ascii="Times New Roman" w:hAnsi="Times New Roman" w:cs="Times New Roman"/>
+        </w:rPr>
+        <w:t>ste informe está dirigido al equipo técnico del proyecto, evaluadores académicos y futuros desarrolladores interesados en la continuidad del sistema.</w:t>
       </w:r>
     </w:p>
     <w:p>
@@ -2670,7 +2693,41 @@
         <w:rPr>
           <w:rFonts w:ascii="Times New Roman" w:hAnsi="Times New Roman" w:cs="Times New Roman"/>
         </w:rPr>
-        <w:t xml:space="preserve"> No obstante, durante la presente iteración del proyecto el enfoque principal se centra en el diseño conceptual de un dispositivo accesible que permita activar funciones mediante el uso de extremidades alternativas, como los pies. </w:t>
+        <w:t xml:space="preserve"> </w:t>
+      </w:r>
+    </w:p>
+    <w:p>
+      <w:pPr>
+        <w:ind w:left="708"/>
+        <w:rPr>
+          <w:rFonts w:ascii="Times New Roman" w:hAnsi="Times New Roman" w:cs="Times New Roman"/>
+        </w:rPr>
+      </w:pPr>
+      <w:r>
+        <w:rPr>
+          <w:rFonts w:ascii="Times New Roman" w:hAnsi="Times New Roman" w:cs="Times New Roman"/>
+        </w:rPr>
+        <w:t>No obstante, durante la presente iteración del proyecto el enfoque principal se centra en el diseño conceptual de un dispositivo accesible que permita activar funciones mediante el uso de extremidades alternativas, como los pies.</w:t>
+      </w:r>
+    </w:p>
+    <w:p>
+      <w:pPr>
+        <w:ind w:left="708"/>
+        <w:rPr>
+          <w:rFonts w:ascii="Times New Roman" w:hAnsi="Times New Roman" w:cs="Times New Roman"/>
+        </w:rPr>
+      </w:pPr>
+      <w:r>
+        <w:rPr>
+          <w:rFonts w:ascii="Times New Roman" w:hAnsi="Times New Roman" w:cs="Times New Roman"/>
+        </w:rPr>
+        <w:t>Por esta razón, el alcance del proyecto evolucionó hacia el diseño conceptual de un interruptor físico accesible, incluyendo el desarrollo de bocetos funcionales, diagramas de interacción física y prototipos de baja fidelidad del dispositivo.</w:t>
+      </w:r>
+      <w:r>
+        <w:rPr>
+          <w:rFonts w:ascii="Times New Roman" w:hAnsi="Times New Roman" w:cs="Times New Roman"/>
+        </w:rPr>
+        <w:t xml:space="preserve"> </w:t>
       </w:r>
     </w:p>
     <w:p>
@@ -2730,9 +2787,17 @@
           <w:color w:val="auto"/>
           <w:sz w:val="24"/>
           <w:szCs w:val="24"/>
-          <w:lang w:val="es-419"/>
-        </w:rPr>
-        <w:t xml:space="preserve">Actualmente, </w:t>
+        </w:rPr>
+        <w:t>Durante la fase inicial del proyecto se realizaron actividades de análisis y diseño conceptual orientadas al desarrollo de un sistema software para el flasheo de firmware en microcontroladores</w:t>
+      </w:r>
+      <w:r>
+        <w:rPr>
+          <w:rFonts w:ascii="Times New Roman" w:eastAsiaTheme="minorHAnsi" w:hAnsi="Times New Roman" w:cs="Times New Roman"/>
+          <w:color w:val="auto"/>
+          <w:sz w:val="24"/>
+          <w:szCs w:val="24"/>
+        </w:rPr>
+        <w:t xml:space="preserve">, </w:t>
       </w:r>
       <w:r>
         <w:rPr>
@@ -2742,7 +2807,7 @@
           <w:szCs w:val="24"/>
           <w:lang w:val="es-419"/>
         </w:rPr>
-        <w:t xml:space="preserve">se </w:t>
+        <w:t>incluyendo la identificación de requerimientos, la elaboración de diagramas de interacci</w:t>
       </w:r>
       <w:r>
         <w:rPr>
@@ -2752,7 +2817,7 @@
           <w:szCs w:val="24"/>
           <w:lang w:val="es-419"/>
         </w:rPr>
-        <w:t xml:space="preserve">ha </w:t>
+        <w:t>ón</w:t>
       </w:r>
       <w:r>
         <w:rPr>
@@ -2760,69 +2825,8 @@
           <w:color w:val="auto"/>
           <w:sz w:val="24"/>
           <w:szCs w:val="24"/>
-          <w:lang w:val="es-419"/>
-        </w:rPr>
-        <w:t>finaliz</w:t>
-      </w:r>
-      <w:r>
-        <w:rPr>
-          <w:rFonts w:ascii="Times New Roman" w:eastAsiaTheme="minorHAnsi" w:hAnsi="Times New Roman" w:cs="Times New Roman"/>
-          <w:color w:val="auto"/>
-          <w:sz w:val="24"/>
-          <w:szCs w:val="24"/>
-          <w:lang w:val="es-419"/>
-        </w:rPr>
-        <w:t>ado</w:t>
-      </w:r>
-      <w:r>
-        <w:rPr>
-          <w:rFonts w:ascii="Times New Roman" w:eastAsiaTheme="minorHAnsi" w:hAnsi="Times New Roman" w:cs="Times New Roman"/>
-          <w:color w:val="auto"/>
-          <w:sz w:val="24"/>
-          <w:szCs w:val="24"/>
-          <w:lang w:val="es-419"/>
-        </w:rPr>
-        <w:t xml:space="preserve"> con la primera iteración </w:t>
-      </w:r>
-      <w:r>
-        <w:rPr>
-          <w:rFonts w:ascii="Times New Roman" w:eastAsiaTheme="minorHAnsi" w:hAnsi="Times New Roman" w:cs="Times New Roman"/>
-          <w:color w:val="auto"/>
-          <w:sz w:val="24"/>
-          <w:szCs w:val="24"/>
-          <w:lang w:val="es-419"/>
-        </w:rPr>
-        <w:t>del sistema de software Firmware Flasher.</w:t>
-      </w:r>
-      <w:r>
-        <w:rPr>
-          <w:rFonts w:ascii="Times New Roman" w:eastAsiaTheme="minorHAnsi" w:hAnsi="Times New Roman" w:cs="Times New Roman"/>
-          <w:color w:val="auto"/>
-          <w:sz w:val="24"/>
-          <w:szCs w:val="24"/>
-          <w:lang w:val="es-419"/>
-        </w:rPr>
-        <w:t xml:space="preserve"> </w:t>
-      </w:r>
-      <w:r>
-        <w:rPr>
-          <w:rFonts w:ascii="Times New Roman" w:eastAsiaTheme="minorHAnsi" w:hAnsi="Times New Roman" w:cs="Times New Roman"/>
-          <w:color w:val="auto"/>
-          <w:sz w:val="24"/>
-          <w:szCs w:val="24"/>
-          <w:lang w:val="es-419"/>
-        </w:rPr>
-        <w:t>Durante las etapas iniciales se realizaron actividades de análisis y modelado del sistema, incluyendo la identificación de requerimientos, la elaboración de diagramas de interacción y la exploración de posibles soluciones tecnológicas.</w:t>
-      </w:r>
-      <w:r>
-        <w:rPr>
-          <w:rFonts w:ascii="Times New Roman" w:eastAsiaTheme="minorHAnsi" w:hAnsi="Times New Roman" w:cs="Times New Roman"/>
-          <w:color w:val="auto"/>
-          <w:sz w:val="24"/>
-          <w:szCs w:val="24"/>
-          <w:lang w:val="es-419"/>
-        </w:rPr>
-        <w:t xml:space="preserve"> </w:t>
+        </w:rPr>
+        <w:t>.</w:t>
       </w:r>
     </w:p>
     <w:p>
@@ -3046,65 +3050,110 @@
         <w:jc w:val="both"/>
         <w:rPr>
           <w:rFonts w:ascii="Times New Roman" w:hAnsi="Times New Roman" w:cs="Times New Roman"/>
-          <w:lang w:val="es-419"/>
-        </w:rPr>
-      </w:pPr>
-      <w:r>
-        <w:rPr>
-          <w:rFonts w:ascii="Times New Roman" w:hAnsi="Times New Roman" w:cs="Times New Roman"/>
-          <w:lang w:val="es-419"/>
-        </w:rPr>
-        <w:t xml:space="preserve">El sistema propuesto originalmente contemplaba el desarrollo de </w:t>
-      </w:r>
-      <w:r>
-        <w:rPr>
-          <w:rFonts w:ascii="Times New Roman" w:hAnsi="Times New Roman" w:cs="Times New Roman"/>
-          <w:lang w:val="es-419"/>
-        </w:rPr>
-        <w:t xml:space="preserve">un sistema </w:t>
-      </w:r>
-      <w:r>
-        <w:rPr>
-          <w:rFonts w:ascii="Times New Roman" w:hAnsi="Times New Roman" w:cs="Times New Roman"/>
-          <w:lang w:val="es-419"/>
-        </w:rPr>
-        <w:t xml:space="preserve">software </w:t>
-      </w:r>
-      <w:r>
-        <w:rPr>
-          <w:rFonts w:ascii="Times New Roman" w:hAnsi="Times New Roman" w:cs="Times New Roman"/>
-          <w:lang w:val="es-419"/>
-        </w:rPr>
-        <w:t>para</w:t>
-      </w:r>
-      <w:r>
-        <w:rPr>
-          <w:rFonts w:ascii="Times New Roman" w:hAnsi="Times New Roman" w:cs="Times New Roman"/>
-          <w:lang w:val="es-419"/>
-        </w:rPr>
-        <w:t xml:space="preserve"> gestionar y automatizar el proceso de flasheo de firmware </w:t>
-      </w:r>
-      <w:r>
-        <w:rPr>
-          <w:rFonts w:ascii="Times New Roman" w:hAnsi="Times New Roman" w:cs="Times New Roman"/>
-          <w:lang w:val="es-419"/>
-        </w:rPr>
-        <w:t>de</w:t>
-      </w:r>
-      <w:r>
-        <w:rPr>
-          <w:rFonts w:ascii="Times New Roman" w:hAnsi="Times New Roman" w:cs="Times New Roman"/>
-          <w:lang w:val="es-419"/>
-        </w:rPr>
-        <w:t xml:space="preserve"> diferentes proyectos de interés social</w:t>
-      </w:r>
-      <w:r>
-        <w:rPr>
-          <w:rFonts w:ascii="Times New Roman" w:hAnsi="Times New Roman" w:cs="Times New Roman"/>
-          <w:lang w:val="es-419"/>
-        </w:rPr>
-        <w:t xml:space="preserve">. </w:t>
-      </w:r>
+        </w:rPr>
+      </w:pPr>
+      <w:r>
+        <w:rPr>
+          <w:rFonts w:ascii="Times New Roman" w:hAnsi="Times New Roman" w:cs="Times New Roman"/>
+        </w:rPr>
+        <w:t>El sistema planteado inicialmente consistía en una aplicación software orientada a la gestión del proceso de flasheo de firmware en microcontroladores utilizados en proyectos de electrónica y sistemas embebidos.</w:t>
+      </w:r>
+    </w:p>
+    <w:p>
+      <w:pPr>
+        <w:tabs>
+          <w:tab w:val="num" w:pos="720"/>
+        </w:tabs>
+        <w:ind w:left="708"/>
+        <w:jc w:val="both"/>
+        <w:rPr>
+          <w:rFonts w:ascii="Times New Roman" w:hAnsi="Times New Roman" w:cs="Times New Roman"/>
+        </w:rPr>
+      </w:pPr>
+      <w:r>
+        <w:rPr>
+          <w:rFonts w:ascii="Times New Roman" w:hAnsi="Times New Roman" w:cs="Times New Roman"/>
+        </w:rPr>
+        <w:t>El software permitiría a los usuarios identificar dispositivos conectados al sistema mediante interfaces de comunicación serial, seleccionar el firmware correspondiente y ejecutar el proceso de programación del microcontrolador.</w:t>
+      </w:r>
+    </w:p>
+    <w:p>
+      <w:pPr>
+        <w:tabs>
+          <w:tab w:val="num" w:pos="720"/>
+        </w:tabs>
+        <w:ind w:left="708"/>
+        <w:jc w:val="both"/>
+        <w:rPr>
+          <w:rFonts w:ascii="Times New Roman" w:hAnsi="Times New Roman" w:cs="Times New Roman"/>
+        </w:rPr>
+      </w:pPr>
+      <w:r>
+        <w:rPr>
+          <w:rFonts w:ascii="Times New Roman" w:hAnsi="Times New Roman" w:cs="Times New Roman"/>
+        </w:rPr>
+        <w:t>Dentro del ecosistema del proyecto, el software cumpliría funciones relacionadas con la gestión de dispositivos, la validación de compatibilidad entre firmware y hardware, la ejecución de herramientas de flasheo y el registro de las sesiones realizadas por el usuario.</w:t>
+      </w:r>
+    </w:p>
+    <w:p>
+      <w:pPr>
+        <w:tabs>
+          <w:tab w:val="num" w:pos="720"/>
+        </w:tabs>
+        <w:ind w:left="708"/>
+        <w:jc w:val="both"/>
+        <w:rPr>
+          <w:rFonts w:ascii="Times New Roman" w:hAnsi="Times New Roman" w:cs="Times New Roman"/>
+        </w:rPr>
+      </w:pPr>
+    </w:p>
+    <w:p>
+      <w:pPr>
+        <w:tabs>
+          <w:tab w:val="num" w:pos="720"/>
+        </w:tabs>
+        <w:ind w:left="708"/>
+        <w:jc w:val="both"/>
+        <w:rPr>
+          <w:rFonts w:ascii="Times New Roman" w:hAnsi="Times New Roman" w:cs="Times New Roman"/>
+        </w:rPr>
+      </w:pPr>
+    </w:p>
+    <w:p>
+      <w:pPr>
+        <w:tabs>
+          <w:tab w:val="num" w:pos="720"/>
+        </w:tabs>
+        <w:ind w:left="708"/>
+        <w:jc w:val="both"/>
+        <w:rPr>
+          <w:rFonts w:ascii="Times New Roman" w:hAnsi="Times New Roman" w:cs="Times New Roman"/>
+        </w:rPr>
+      </w:pPr>
+    </w:p>
+    <w:p>
+      <w:pPr>
+        <w:tabs>
+          <w:tab w:val="num" w:pos="720"/>
+        </w:tabs>
+        <w:ind w:left="708"/>
+        <w:jc w:val="both"/>
+        <w:rPr>
+          <w:rFonts w:ascii="Times New Roman" w:hAnsi="Times New Roman" w:cs="Times New Roman"/>
+        </w:rPr>
+      </w:pPr>
+    </w:p>
+    <w:p>
+      <w:pPr>
+        <w:tabs>
+          <w:tab w:val="num" w:pos="720"/>
+        </w:tabs>
+        <w:ind w:left="708"/>
+        <w:jc w:val="both"/>
+        <w:rPr>
+          <w:rFonts w:ascii="Times New Roman" w:hAnsi="Times New Roman" w:cs="Times New Roman"/>
+        </w:rPr>
+      </w:pPr>
     </w:p>
     <w:p>
       <w:pPr>
@@ -3146,6 +3195,7 @@
           <w:sz w:val="26"/>
           <w:szCs w:val="26"/>
         </w:rPr>
+        <w:lastRenderedPageBreak/>
         <w:t xml:space="preserve">Funciones del </w:t>
       </w:r>
       <w:r>
@@ -3424,7 +3474,6 @@
           <w:sz w:val="26"/>
           <w:szCs w:val="26"/>
         </w:rPr>
-        <w:lastRenderedPageBreak/>
         <w:t>Usuarios del sistema</w:t>
       </w:r>
       <w:bookmarkEnd w:id="9"/>
@@ -3471,43 +3520,31 @@
         <w:pStyle w:val="Prrafodelista"/>
         <w:numPr>
           <w:ilvl w:val="0"/>
-          <w:numId w:val="4"/>
+          <w:numId w:val="30"/>
         </w:numPr>
-        <w:ind w:left="1428"/>
         <w:jc w:val="both"/>
         <w:rPr>
           <w:rFonts w:ascii="Times New Roman" w:eastAsia="Times New Roman" w:hAnsi="Times New Roman" w:cs="Times New Roman"/>
-          <w:lang w:val="es-419" w:eastAsia="es-419"/>
-        </w:rPr>
-      </w:pPr>
-      <w:r>
-        <w:rPr>
-          <w:rFonts w:ascii="Times New Roman" w:eastAsia="Times New Roman" w:hAnsi="Times New Roman" w:cs="Times New Roman"/>
           <w:lang w:eastAsia="es-419"/>
         </w:rPr>
-        <w:t>Usa el sistema</w:t>
-      </w:r>
+      </w:pPr>
       <w:r>
         <w:rPr>
           <w:rFonts w:ascii="Times New Roman" w:eastAsia="Times New Roman" w:hAnsi="Times New Roman" w:cs="Times New Roman"/>
           <w:lang w:eastAsia="es-419"/>
         </w:rPr>
-        <w:t xml:space="preserve"> para flashear firmware</w:t>
-      </w:r>
-      <w:r>
+        <w:t>Corresponde a la persona encargada de utilizar el sistema para ejecutar el proceso de flasheo de firmware en microcontroladores. Este usuario interactúa con la interfaz del sistema para seleccionar dispositivos, elegir el firmware correspondiente y ejecutar el proceso de programación</w:t>
+      </w:r>
+    </w:p>
+    <w:p>
+      <w:pPr>
+        <w:pStyle w:val="Prrafodelista"/>
+        <w:jc w:val="both"/>
         <w:rPr>
           <w:rFonts w:ascii="Times New Roman" w:eastAsia="Times New Roman" w:hAnsi="Times New Roman" w:cs="Times New Roman"/>
           <w:lang w:eastAsia="es-419"/>
         </w:rPr>
-        <w:t xml:space="preserve"> en su microcontrolador previamente conectado</w:t>
-      </w:r>
-      <w:r>
-        <w:rPr>
-          <w:rFonts w:ascii="Times New Roman" w:eastAsia="Times New Roman" w:hAnsi="Times New Roman" w:cs="Times New Roman"/>
-          <w:lang w:eastAsia="es-419"/>
-        </w:rPr>
-        <w:t>.</w:t>
-      </w:r>
+      </w:pPr>
     </w:p>
     <w:p>
       <w:pPr>
@@ -3535,9 +3572,8 @@
         <w:pStyle w:val="Prrafodelista"/>
         <w:numPr>
           <w:ilvl w:val="0"/>
-          <w:numId w:val="4"/>
+          <w:numId w:val="30"/>
         </w:numPr>
-        <w:ind w:left="1428"/>
         <w:jc w:val="both"/>
         <w:rPr>
           <w:rFonts w:ascii="Times New Roman" w:eastAsia="Times New Roman" w:hAnsi="Times New Roman" w:cs="Times New Roman"/>
@@ -3549,22 +3585,56 @@
           <w:rFonts w:ascii="Times New Roman" w:eastAsia="Times New Roman" w:hAnsi="Times New Roman" w:cs="Times New Roman"/>
           <w:lang w:eastAsia="es-419"/>
         </w:rPr>
-        <w:t xml:space="preserve">Configura </w:t>
-      </w:r>
-      <w:r>
-        <w:rPr>
-          <w:rFonts w:ascii="Times New Roman" w:eastAsia="Times New Roman" w:hAnsi="Times New Roman" w:cs="Times New Roman"/>
+        <w:t>Corresponde a la persona encargada de utilizar el sistema para ejecutar el proceso de flasheo de firmware en microcontroladores. Este usuario interactúa con la interfaz del sistema para seleccionar dispositivos, elegir el firmware correspondiente y ejecutar el proceso de programación</w:t>
+      </w:r>
+    </w:p>
+    <w:p>
+      <w:pPr>
+        <w:ind w:left="708"/>
+        <w:jc w:val="both"/>
+        <w:rPr>
+          <w:rFonts w:ascii="Times New Roman" w:eastAsia="Times New Roman" w:hAnsi="Times New Roman" w:cs="Times New Roman"/>
+          <w:b/>
+          <w:bCs/>
           <w:lang w:eastAsia="es-419"/>
         </w:rPr>
-        <w:t xml:space="preserve">nuevos dispositivos, firmware y/o </w:t>
-      </w:r>
-      <w:r>
-        <w:rPr>
-          <w:rFonts w:ascii="Times New Roman" w:eastAsia="Times New Roman" w:hAnsi="Times New Roman" w:cs="Times New Roman"/>
+      </w:pPr>
+    </w:p>
+    <w:p>
+      <w:pPr>
+        <w:ind w:left="708"/>
+        <w:jc w:val="both"/>
+        <w:rPr>
+          <w:rFonts w:ascii="Times New Roman" w:eastAsia="Times New Roman" w:hAnsi="Times New Roman" w:cs="Times New Roman"/>
+          <w:b/>
+          <w:bCs/>
           <w:lang w:eastAsia="es-419"/>
         </w:rPr>
-        <w:t>diagnosticar errores en el flasheo.</w:t>
-      </w:r>
+      </w:pPr>
+    </w:p>
+    <w:p>
+      <w:pPr>
+        <w:ind w:left="708"/>
+        <w:jc w:val="both"/>
+        <w:rPr>
+          <w:rFonts w:ascii="Times New Roman" w:eastAsia="Times New Roman" w:hAnsi="Times New Roman" w:cs="Times New Roman"/>
+          <w:b/>
+          <w:bCs/>
+          <w:lang w:eastAsia="es-419"/>
+        </w:rPr>
+      </w:pPr>
+    </w:p>
+    <w:p>
+      <w:pPr>
+        <w:ind w:left="708"/>
+        <w:jc w:val="both"/>
+        <w:rPr>
+          <w:rFonts w:ascii="Times New Roman" w:eastAsia="Times New Roman" w:hAnsi="Times New Roman" w:cs="Times New Roman"/>
+          <w:b/>
+          <w:bCs/>
+          <w:lang w:eastAsia="es-419"/>
+        </w:rPr>
+      </w:pPr>
     </w:p>
     <w:p>
       <w:pPr>
@@ -3592,6 +3662,7 @@
           <w:sz w:val="32"/>
           <w:szCs w:val="32"/>
         </w:rPr>
+        <w:lastRenderedPageBreak/>
         <w:t>D</w:t>
       </w:r>
       <w:r>
@@ -3616,11 +3687,8 @@
         <w:ind w:left="1208" w:hanging="357"/>
         <w:jc w:val="both"/>
         <w:rPr>
-          <w:rFonts w:ascii="Times New Roman" w:hAnsi="Times New Roman" w:cs="Times New Roman"/>
-          <w:b/>
-          <w:bCs/>
-          <w:smallCaps/>
-          <w:spacing w:val="5"/>
+          <w:rStyle w:val="Referenciaintensa"/>
+          <w:rFonts w:ascii="Times New Roman" w:hAnsi="Times New Roman" w:cs="Times New Roman"/>
           <w:sz w:val="26"/>
           <w:szCs w:val="26"/>
         </w:rPr>
@@ -3639,438 +3707,27 @@
     </w:p>
     <w:p>
       <w:pPr>
-        <w:rPr>
-          <w:rFonts w:ascii="Times New Roman" w:hAnsi="Times New Roman" w:cs="Times New Roman"/>
-        </w:rPr>
-      </w:pPr>
-      <w:r>
-        <w:rPr>
-          <w:rFonts w:ascii="Times New Roman" w:hAnsi="Times New Roman" w:cs="Times New Roman"/>
-        </w:rPr>
-        <w:t>Casos de uso</w:t>
-      </w:r>
-      <w:r>
-        <w:rPr>
-          <w:rFonts w:ascii="Times New Roman" w:hAnsi="Times New Roman" w:cs="Times New Roman"/>
-        </w:rPr>
-        <w:t>:</w:t>
-      </w:r>
-    </w:p>
-    <w:p>
-      <w:pPr>
-        <w:pStyle w:val="Prrafodelista"/>
-        <w:numPr>
-          <w:ilvl w:val="0"/>
-          <w:numId w:val="25"/>
-        </w:numPr>
         <w:jc w:val="both"/>
         <w:rPr>
           <w:rFonts w:ascii="Times New Roman" w:eastAsia="Times New Roman" w:hAnsi="Times New Roman" w:cs="Times New Roman"/>
-          <w:b/>
-          <w:bCs/>
           <w:lang w:eastAsia="es-419"/>
         </w:rPr>
       </w:pPr>
-      <w:r>
-        <w:rPr>
-          <w:rFonts w:ascii="Times New Roman" w:eastAsia="Times New Roman" w:hAnsi="Times New Roman" w:cs="Times New Roman"/>
-          <w:b/>
-          <w:bCs/>
+    </w:p>
+    <w:p>
+      <w:pPr>
+        <w:jc w:val="both"/>
+        <w:rPr>
+          <w:rFonts w:ascii="Times New Roman" w:eastAsia="Times New Roman" w:hAnsi="Times New Roman" w:cs="Times New Roman"/>
           <w:lang w:eastAsia="es-419"/>
         </w:rPr>
-        <w:t>Gestionar Proyectos Remotos</w:t>
-      </w:r>
-      <w:r>
-        <w:rPr>
-          <w:rFonts w:ascii="Times New Roman" w:eastAsia="Times New Roman" w:hAnsi="Times New Roman" w:cs="Times New Roman"/>
-          <w:b/>
-          <w:bCs/>
+      </w:pPr>
+      <w:r>
+        <w:rPr>
+          <w:rFonts w:ascii="Times New Roman" w:eastAsia="Times New Roman" w:hAnsi="Times New Roman" w:cs="Times New Roman"/>
           <w:lang w:eastAsia="es-419"/>
         </w:rPr>
-        <w:t>:</w:t>
-      </w:r>
-    </w:p>
-    <w:p>
-      <w:pPr>
-        <w:pStyle w:val="Prrafodelista"/>
-        <w:jc w:val="both"/>
-        <w:rPr>
-          <w:rFonts w:ascii="Times New Roman" w:eastAsia="Times New Roman" w:hAnsi="Times New Roman" w:cs="Times New Roman"/>
-          <w:lang w:eastAsia="es-419"/>
-        </w:rPr>
-      </w:pPr>
-      <w:r>
-        <w:rPr>
-          <w:rFonts w:ascii="Times New Roman" w:eastAsia="Times New Roman" w:hAnsi="Times New Roman" w:cs="Times New Roman"/>
-          <w:lang w:eastAsia="es-419"/>
-        </w:rPr>
-        <w:t xml:space="preserve">1. El usuario accede al </w:t>
-      </w:r>
-      <w:proofErr w:type="spellStart"/>
-      <w:r>
-        <w:rPr>
-          <w:rFonts w:ascii="Times New Roman" w:eastAsia="Times New Roman" w:hAnsi="Times New Roman" w:cs="Times New Roman"/>
-          <w:lang w:eastAsia="es-419"/>
-        </w:rPr>
-        <w:t>dashboard</w:t>
-      </w:r>
-      <w:proofErr w:type="spellEnd"/>
-      <w:r>
-        <w:rPr>
-          <w:rFonts w:ascii="Times New Roman" w:eastAsia="Times New Roman" w:hAnsi="Times New Roman" w:cs="Times New Roman"/>
-          <w:lang w:eastAsia="es-419"/>
-        </w:rPr>
-        <w:t xml:space="preserve"> principal de la aplicación de escritorio. </w:t>
-      </w:r>
-    </w:p>
-    <w:p>
-      <w:pPr>
-        <w:pStyle w:val="Prrafodelista"/>
-        <w:jc w:val="both"/>
-        <w:rPr>
-          <w:rFonts w:ascii="Times New Roman" w:eastAsia="Times New Roman" w:hAnsi="Times New Roman" w:cs="Times New Roman"/>
-          <w:lang w:eastAsia="es-419"/>
-        </w:rPr>
-      </w:pPr>
-      <w:r>
-        <w:rPr>
-          <w:rFonts w:ascii="Times New Roman" w:eastAsia="Times New Roman" w:hAnsi="Times New Roman" w:cs="Times New Roman"/>
-          <w:lang w:eastAsia="es-419"/>
-        </w:rPr>
-        <w:t xml:space="preserve">2. El sistema consulta la API de GitHub y obtiene la </w:t>
-      </w:r>
-      <w:proofErr w:type="spellStart"/>
-      <w:r>
-        <w:rPr>
-          <w:rFonts w:ascii="Times New Roman" w:eastAsia="Times New Roman" w:hAnsi="Times New Roman" w:cs="Times New Roman"/>
-          <w:lang w:eastAsia="es-419"/>
-        </w:rPr>
-        <w:t>metadata</w:t>
-      </w:r>
-      <w:proofErr w:type="spellEnd"/>
-      <w:r>
-        <w:rPr>
-          <w:rFonts w:ascii="Times New Roman" w:eastAsia="Times New Roman" w:hAnsi="Times New Roman" w:cs="Times New Roman"/>
-          <w:lang w:eastAsia="es-419"/>
-        </w:rPr>
-        <w:t xml:space="preserve"> de los repositorios de la organización. </w:t>
-      </w:r>
-    </w:p>
-    <w:p>
-      <w:pPr>
-        <w:pStyle w:val="Prrafodelista"/>
-        <w:jc w:val="both"/>
-        <w:rPr>
-          <w:rFonts w:ascii="Times New Roman" w:eastAsia="Times New Roman" w:hAnsi="Times New Roman" w:cs="Times New Roman"/>
-          <w:lang w:eastAsia="es-419"/>
-        </w:rPr>
-      </w:pPr>
-      <w:r>
-        <w:rPr>
-          <w:rFonts w:ascii="Times New Roman" w:eastAsia="Times New Roman" w:hAnsi="Times New Roman" w:cs="Times New Roman"/>
-          <w:lang w:eastAsia="es-419"/>
-        </w:rPr>
-        <w:t xml:space="preserve">3. El sistema presenta al usuario la lista de proyectos con la siguiente información: </w:t>
-      </w:r>
-    </w:p>
-    <w:p>
-      <w:pPr>
-        <w:pStyle w:val="Prrafodelista"/>
-        <w:numPr>
-          <w:ilvl w:val="0"/>
-          <w:numId w:val="28"/>
-        </w:numPr>
-        <w:jc w:val="both"/>
-        <w:rPr>
-          <w:rFonts w:ascii="Times New Roman" w:eastAsia="Times New Roman" w:hAnsi="Times New Roman" w:cs="Times New Roman"/>
-          <w:lang w:eastAsia="es-419"/>
-        </w:rPr>
-      </w:pPr>
-      <w:r>
-        <w:rPr>
-          <w:rFonts w:ascii="Times New Roman" w:eastAsia="Times New Roman" w:hAnsi="Times New Roman" w:cs="Times New Roman"/>
-          <w:lang w:eastAsia="es-419"/>
-        </w:rPr>
-        <w:t xml:space="preserve">Nombre del repositorio </w:t>
-      </w:r>
-    </w:p>
-    <w:p>
-      <w:pPr>
-        <w:pStyle w:val="Prrafodelista"/>
-        <w:numPr>
-          <w:ilvl w:val="0"/>
-          <w:numId w:val="28"/>
-        </w:numPr>
-        <w:jc w:val="both"/>
-        <w:rPr>
-          <w:rFonts w:ascii="Times New Roman" w:eastAsia="Times New Roman" w:hAnsi="Times New Roman" w:cs="Times New Roman"/>
-          <w:lang w:eastAsia="es-419"/>
-        </w:rPr>
-      </w:pPr>
-      <w:r>
-        <w:rPr>
-          <w:rFonts w:ascii="Times New Roman" w:eastAsia="Times New Roman" w:hAnsi="Times New Roman" w:cs="Times New Roman"/>
-          <w:lang w:eastAsia="es-419"/>
-        </w:rPr>
-        <w:t xml:space="preserve">Descripción </w:t>
-      </w:r>
-    </w:p>
-    <w:p>
-      <w:pPr>
-        <w:pStyle w:val="Prrafodelista"/>
-        <w:numPr>
-          <w:ilvl w:val="0"/>
-          <w:numId w:val="28"/>
-        </w:numPr>
-        <w:jc w:val="both"/>
-        <w:rPr>
-          <w:rFonts w:ascii="Times New Roman" w:eastAsia="Times New Roman" w:hAnsi="Times New Roman" w:cs="Times New Roman"/>
-          <w:lang w:eastAsia="es-419"/>
-        </w:rPr>
-      </w:pPr>
-      <w:r>
-        <w:rPr>
-          <w:rFonts w:ascii="Times New Roman" w:eastAsia="Times New Roman" w:hAnsi="Times New Roman" w:cs="Times New Roman"/>
-          <w:lang w:eastAsia="es-419"/>
-        </w:rPr>
-        <w:t xml:space="preserve">Versión del firmware </w:t>
-      </w:r>
-    </w:p>
-    <w:p>
-      <w:pPr>
-        <w:pStyle w:val="Prrafodelista"/>
-        <w:numPr>
-          <w:ilvl w:val="0"/>
-          <w:numId w:val="28"/>
-        </w:numPr>
-        <w:jc w:val="both"/>
-        <w:rPr>
-          <w:rFonts w:ascii="Times New Roman" w:eastAsia="Times New Roman" w:hAnsi="Times New Roman" w:cs="Times New Roman"/>
-          <w:lang w:eastAsia="es-419"/>
-        </w:rPr>
-      </w:pPr>
-      <w:r>
-        <w:rPr>
-          <w:rFonts w:ascii="Times New Roman" w:eastAsia="Times New Roman" w:hAnsi="Times New Roman" w:cs="Times New Roman"/>
-          <w:lang w:eastAsia="es-419"/>
-        </w:rPr>
-        <w:t xml:space="preserve">Fecha de última actualización </w:t>
-      </w:r>
-    </w:p>
-    <w:p>
-      <w:pPr>
-        <w:pStyle w:val="Prrafodelista"/>
-        <w:numPr>
-          <w:ilvl w:val="0"/>
-          <w:numId w:val="1"/>
-        </w:numPr>
-        <w:jc w:val="both"/>
-        <w:rPr>
-          <w:rFonts w:ascii="Times New Roman" w:eastAsia="Times New Roman" w:hAnsi="Times New Roman" w:cs="Times New Roman"/>
-          <w:lang w:eastAsia="es-419"/>
-        </w:rPr>
-      </w:pPr>
-      <w:r>
-        <w:rPr>
-          <w:rFonts w:ascii="Times New Roman" w:eastAsia="Times New Roman" w:hAnsi="Times New Roman" w:cs="Times New Roman"/>
-          <w:lang w:eastAsia="es-419"/>
-        </w:rPr>
-        <w:t xml:space="preserve">El usuario visualiza los proyectos disponibles y puede optar por filtrar, consultar detalle de un proyecto o iniciar el flasheo de firmware. </w:t>
-      </w:r>
-    </w:p>
-    <w:p>
-      <w:pPr>
-        <w:pStyle w:val="Prrafodelista"/>
-        <w:ind w:left="644"/>
-        <w:jc w:val="both"/>
-        <w:rPr>
-          <w:rFonts w:ascii="Times New Roman" w:eastAsia="Times New Roman" w:hAnsi="Times New Roman" w:cs="Times New Roman"/>
-          <w:lang w:eastAsia="es-419"/>
-        </w:rPr>
-      </w:pPr>
-    </w:p>
-    <w:p>
-      <w:pPr>
-        <w:pStyle w:val="Prrafodelista"/>
-        <w:numPr>
-          <w:ilvl w:val="0"/>
-          <w:numId w:val="25"/>
-        </w:numPr>
-        <w:jc w:val="both"/>
-        <w:rPr>
-          <w:rFonts w:ascii="Times New Roman" w:eastAsia="Times New Roman" w:hAnsi="Times New Roman" w:cs="Times New Roman"/>
-          <w:b/>
-          <w:bCs/>
-          <w:lang w:eastAsia="es-419"/>
-        </w:rPr>
-      </w:pPr>
-      <w:r>
-        <w:rPr>
-          <w:rFonts w:ascii="Times New Roman" w:eastAsia="Times New Roman" w:hAnsi="Times New Roman" w:cs="Times New Roman"/>
-          <w:b/>
-          <w:bCs/>
-          <w:lang w:eastAsia="es-419"/>
-        </w:rPr>
-        <w:t>Gestionar Flasheo Firmware</w:t>
-      </w:r>
-    </w:p>
-    <w:p>
-      <w:pPr>
-        <w:pStyle w:val="Prrafodelista"/>
-        <w:numPr>
-          <w:ilvl w:val="0"/>
-          <w:numId w:val="25"/>
-        </w:numPr>
-        <w:jc w:val="both"/>
-        <w:rPr>
-          <w:rFonts w:ascii="Times New Roman" w:eastAsia="Times New Roman" w:hAnsi="Times New Roman" w:cs="Times New Roman"/>
-          <w:b/>
-          <w:bCs/>
-          <w:lang w:eastAsia="es-419"/>
-        </w:rPr>
-      </w:pPr>
-      <w:r>
-        <w:rPr>
-          <w:rFonts w:ascii="Times New Roman" w:eastAsia="Times New Roman" w:hAnsi="Times New Roman" w:cs="Times New Roman"/>
-          <w:b/>
-          <w:bCs/>
-          <w:lang w:eastAsia="es-419"/>
-        </w:rPr>
-        <w:t>Gestionar Microcontroladores</w:t>
-      </w:r>
-    </w:p>
-    <w:p>
-      <w:pPr>
-        <w:pStyle w:val="Prrafodelista"/>
-        <w:numPr>
-          <w:ilvl w:val="0"/>
-          <w:numId w:val="25"/>
-        </w:numPr>
-        <w:jc w:val="both"/>
-        <w:rPr>
-          <w:rFonts w:ascii="Times New Roman" w:eastAsia="Times New Roman" w:hAnsi="Times New Roman" w:cs="Times New Roman"/>
-          <w:b/>
-          <w:bCs/>
-          <w:lang w:eastAsia="es-419"/>
-        </w:rPr>
-      </w:pPr>
-      <w:r>
-        <w:rPr>
-          <w:rFonts w:ascii="Times New Roman" w:eastAsia="Times New Roman" w:hAnsi="Times New Roman" w:cs="Times New Roman"/>
-          <w:b/>
-          <w:bCs/>
-          <w:lang w:eastAsia="es-419"/>
-        </w:rPr>
-        <w:t>Gestionar Firmware</w:t>
-      </w:r>
-    </w:p>
-    <w:p>
-      <w:pPr>
-        <w:pStyle w:val="Prrafodelista"/>
-        <w:numPr>
-          <w:ilvl w:val="0"/>
-          <w:numId w:val="25"/>
-        </w:numPr>
-        <w:jc w:val="both"/>
-        <w:rPr>
-          <w:rFonts w:ascii="Times New Roman" w:eastAsia="Times New Roman" w:hAnsi="Times New Roman" w:cs="Times New Roman"/>
-          <w:b/>
-          <w:bCs/>
-          <w:lang w:eastAsia="es-419"/>
-        </w:rPr>
-      </w:pPr>
-      <w:r>
-        <w:rPr>
-          <w:rFonts w:ascii="Times New Roman" w:eastAsia="Times New Roman" w:hAnsi="Times New Roman" w:cs="Times New Roman"/>
-          <w:b/>
-          <w:bCs/>
-          <w:lang w:eastAsia="es-419"/>
-        </w:rPr>
-        <w:t>Gestionar Preferencias del Usuario</w:t>
-      </w:r>
-    </w:p>
-    <w:p>
-      <w:pPr>
-        <w:jc w:val="both"/>
-        <w:rPr>
-          <w:rFonts w:ascii="Times New Roman" w:eastAsia="Times New Roman" w:hAnsi="Times New Roman" w:cs="Times New Roman"/>
-          <w:b/>
-          <w:bCs/>
-          <w:lang w:eastAsia="es-419"/>
-        </w:rPr>
-      </w:pPr>
-    </w:p>
-    <w:p>
-      <w:pPr>
-        <w:jc w:val="both"/>
-        <w:rPr>
-          <w:rFonts w:ascii="Times New Roman" w:eastAsia="Times New Roman" w:hAnsi="Times New Roman" w:cs="Times New Roman"/>
-          <w:b/>
-          <w:bCs/>
-          <w:lang w:eastAsia="es-419"/>
-        </w:rPr>
-      </w:pPr>
-    </w:p>
-    <w:p>
-      <w:pPr>
-        <w:jc w:val="both"/>
-        <w:rPr>
-          <w:rFonts w:ascii="Times New Roman" w:eastAsia="Times New Roman" w:hAnsi="Times New Roman" w:cs="Times New Roman"/>
-          <w:b/>
-          <w:bCs/>
-          <w:lang w:eastAsia="es-419"/>
-        </w:rPr>
-      </w:pPr>
-    </w:p>
-    <w:p>
-      <w:pPr>
-        <w:jc w:val="both"/>
-        <w:rPr>
-          <w:rFonts w:ascii="Times New Roman" w:eastAsia="Times New Roman" w:hAnsi="Times New Roman" w:cs="Times New Roman"/>
-          <w:b/>
-          <w:bCs/>
-          <w:lang w:eastAsia="es-419"/>
-        </w:rPr>
-      </w:pPr>
-    </w:p>
-    <w:p>
-      <w:pPr>
-        <w:jc w:val="both"/>
-        <w:rPr>
-          <w:rFonts w:ascii="Times New Roman" w:eastAsia="Times New Roman" w:hAnsi="Times New Roman" w:cs="Times New Roman"/>
-          <w:b/>
-          <w:bCs/>
-          <w:lang w:eastAsia="es-419"/>
-        </w:rPr>
-      </w:pPr>
-    </w:p>
-    <w:p>
-      <w:pPr>
-        <w:ind w:left="143" w:firstLine="708"/>
-        <w:jc w:val="both"/>
-        <w:rPr>
-          <w:rFonts w:ascii="Times New Roman" w:eastAsia="Times New Roman" w:hAnsi="Times New Roman" w:cs="Times New Roman"/>
-          <w:b/>
-          <w:bCs/>
-          <w:lang w:eastAsia="es-419"/>
-        </w:rPr>
-      </w:pPr>
-    </w:p>
-    <w:p>
-      <w:pPr>
-        <w:jc w:val="both"/>
-        <w:rPr>
-          <w:rFonts w:ascii="Times New Roman" w:eastAsia="Times New Roman" w:hAnsi="Times New Roman" w:cs="Times New Roman"/>
-          <w:lang w:eastAsia="es-419"/>
-        </w:rPr>
-      </w:pPr>
-      <w:r>
-        <w:rPr>
-          <w:rFonts w:ascii="Times New Roman" w:eastAsia="Times New Roman" w:hAnsi="Times New Roman" w:cs="Times New Roman"/>
-          <w:lang w:eastAsia="es-419"/>
-        </w:rPr>
-        <w:lastRenderedPageBreak/>
-        <w:t>Diagrama de casos de uso</w:t>
+        <w:t>En esta sección se presenta el diagrama de casos de uso (Ilustración 1) para el software propuesto, el cual presenta la interacción entre el usuario y sistema.</w:t>
       </w:r>
     </w:p>
     <w:p>
@@ -4325,134 +3982,6 @@
         <w:jc w:val="both"/>
         <w:rPr>
           <w:rFonts w:ascii="Times New Roman" w:eastAsia="Times New Roman" w:hAnsi="Times New Roman" w:cs="Times New Roman"/>
-          <w:lang w:eastAsia="es-419"/>
-        </w:rPr>
-      </w:pPr>
-      <w:r>
-        <w:rPr>
-          <w:rFonts w:ascii="Times New Roman" w:eastAsia="Times New Roman" w:hAnsi="Times New Roman" w:cs="Times New Roman"/>
-          <w:lang w:eastAsia="es-419"/>
-        </w:rPr>
-        <w:t xml:space="preserve">En esta sección se presenta el diagrama de casos de uso </w:t>
-      </w:r>
-      <w:r>
-        <w:rPr>
-          <w:rFonts w:ascii="Times New Roman" w:eastAsia="Times New Roman" w:hAnsi="Times New Roman" w:cs="Times New Roman"/>
-          <w:lang w:eastAsia="es-419"/>
-        </w:rPr>
-        <w:t>(Ilustración 1) para el</w:t>
-      </w:r>
-      <w:r>
-        <w:rPr>
-          <w:rFonts w:ascii="Times New Roman" w:eastAsia="Times New Roman" w:hAnsi="Times New Roman" w:cs="Times New Roman"/>
-          <w:lang w:eastAsia="es-419"/>
-        </w:rPr>
-        <w:t xml:space="preserve"> software propuesto, </w:t>
-      </w:r>
-      <w:r>
-        <w:rPr>
-          <w:rFonts w:ascii="Times New Roman" w:eastAsia="Times New Roman" w:hAnsi="Times New Roman" w:cs="Times New Roman"/>
-          <w:lang w:eastAsia="es-419"/>
-        </w:rPr>
-        <w:t xml:space="preserve">el cual presenta la interacción entre </w:t>
-      </w:r>
-      <w:r>
-        <w:rPr>
-          <w:rFonts w:ascii="Times New Roman" w:eastAsia="Times New Roman" w:hAnsi="Times New Roman" w:cs="Times New Roman"/>
-          <w:lang w:eastAsia="es-419"/>
-        </w:rPr>
-        <w:t xml:space="preserve">el </w:t>
-      </w:r>
-      <w:r>
-        <w:rPr>
-          <w:rFonts w:ascii="Times New Roman" w:eastAsia="Times New Roman" w:hAnsi="Times New Roman" w:cs="Times New Roman"/>
-          <w:lang w:eastAsia="es-419"/>
-        </w:rPr>
-        <w:t xml:space="preserve">usuario </w:t>
-      </w:r>
-      <w:r>
-        <w:rPr>
-          <w:rFonts w:ascii="Times New Roman" w:eastAsia="Times New Roman" w:hAnsi="Times New Roman" w:cs="Times New Roman"/>
-          <w:lang w:eastAsia="es-419"/>
-        </w:rPr>
-        <w:t>y sistema.</w:t>
-      </w:r>
-    </w:p>
-    <w:p>
-      <w:pPr>
-        <w:jc w:val="both"/>
-        <w:rPr>
-          <w:rFonts w:ascii="Times New Roman" w:eastAsia="Times New Roman" w:hAnsi="Times New Roman" w:cs="Times New Roman"/>
-          <w:b/>
-          <w:bCs/>
-          <w:lang w:eastAsia="es-419"/>
-        </w:rPr>
-      </w:pPr>
-    </w:p>
-    <w:p>
-      <w:pPr>
-        <w:jc w:val="both"/>
-        <w:rPr>
-          <w:rFonts w:ascii="Times New Roman" w:eastAsia="Times New Roman" w:hAnsi="Times New Roman" w:cs="Times New Roman"/>
-          <w:b/>
-          <w:bCs/>
-          <w:lang w:eastAsia="es-419"/>
-        </w:rPr>
-      </w:pPr>
-    </w:p>
-    <w:p>
-      <w:pPr>
-        <w:jc w:val="both"/>
-        <w:rPr>
-          <w:rFonts w:ascii="Times New Roman" w:eastAsia="Times New Roman" w:hAnsi="Times New Roman" w:cs="Times New Roman"/>
-          <w:b/>
-          <w:bCs/>
-          <w:lang w:eastAsia="es-419"/>
-        </w:rPr>
-      </w:pPr>
-    </w:p>
-    <w:p>
-      <w:pPr>
-        <w:jc w:val="both"/>
-        <w:rPr>
-          <w:rFonts w:ascii="Times New Roman" w:eastAsia="Times New Roman" w:hAnsi="Times New Roman" w:cs="Times New Roman"/>
-          <w:b/>
-          <w:bCs/>
-          <w:lang w:eastAsia="es-419"/>
-        </w:rPr>
-      </w:pPr>
-    </w:p>
-    <w:p>
-      <w:pPr>
-        <w:jc w:val="both"/>
-        <w:rPr>
-          <w:rFonts w:ascii="Times New Roman" w:eastAsia="Times New Roman" w:hAnsi="Times New Roman" w:cs="Times New Roman"/>
-          <w:lang w:eastAsia="es-419"/>
-        </w:rPr>
-      </w:pPr>
-      <w:r>
-        <w:rPr>
-          <w:rFonts w:ascii="Times New Roman" w:eastAsia="Times New Roman" w:hAnsi="Times New Roman" w:cs="Times New Roman"/>
-          <w:lang w:eastAsia="es-419"/>
-        </w:rPr>
-        <w:lastRenderedPageBreak/>
-        <w:t>Mapa Navegacional</w:t>
-      </w:r>
-    </w:p>
-    <w:p>
-      <w:pPr>
-        <w:jc w:val="both"/>
-        <w:rPr>
-          <w:rFonts w:ascii="Times New Roman" w:eastAsia="Times New Roman" w:hAnsi="Times New Roman" w:cs="Times New Roman"/>
-          <w:lang w:eastAsia="es-419"/>
-        </w:rPr>
-      </w:pPr>
-    </w:p>
-    <w:p>
-      <w:pPr>
-        <w:jc w:val="both"/>
-        <w:rPr>
-          <w:rFonts w:ascii="Times New Roman" w:eastAsia="Times New Roman" w:hAnsi="Times New Roman" w:cs="Times New Roman"/>
           <w:b/>
           <w:bCs/>
           <w:lang w:eastAsia="es-419"/>
@@ -4948,6 +4477,27 @@
           </wp:anchor>
         </w:drawing>
       </w:r>
+    </w:p>
+    <w:p>
+      <w:pPr>
+        <w:rPr>
+          <w:rFonts w:ascii="Times New Roman" w:hAnsi="Times New Roman" w:cs="Times New Roman"/>
+        </w:rPr>
+      </w:pPr>
+    </w:p>
+    <w:p>
+      <w:pPr>
+        <w:rPr>
+          <w:rFonts w:ascii="Times New Roman" w:hAnsi="Times New Roman" w:cs="Times New Roman"/>
+        </w:rPr>
+      </w:pPr>
+    </w:p>
+    <w:p>
+      <w:pPr>
+        <w:rPr>
+          <w:rFonts w:ascii="Times New Roman" w:hAnsi="Times New Roman" w:cs="Times New Roman"/>
+        </w:rPr>
+      </w:pPr>
     </w:p>
     <w:p>
       <w:pPr>
@@ -5527,7 +5077,7 @@
           <w14:ligatures w14:val="standardContextual"/>
         </w:rPr>
         <w:drawing>
-          <wp:anchor distT="0" distB="0" distL="114300" distR="114300" simplePos="0" relativeHeight="251676160" behindDoc="0" locked="0" layoutInCell="1" allowOverlap="1" wp14:anchorId="4D412AB1" wp14:editId="53292E06">
+          <wp:anchor distT="0" distB="0" distL="114300" distR="114300" simplePos="0" relativeHeight="251668497" behindDoc="0" locked="0" layoutInCell="1" allowOverlap="1" wp14:anchorId="4D412AB1" wp14:editId="53292E06">
             <wp:simplePos x="0" y="0"/>
             <wp:positionH relativeFrom="margin">
               <wp:posOffset>-481330</wp:posOffset>
@@ -5746,7 +5296,7 @@
           <w14:ligatures w14:val="standardContextual"/>
         </w:rPr>
         <w:drawing>
-          <wp:anchor distT="0" distB="0" distL="114300" distR="114300" simplePos="0" relativeHeight="251671040" behindDoc="0" locked="0" layoutInCell="1" allowOverlap="1" wp14:anchorId="4C01FEF4" wp14:editId="5287FDDA">
+          <wp:anchor distT="0" distB="0" distL="114300" distR="114300" simplePos="0" relativeHeight="251666449" behindDoc="0" locked="0" layoutInCell="1" allowOverlap="1" wp14:anchorId="4C01FEF4" wp14:editId="5287FDDA">
             <wp:simplePos x="0" y="0"/>
             <wp:positionH relativeFrom="margin">
               <wp:posOffset>-410845</wp:posOffset>
@@ -5954,7 +5504,7 @@
           <w14:ligatures w14:val="standardContextual"/>
         </w:rPr>
         <w:drawing>
-          <wp:anchor distT="0" distB="0" distL="114300" distR="114300" simplePos="0" relativeHeight="251675136" behindDoc="0" locked="0" layoutInCell="1" allowOverlap="1" wp14:anchorId="56DEE489" wp14:editId="45310825">
+          <wp:anchor distT="0" distB="0" distL="114300" distR="114300" simplePos="0" relativeHeight="251667473" behindDoc="0" locked="0" layoutInCell="1" allowOverlap="1" wp14:anchorId="56DEE489" wp14:editId="45310825">
             <wp:simplePos x="0" y="0"/>
             <wp:positionH relativeFrom="margin">
               <wp:align>right</wp:align>
@@ -6649,7 +6199,7 @@
           <w:lang w:eastAsia="es-419"/>
         </w:rPr>
         <w:drawing>
-          <wp:anchor distT="0" distB="0" distL="114300" distR="114300" simplePos="0" relativeHeight="251632128" behindDoc="0" locked="0" layoutInCell="1" allowOverlap="1" wp14:anchorId="10DDDDE2" wp14:editId="30C69DB0">
+          <wp:anchor distT="0" distB="0" distL="114300" distR="114300" simplePos="0" relativeHeight="251658248" behindDoc="0" locked="0" layoutInCell="1" allowOverlap="1" wp14:anchorId="10DDDDE2" wp14:editId="30C69DB0">
             <wp:simplePos x="0" y="0"/>
             <wp:positionH relativeFrom="column">
               <wp:posOffset>-947420</wp:posOffset>
@@ -6904,7 +6454,7 @@
           <w:lang w:eastAsia="es-419"/>
         </w:rPr>
         <w:drawing>
-          <wp:anchor distT="0" distB="0" distL="114300" distR="114300" simplePos="0" relativeHeight="251644416" behindDoc="0" locked="0" layoutInCell="1" allowOverlap="1" wp14:anchorId="5802A264" wp14:editId="52DF1F26">
+          <wp:anchor distT="0" distB="0" distL="114300" distR="114300" simplePos="0" relativeHeight="251658251" behindDoc="0" locked="0" layoutInCell="1" allowOverlap="1" wp14:anchorId="5802A264" wp14:editId="52DF1F26">
             <wp:simplePos x="0" y="0"/>
             <wp:positionH relativeFrom="margin">
               <wp:align>center</wp:align>
@@ -6966,7 +6516,7 @@
         <mc:AlternateContent>
           <mc:Choice Requires="wps">
             <w:drawing>
-              <wp:anchor distT="0" distB="0" distL="114300" distR="114300" simplePos="0" relativeHeight="251681280" behindDoc="0" locked="0" layoutInCell="1" allowOverlap="1" wp14:anchorId="0C2FF4A7" wp14:editId="54F1687E">
+              <wp:anchor distT="0" distB="0" distL="114300" distR="114300" simplePos="0" relativeHeight="251682833" behindDoc="0" locked="0" layoutInCell="1" allowOverlap="1" wp14:anchorId="0C2FF4A7" wp14:editId="54F1687E">
                 <wp:simplePos x="0" y="0"/>
                 <wp:positionH relativeFrom="margin">
                   <wp:align>center</wp:align>
@@ -7034,7 +6584,7 @@
           </mc:Choice>
           <mc:Fallback>
             <w:pict>
-              <v:shape w14:anchorId="0C2FF4A7" id="_x0000_s1036" type="#_x0000_t202" style="position:absolute;left:0;text-align:left;margin-left:0;margin-top:267.9pt;width:583.4pt;height:.05pt;z-index:251681280;visibility:visible;mso-wrap-style:square;mso-wrap-distance-left:9pt;mso-wrap-distance-top:0;mso-wrap-distance-right:9pt;mso-wrap-distance-bottom:0;mso-position-horizontal:center;mso-position-horizontal-relative:margin;mso-position-vertical:absolute;mso-position-vertical-relative:text;v-text-anchor:top" o:gfxdata="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" stroked="f">
+              <v:shape w14:anchorId="0C2FF4A7" id="_x0000_s1036" type="#_x0000_t202" style="position:absolute;left:0;text-align:left;margin-left:0;margin-top:267.9pt;width:583.4pt;height:.05pt;z-index:251682833;visibility:visible;mso-wrap-style:square;mso-wrap-distance-left:9pt;mso-wrap-distance-top:0;mso-wrap-distance-right:9pt;mso-wrap-distance-bottom:0;mso-position-horizontal:center;mso-position-horizontal-relative:margin;mso-position-vertical:absolute;mso-position-vertical-relative:text;v-text-anchor:top" o:gfxdata="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" stroked="f">
                 <v:textbox style="mso-fit-shape-to-text:t" inset="0,0,0,0">
                   <w:txbxContent>
                     <w:p>
@@ -7074,7 +6624,7 @@
           <w:lang w:eastAsia="es-419"/>
         </w:rPr>
         <w:drawing>
-          <wp:anchor distT="0" distB="0" distL="114300" distR="114300" simplePos="0" relativeHeight="251637248" behindDoc="0" locked="0" layoutInCell="1" allowOverlap="1" wp14:anchorId="71D835D2" wp14:editId="08EC36AC">
+          <wp:anchor distT="0" distB="0" distL="114300" distR="114300" simplePos="0" relativeHeight="251658249" behindDoc="0" locked="0" layoutInCell="1" allowOverlap="1" wp14:anchorId="71D835D2" wp14:editId="08EC36AC">
             <wp:simplePos x="0" y="0"/>
             <wp:positionH relativeFrom="column">
               <wp:posOffset>-984885</wp:posOffset>
@@ -7315,7 +6865,7 @@
           <w:lang w:eastAsia="es-419"/>
         </w:rPr>
         <w:drawing>
-          <wp:anchor distT="0" distB="0" distL="114300" distR="114300" simplePos="0" relativeHeight="251666944" behindDoc="0" locked="0" layoutInCell="1" allowOverlap="1" wp14:anchorId="3EA81F90" wp14:editId="24B3656A">
+          <wp:anchor distT="0" distB="0" distL="114300" distR="114300" simplePos="0" relativeHeight="251658256" behindDoc="0" locked="0" layoutInCell="1" allowOverlap="1" wp14:anchorId="3EA81F90" wp14:editId="24B3656A">
             <wp:simplePos x="0" y="0"/>
             <wp:positionH relativeFrom="margin">
               <wp:align>center</wp:align>
@@ -7377,7 +6927,7 @@
         <mc:AlternateContent>
           <mc:Choice Requires="wps">
             <w:drawing>
-              <wp:anchor distT="0" distB="0" distL="114300" distR="114300" simplePos="0" relativeHeight="251682304" behindDoc="0" locked="0" layoutInCell="1" allowOverlap="1" wp14:anchorId="51942B4F" wp14:editId="48E8F1A5">
+              <wp:anchor distT="0" distB="0" distL="114300" distR="114300" simplePos="0" relativeHeight="251686929" behindDoc="0" locked="0" layoutInCell="1" allowOverlap="1" wp14:anchorId="51942B4F" wp14:editId="48E8F1A5">
                 <wp:simplePos x="0" y="0"/>
                 <wp:positionH relativeFrom="column">
                   <wp:posOffset>-1016000</wp:posOffset>
@@ -7466,7 +7016,7 @@
           </mc:Choice>
           <mc:Fallback>
             <w:pict>
-              <v:shape w14:anchorId="51942B4F" id="_x0000_s1038" type="#_x0000_t202" style="position:absolute;left:0;text-align:left;margin-left:-80pt;margin-top:260pt;width:577.15pt;height:.05pt;z-index:251682304;visibility:visible;mso-wrap-style:square;mso-wrap-distance-left:9pt;mso-wrap-distance-top:0;mso-wrap-distance-right:9pt;mso-wrap-distance-bottom:0;mso-position-horizontal:absolute;mso-position-horizontal-relative:text;mso-position-vertical:absolute;mso-position-vertical-relative:text;v-text-anchor:top" o:gfxdata="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" stroked="f">
+              <v:shape w14:anchorId="51942B4F" id="_x0000_s1038" type="#_x0000_t202" style="position:absolute;left:0;text-align:left;margin-left:-80pt;margin-top:260pt;width:577.15pt;height:.05pt;z-index:251686929;visibility:visible;mso-wrap-style:square;mso-wrap-distance-left:9pt;mso-wrap-distance-top:0;mso-wrap-distance-right:9pt;mso-wrap-distance-bottom:0;mso-position-horizontal:absolute;mso-position-horizontal-relative:text;mso-position-vertical:absolute;mso-position-vertical-relative:text;v-text-anchor:top" o:gfxdata="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" stroked="f">
                 <v:textbox style="mso-fit-shape-to-text:t" inset="0,0,0,0">
                   <w:txbxContent>
                     <w:p>
@@ -7527,7 +7077,7 @@
           <w:lang w:eastAsia="es-419"/>
         </w:rPr>
         <w:drawing>
-          <wp:anchor distT="0" distB="0" distL="114300" distR="114300" simplePos="0" relativeHeight="251662848" behindDoc="0" locked="0" layoutInCell="1" allowOverlap="1" wp14:anchorId="6621E793" wp14:editId="7124F00D">
+          <wp:anchor distT="0" distB="0" distL="114300" distR="114300" simplePos="0" relativeHeight="251658255" behindDoc="0" locked="0" layoutInCell="1" allowOverlap="1" wp14:anchorId="6621E793" wp14:editId="7124F00D">
             <wp:simplePos x="0" y="0"/>
             <wp:positionH relativeFrom="page">
               <wp:posOffset>64135</wp:posOffset>
@@ -7947,7 +7497,7 @@
           <w:lang w:eastAsia="es-419"/>
         </w:rPr>
         <w:drawing>
-          <wp:anchor distT="0" distB="0" distL="114300" distR="114300" simplePos="0" relativeHeight="251655680" behindDoc="0" locked="0" layoutInCell="1" allowOverlap="1" wp14:anchorId="13976862" wp14:editId="2B37B2A0">
+          <wp:anchor distT="0" distB="0" distL="114300" distR="114300" simplePos="0" relativeHeight="251658254" behindDoc="0" locked="0" layoutInCell="1" allowOverlap="1" wp14:anchorId="13976862" wp14:editId="2B37B2A0">
             <wp:simplePos x="0" y="0"/>
             <wp:positionH relativeFrom="margin">
               <wp:posOffset>-946785</wp:posOffset>
@@ -9671,7 +9221,7 @@
         <mc:AlternateContent>
           <mc:Choice Requires="wps">
             <w:drawing>
-              <wp:anchor distT="0" distB="0" distL="114300" distR="114300" simplePos="0" relativeHeight="251684352" behindDoc="0" locked="0" layoutInCell="1" allowOverlap="1" wp14:anchorId="2218F585" wp14:editId="67F64F35">
+              <wp:anchor distT="0" distB="0" distL="114300" distR="114300" simplePos="0" relativeHeight="251703313" behindDoc="0" locked="0" layoutInCell="1" allowOverlap="1" wp14:anchorId="2218F585" wp14:editId="67F64F35">
                 <wp:simplePos x="0" y="0"/>
                 <wp:positionH relativeFrom="column">
                   <wp:posOffset>-1061085</wp:posOffset>
@@ -9727,10 +9277,7 @@
                               <w:t xml:space="preserve">Ilustración </w:t>
                             </w:r>
                             <w:r>
-                              <w:t>2</w:t>
-                            </w:r>
-                            <w:r>
-                              <w:t>4</w:t>
+                              <w:t>24</w:t>
                             </w:r>
                             <w:r>
                               <w:t xml:space="preserve">. Diagrama de actividad del </w:t>
@@ -9778,7 +9325,7 @@
           </mc:Choice>
           <mc:Fallback>
             <w:pict>
-              <v:shape w14:anchorId="2218F585" id="_x0000_s1045" type="#_x0000_t202" style="position:absolute;left:0;text-align:left;margin-left:-83.55pt;margin-top:298.9pt;width:588pt;height:13.5pt;z-index:251684352;visibility:visible;mso-wrap-style:square;mso-height-percent:0;mso-wrap-distance-left:9pt;mso-wrap-distance-top:0;mso-wrap-distance-right:9pt;mso-wrap-distance-bottom:0;mso-position-horizontal:absolute;mso-position-horizontal-relative:text;mso-position-vertical:absolute;mso-position-vertical-relative:text;mso-height-percent:0;mso-height-relative:margin;v-text-anchor:top" o:gfxdata="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" stroked="f">
+              <v:shape w14:anchorId="2218F585" id="_x0000_s1045" type="#_x0000_t202" style="position:absolute;left:0;text-align:left;margin-left:-83.55pt;margin-top:298.9pt;width:588pt;height:13.5pt;z-index:251703313;visibility:visible;mso-wrap-style:square;mso-height-percent:0;mso-wrap-distance-left:9pt;mso-wrap-distance-top:0;mso-wrap-distance-right:9pt;mso-wrap-distance-bottom:0;mso-position-horizontal:absolute;mso-position-horizontal-relative:text;mso-position-vertical:absolute;mso-position-vertical-relative:text;mso-height-percent:0;mso-height-relative:margin;v-text-anchor:top" o:gfxdata="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" stroked="f">
                 <v:textbox inset="0,0,0,0">
                   <w:txbxContent>
                     <w:p>
@@ -9803,10 +9350,7 @@
                         <w:t xml:space="preserve">Ilustración </w:t>
                       </w:r>
                       <w:r>
-                        <w:t>2</w:t>
-                      </w:r>
-                      <w:r>
-                        <w:t>4</w:t>
+                        <w:t>24</w:t>
                       </w:r>
                       <w:r>
                         <w:t xml:space="preserve">. Diagrama de actividad del </w:t>
@@ -10077,13 +9621,6 @@
     </w:p>
     <w:p>
       <w:pPr>
-        <w:rPr>
-          <w:lang w:val="es-419"/>
-        </w:rPr>
-      </w:pPr>
-    </w:p>
-    <w:p>
-      <w:pPr>
         <w:pStyle w:val="Ttulo1"/>
         <w:numPr>
           <w:ilvl w:val="0"/>
@@ -10105,6 +9642,7 @@
           <w:sz w:val="32"/>
           <w:szCs w:val="32"/>
         </w:rPr>
+        <w:lastRenderedPageBreak/>
         <w:t>DISEÑO 3D DE LA CARCASA</w:t>
       </w:r>
       <w:bookmarkEnd w:id="15"/>
@@ -12442,6 +11980,119 @@
     </w:lvl>
   </w:abstractNum>
   <w:abstractNum w:abstractNumId="16" w15:restartNumberingAfterBreak="0">
+    <w:nsid w:val="42591202"/>
+    <w:multiLevelType w:val="hybridMultilevel"/>
+    <w:tmpl w:val="19D69FF8"/>
+    <w:lvl w:ilvl="0" w:tplc="0C0A0001">
+      <w:start w:val="1"/>
+      <w:numFmt w:val="bullet"/>
+      <w:lvlText w:val=""/>
+      <w:lvlJc w:val="left"/>
+      <w:pPr>
+        <w:ind w:left="720" w:hanging="360"/>
+      </w:pPr>
+      <w:rPr>
+        <w:rFonts w:ascii="Symbol" w:hAnsi="Symbol" w:hint="default"/>
+      </w:rPr>
+    </w:lvl>
+    <w:lvl w:ilvl="1" w:tplc="0C0A0003" w:tentative="1">
+      <w:start w:val="1"/>
+      <w:numFmt w:val="bullet"/>
+      <w:lvlText w:val="o"/>
+      <w:lvlJc w:val="left"/>
+      <w:pPr>
+        <w:ind w:left="1440" w:hanging="360"/>
+      </w:pPr>
+      <w:rPr>
+        <w:rFonts w:ascii="Courier New" w:hAnsi="Courier New" w:cs="Courier New" w:hint="default"/>
+      </w:rPr>
+    </w:lvl>
+    <w:lvl w:ilvl="2" w:tplc="0C0A0005" w:tentative="1">
+      <w:start w:val="1"/>
+      <w:numFmt w:val="bullet"/>
+      <w:lvlText w:val=""/>
+      <w:lvlJc w:val="left"/>
+      <w:pPr>
+        <w:ind w:left="2160" w:hanging="360"/>
+      </w:pPr>
+      <w:rPr>
+        <w:rFonts w:ascii="Wingdings" w:hAnsi="Wingdings" w:hint="default"/>
+      </w:rPr>
+    </w:lvl>
+    <w:lvl w:ilvl="3" w:tplc="0C0A0001" w:tentative="1">
+      <w:start w:val="1"/>
+      <w:numFmt w:val="bullet"/>
+      <w:lvlText w:val=""/>
+      <w:lvlJc w:val="left"/>
+      <w:pPr>
+        <w:ind w:left="2880" w:hanging="360"/>
+      </w:pPr>
+      <w:rPr>
+        <w:rFonts w:ascii="Symbol" w:hAnsi="Symbol" w:hint="default"/>
+      </w:rPr>
+    </w:lvl>
+    <w:lvl w:ilvl="4" w:tplc="0C0A0003" w:tentative="1">
+      <w:start w:val="1"/>
+      <w:numFmt w:val="bullet"/>
+      <w:lvlText w:val="o"/>
+      <w:lvlJc w:val="left"/>
+      <w:pPr>
+        <w:ind w:left="3600" w:hanging="360"/>
+      </w:pPr>
+      <w:rPr>
+        <w:rFonts w:ascii="Courier New" w:hAnsi="Courier New" w:cs="Courier New" w:hint="default"/>
+      </w:rPr>
+    </w:lvl>
+    <w:lvl w:ilvl="5" w:tplc="0C0A0005" w:tentative="1">
+      <w:start w:val="1"/>
+      <w:numFmt w:val="bullet"/>
+      <w:lvlText w:val=""/>
+      <w:lvlJc w:val="left"/>
+      <w:pPr>
+        <w:ind w:left="4320" w:hanging="360"/>
+      </w:pPr>
+      <w:rPr>
+        <w:rFonts w:ascii="Wingdings" w:hAnsi="Wingdings" w:hint="default"/>
+      </w:rPr>
+    </w:lvl>
+    <w:lvl w:ilvl="6" w:tplc="0C0A0001" w:tentative="1">
+      <w:start w:val="1"/>
+      <w:numFmt w:val="bullet"/>
+      <w:lvlText w:val=""/>
+      <w:lvlJc w:val="left"/>
+      <w:pPr>
+        <w:ind w:left="5040" w:hanging="360"/>
+      </w:pPr>
+      <w:rPr>
+        <w:rFonts w:ascii="Symbol" w:hAnsi="Symbol" w:hint="default"/>
+      </w:rPr>
+    </w:lvl>
+    <w:lvl w:ilvl="7" w:tplc="0C0A0003" w:tentative="1">
+      <w:start w:val="1"/>
+      <w:numFmt w:val="bullet"/>
+      <w:lvlText w:val="o"/>
+      <w:lvlJc w:val="left"/>
+      <w:pPr>
+        <w:ind w:left="5760" w:hanging="360"/>
+      </w:pPr>
+      <w:rPr>
+        <w:rFonts w:ascii="Courier New" w:hAnsi="Courier New" w:cs="Courier New" w:hint="default"/>
+      </w:rPr>
+    </w:lvl>
+    <w:lvl w:ilvl="8" w:tplc="0C0A0005" w:tentative="1">
+      <w:start w:val="1"/>
+      <w:numFmt w:val="bullet"/>
+      <w:lvlText w:val=""/>
+      <w:lvlJc w:val="left"/>
+      <w:pPr>
+        <w:ind w:left="6480" w:hanging="360"/>
+      </w:pPr>
+      <w:rPr>
+        <w:rFonts w:ascii="Wingdings" w:hAnsi="Wingdings" w:hint="default"/>
+      </w:rPr>
+    </w:lvl>
+  </w:abstractNum>
+  <w:abstractNum w:abstractNumId="17" w15:restartNumberingAfterBreak="0">
     <w:nsid w:val="4C174772"/>
     <w:multiLevelType w:val="hybridMultilevel"/>
     <w:tmpl w:val="23CC8E84"/>
@@ -12554,7 +12205,7 @@
       </w:rPr>
     </w:lvl>
   </w:abstractNum>
-  <w:abstractNum w:abstractNumId="17" w15:restartNumberingAfterBreak="0">
+  <w:abstractNum w:abstractNumId="18" w15:restartNumberingAfterBreak="0">
     <w:nsid w:val="51B84CD2"/>
     <w:multiLevelType w:val="multilevel"/>
     <w:tmpl w:val="BA82BE24"/>
@@ -12703,7 +12354,7 @@
       </w:rPr>
     </w:lvl>
   </w:abstractNum>
-  <w:abstractNum w:abstractNumId="18" w15:restartNumberingAfterBreak="0">
+  <w:abstractNum w:abstractNumId="19" w15:restartNumberingAfterBreak="0">
     <w:nsid w:val="524D08AD"/>
     <w:multiLevelType w:val="hybridMultilevel"/>
     <w:tmpl w:val="2E0A7E42"/>
@@ -12816,7 +12467,7 @@
       </w:rPr>
     </w:lvl>
   </w:abstractNum>
-  <w:abstractNum w:abstractNumId="19" w15:restartNumberingAfterBreak="0">
+  <w:abstractNum w:abstractNumId="20" w15:restartNumberingAfterBreak="0">
     <w:nsid w:val="61D56525"/>
     <w:multiLevelType w:val="hybridMultilevel"/>
     <w:tmpl w:val="0C847C0E"/>
@@ -12929,7 +12580,7 @@
       </w:rPr>
     </w:lvl>
   </w:abstractNum>
-  <w:abstractNum w:abstractNumId="20" w15:restartNumberingAfterBreak="0">
+  <w:abstractNum w:abstractNumId="21" w15:restartNumberingAfterBreak="0">
     <w:nsid w:val="62983712"/>
     <w:multiLevelType w:val="hybridMultilevel"/>
     <w:tmpl w:val="F13057EE"/>
@@ -13042,7 +12693,7 @@
       </w:rPr>
     </w:lvl>
   </w:abstractNum>
-  <w:abstractNum w:abstractNumId="21" w15:restartNumberingAfterBreak="0">
+  <w:abstractNum w:abstractNumId="22" w15:restartNumberingAfterBreak="0">
     <w:nsid w:val="6CD617F5"/>
     <w:multiLevelType w:val="hybridMultilevel"/>
     <w:tmpl w:val="954646CA"/>
@@ -13155,7 +12806,7 @@
       </w:rPr>
     </w:lvl>
   </w:abstractNum>
-  <w:abstractNum w:abstractNumId="22" w15:restartNumberingAfterBreak="0">
+  <w:abstractNum w:abstractNumId="23" w15:restartNumberingAfterBreak="0">
     <w:nsid w:val="713F4536"/>
     <w:multiLevelType w:val="multilevel"/>
     <w:tmpl w:val="D450C07E"/>
@@ -13268,7 +12919,7 @@
       </w:pPr>
     </w:lvl>
   </w:abstractNum>
-  <w:abstractNum w:abstractNumId="23" w15:restartNumberingAfterBreak="0">
+  <w:abstractNum w:abstractNumId="24" w15:restartNumberingAfterBreak="0">
     <w:nsid w:val="74A954F3"/>
     <w:multiLevelType w:val="hybridMultilevel"/>
     <w:tmpl w:val="7C2C03D0"/>
@@ -13381,7 +13032,7 @@
       </w:rPr>
     </w:lvl>
   </w:abstractNum>
-  <w:abstractNum w:abstractNumId="24" w15:restartNumberingAfterBreak="0">
+  <w:abstractNum w:abstractNumId="25" w15:restartNumberingAfterBreak="0">
     <w:nsid w:val="75510155"/>
     <w:multiLevelType w:val="multilevel"/>
     <w:tmpl w:val="B6AA172C"/>
@@ -13494,7 +13145,7 @@
       </w:pPr>
     </w:lvl>
   </w:abstractNum>
-  <w:abstractNum w:abstractNumId="25" w15:restartNumberingAfterBreak="0">
+  <w:abstractNum w:abstractNumId="26" w15:restartNumberingAfterBreak="0">
     <w:nsid w:val="75743D2F"/>
     <w:multiLevelType w:val="hybridMultilevel"/>
     <w:tmpl w:val="D492A0AC"/>
@@ -13607,7 +13258,7 @@
       </w:rPr>
     </w:lvl>
   </w:abstractNum>
-  <w:abstractNum w:abstractNumId="26" w15:restartNumberingAfterBreak="0">
+  <w:abstractNum w:abstractNumId="27" w15:restartNumberingAfterBreak="0">
     <w:nsid w:val="7BBA6264"/>
     <w:multiLevelType w:val="hybridMultilevel"/>
     <w:tmpl w:val="D038A7E8"/>
@@ -13720,7 +13371,7 @@
       </w:rPr>
     </w:lvl>
   </w:abstractNum>
-  <w:abstractNum w:abstractNumId="27" w15:restartNumberingAfterBreak="0">
+  <w:abstractNum w:abstractNumId="28" w15:restartNumberingAfterBreak="0">
     <w:nsid w:val="7CF804A4"/>
     <w:multiLevelType w:val="hybridMultilevel"/>
     <w:tmpl w:val="74C2901C"/>
@@ -13833,7 +13484,7 @@
       </w:rPr>
     </w:lvl>
   </w:abstractNum>
-  <w:abstractNum w:abstractNumId="28" w15:restartNumberingAfterBreak="0">
+  <w:abstractNum w:abstractNumId="29" w15:restartNumberingAfterBreak="0">
     <w:nsid w:val="7F5C5282"/>
     <w:multiLevelType w:val="multilevel"/>
     <w:tmpl w:val="03DEBE40"/>
@@ -13995,13 +13646,13 @@
     <w:abstractNumId w:val="14"/>
   </w:num>
   <w:num w:numId="5" w16cid:durableId="549652145">
-    <w:abstractNumId w:val="28"/>
+    <w:abstractNumId w:val="29"/>
   </w:num>
   <w:num w:numId="6" w16cid:durableId="1584147909">
     <w:abstractNumId w:val="1"/>
   </w:num>
   <w:num w:numId="7" w16cid:durableId="891043642">
-    <w:abstractNumId w:val="18"/>
+    <w:abstractNumId w:val="19"/>
   </w:num>
   <w:num w:numId="8" w16cid:durableId="1871068288">
     <w:abstractNumId w:val="15"/>
@@ -14010,7 +13661,7 @@
     <w:abstractNumId w:val="2"/>
   </w:num>
   <w:num w:numId="10" w16cid:durableId="614601574">
-    <w:abstractNumId w:val="21"/>
+    <w:abstractNumId w:val="22"/>
   </w:num>
   <w:num w:numId="11" w16cid:durableId="223226369">
     <w:abstractNumId w:val="3"/>
@@ -14025,31 +13676,31 @@
     <w:abstractNumId w:val="6"/>
   </w:num>
   <w:num w:numId="15" w16cid:durableId="1986658847">
-    <w:abstractNumId w:val="27"/>
+    <w:abstractNumId w:val="28"/>
   </w:num>
   <w:num w:numId="16" w16cid:durableId="1941644569">
-    <w:abstractNumId w:val="26"/>
+    <w:abstractNumId w:val="27"/>
   </w:num>
   <w:num w:numId="17" w16cid:durableId="1971545442">
     <w:abstractNumId w:val="11"/>
   </w:num>
   <w:num w:numId="18" w16cid:durableId="445739271">
-    <w:abstractNumId w:val="19"/>
+    <w:abstractNumId w:val="20"/>
   </w:num>
   <w:num w:numId="19" w16cid:durableId="1232470096">
     <w:abstractNumId w:val="8"/>
   </w:num>
   <w:num w:numId="20" w16cid:durableId="1488477355">
-    <w:abstractNumId w:val="20"/>
+    <w:abstractNumId w:val="21"/>
   </w:num>
   <w:num w:numId="21" w16cid:durableId="946620392">
-    <w:abstractNumId w:val="16"/>
+    <w:abstractNumId w:val="17"/>
   </w:num>
   <w:num w:numId="22" w16cid:durableId="1691177405">
     <w:abstractNumId w:val="0"/>
   </w:num>
   <w:num w:numId="23" w16cid:durableId="100221518">
-    <w:abstractNumId w:val="23"/>
+    <w:abstractNumId w:val="24"/>
   </w:num>
   <w:num w:numId="24" w16cid:durableId="2027247699">
     <w:abstractNumId w:val="10"/>
@@ -14058,16 +13709,19 @@
     <w:abstractNumId w:val="5"/>
   </w:num>
   <w:num w:numId="26" w16cid:durableId="172887313">
-    <w:abstractNumId w:val="22"/>
+    <w:abstractNumId w:val="23"/>
   </w:num>
   <w:num w:numId="27" w16cid:durableId="475727006">
-    <w:abstractNumId w:val="24"/>
+    <w:abstractNumId w:val="25"/>
   </w:num>
   <w:num w:numId="28" w16cid:durableId="2076706489">
-    <w:abstractNumId w:val="17"/>
+    <w:abstractNumId w:val="18"/>
   </w:num>
   <w:num w:numId="29" w16cid:durableId="1036000623">
-    <w:abstractNumId w:val="25"/>
+    <w:abstractNumId w:val="26"/>
+  </w:num>
+  <w:num w:numId="30" w16cid:durableId="1968316532">
+    <w:abstractNumId w:val="16"/>
   </w:num>
   <w:numIdMacAtCleanup w:val="18"/>
 </w:numbering>
@@ -14684,7 +14338,6 @@
   <w:style w:type="character" w:default="1" w:styleId="Fuentedeprrafopredeter">
     <w:name w:val="Default Paragraph Font"/>
     <w:uiPriority w:val="1"/>
-    <w:semiHidden/>
     <w:unhideWhenUsed/>
   </w:style>
   <w:style w:type="table" w:default="1" w:styleId="Tablanormal">
@@ -15430,14 +15083,6 @@
 </file>
 
 <file path=customXml/item1.xml><?xml version="1.0" encoding="utf-8"?>
-<p:properties xmlns:p="http://schemas.microsoft.com/office/2006/metadata/properties" xmlns:xsi="http://www.w3.org/2001/XMLSchema-instance" xmlns:pc="http://schemas.microsoft.com/office/infopath/2007/PartnerControls">
-  <documentManagement>
-    <_activity xmlns="b8ac1900-1a80-484c-9fa5-b23ec1807af7" xsi:nil="true"/>
-  </documentManagement>
-</p:properties>
-</file>
-
-<file path=customXml/item2.xml><?xml version="1.0" encoding="utf-8"?>
 <?mso-contentType ?>
 <FormTemplates xmlns="http://schemas.microsoft.com/sharepoint/v3/contenttype/forms">
   <Display>DocumentLibraryForm</Display>
@@ -15446,11 +15091,15 @@
 </FormTemplates>
 </file>
 
-<file path=customXml/item3.xml><?xml version="1.0" encoding="utf-8"?>
-<b:Sources xmlns:b="http://schemas.openxmlformats.org/officeDocument/2006/bibliography" xmlns="http://schemas.openxmlformats.org/officeDocument/2006/bibliography" SelectedStyle="\APASixthEditionOfficeOnline.xsl" StyleName="APA" Version="6"/>
+<file path=customXml/item2.xml><?xml version="1.0" encoding="utf-8"?>
+<p:properties xmlns:p="http://schemas.microsoft.com/office/2006/metadata/properties" xmlns:xsi="http://www.w3.org/2001/XMLSchema-instance" xmlns:pc="http://schemas.microsoft.com/office/infopath/2007/PartnerControls">
+  <documentManagement>
+    <_activity xmlns="b8ac1900-1a80-484c-9fa5-b23ec1807af7" xsi:nil="true"/>
+  </documentManagement>
+</p:properties>
 </file>
 
-<file path=customXml/item4.xml><?xml version="1.0" encoding="utf-8"?>
+<file path=customXml/item3.xml><?xml version="1.0" encoding="utf-8"?>
 <ct:contentTypeSchema xmlns:ct="http://schemas.microsoft.com/office/2006/metadata/contentType" xmlns:ma="http://schemas.microsoft.com/office/2006/metadata/properties/metaAttributes" ct:_="" ma:_="" ma:contentTypeName="Documento" ma:contentTypeID="0x010100CAC61C3A2C4E814CB34EC66E77DB547F" ma:contentTypeVersion="10" ma:contentTypeDescription="Crear nuevo documento." ma:contentTypeScope="" ma:versionID="8a35de240ef28938d25c85e292eeeb38">
   <xsd:schema xmlns:xsd="http://www.w3.org/2001/XMLSchema" xmlns:xs="http://www.w3.org/2001/XMLSchema" xmlns:p="http://schemas.microsoft.com/office/2006/metadata/properties" xmlns:ns3="b8ac1900-1a80-484c-9fa5-b23ec1807af7" targetNamespace="http://schemas.microsoft.com/office/2006/metadata/properties" ma:root="true" ma:fieldsID="bf19dfa3768c568f48d7971ab7b26c9e" ns3:_="">
     <xsd:import namespace="b8ac1900-1a80-484c-9fa5-b23ec1807af7"/>
@@ -15632,7 +15281,19 @@
 </ct:contentTypeSchema>
 </file>
 
+<file path=customXml/item4.xml><?xml version="1.0" encoding="utf-8"?>
+<b:Sources xmlns:b="http://schemas.openxmlformats.org/officeDocument/2006/bibliography" xmlns="http://schemas.openxmlformats.org/officeDocument/2006/bibliography" SelectedStyle="\APASixthEditionOfficeOnline.xsl" StyleName="APA" Version="6"/>
+</file>
+
 <file path=customXml/itemProps1.xml><?xml version="1.0" encoding="utf-8"?>
+<ds:datastoreItem xmlns:ds="http://schemas.openxmlformats.org/officeDocument/2006/customXml" ds:itemID="{EA8A5CD0-DA0C-4A93-BBAF-3F92528DC181}">
+  <ds:schemaRefs>
+    <ds:schemaRef ds:uri="http://schemas.microsoft.com/sharepoint/v3/contenttype/forms"/>
+  </ds:schemaRefs>
+</ds:datastoreItem>
+</file>
+
+<file path=customXml/itemProps2.xml><?xml version="1.0" encoding="utf-8"?>
 <ds:datastoreItem xmlns:ds="http://schemas.openxmlformats.org/officeDocument/2006/customXml" ds:itemID="{0BADC999-173B-4766-BFF7-66E322400E6F}">
   <ds:schemaRefs>
     <ds:schemaRef ds:uri="http://schemas.microsoft.com/office/2006/metadata/properties"/>
@@ -15642,23 +15303,7 @@
 </ds:datastoreItem>
 </file>
 
-<file path=customXml/itemProps2.xml><?xml version="1.0" encoding="utf-8"?>
-<ds:datastoreItem xmlns:ds="http://schemas.openxmlformats.org/officeDocument/2006/customXml" ds:itemID="{EA8A5CD0-DA0C-4A93-BBAF-3F92528DC181}">
-  <ds:schemaRefs>
-    <ds:schemaRef ds:uri="http://schemas.microsoft.com/sharepoint/v3/contenttype/forms"/>
-  </ds:schemaRefs>
-</ds:datastoreItem>
-</file>
-
 <file path=customXml/itemProps3.xml><?xml version="1.0" encoding="utf-8"?>
-<ds:datastoreItem xmlns:ds="http://schemas.openxmlformats.org/officeDocument/2006/customXml" ds:itemID="{6C119DCE-3606-4AC8-B9FB-A0D672F2B151}">
-  <ds:schemaRefs>
-    <ds:schemaRef ds:uri="http://schemas.openxmlformats.org/officeDocument/2006/bibliography"/>
-  </ds:schemaRefs>
-</ds:datastoreItem>
-</file>
-
-<file path=customXml/itemProps4.xml><?xml version="1.0" encoding="utf-8"?>
 <ds:datastoreItem xmlns:ds="http://schemas.openxmlformats.org/officeDocument/2006/customXml" ds:itemID="{2612DBA3-A133-4757-926E-ADA81D975420}">
   <ds:schemaRefs>
     <ds:schemaRef ds:uri="http://schemas.microsoft.com/office/2006/metadata/contentType"/>
@@ -15674,4 +15319,12 @@
     <ds:schemaRef ds:uri="http://schemas.microsoft.com/internal/obd"/>
   </ds:schemaRefs>
 </ds:datastoreItem>
+</file>
+
+<file path=customXml/itemProps4.xml><?xml version="1.0" encoding="utf-8"?>
+<ds:datastoreItem xmlns:ds="http://schemas.openxmlformats.org/officeDocument/2006/customXml" ds:itemID="{6C119DCE-3606-4AC8-B9FB-A0D672F2B151}">
+  <ds:schemaRefs>
+    <ds:schemaRef ds:uri="http://schemas.openxmlformats.org/officeDocument/2006/bibliography"/>
+  </ds:schemaRefs>
+</ds:datastoreItem>
 </file>